--- a/Noted Dokumentáció v1.docx
+++ b/Noted Dokumentáció v1.docx
@@ -1,6 +1,6 @@
 
 <file path=word/document.xml><?xml version="1.0" encoding="utf-8"?>
-<w:document xmlns:wpc="http://schemas.microsoft.com/office/word/2010/wordprocessingCanvas" xmlns:cx="http://schemas.microsoft.com/office/drawing/2014/chartex" xmlns:cx1="http://schemas.microsoft.com/office/drawing/2015/9/8/chartex" xmlns:cx2="http://schemas.microsoft.com/office/drawing/2015/10/21/chartex" xmlns:cx3="http://schemas.microsoft.com/office/drawing/2016/5/9/chartex" xmlns:cx4="http://schemas.microsoft.com/office/drawing/2016/5/10/chartex" xmlns:cx5="http://schemas.microsoft.com/office/drawing/2016/5/11/chartex" xmlns:cx6="http://schemas.microsoft.com/office/drawing/2016/5/12/chartex" xmlns:cx7="http://schemas.microsoft.com/office/drawing/2016/5/13/chartex" xmlns:cx8="http://schemas.microsoft.com/office/drawing/2016/5/14/chartex" xmlns:mc="http://schemas.openxmlformats.org/markup-compatibility/2006" xmlns:aink="http://schemas.microsoft.com/office/drawing/2016/ink" xmlns:am3d="http://schemas.microsoft.com/office/drawing/2017/model3d" xmlns:o="urn:schemas-microsoft-com:office:office" xmlns:r="http://schemas.openxmlformats.org/officeDocument/2006/relationships" xmlns:m="http://schemas.openxmlformats.org/officeDocument/2006/math" xmlns:v="urn:schemas-microsoft-com:vml" xmlns:wp14="http://schemas.microsoft.com/office/word/2010/wordprocessingDrawing" xmlns:wp="http://schemas.openxmlformats.org/drawingml/2006/wordprocessingDrawing" xmlns:w10="urn:schemas-microsoft-com:office:word" xmlns:w="http://schemas.openxmlformats.org/wordprocessingml/2006/main" xmlns:w14="http://schemas.microsoft.com/office/word/2010/wordml" xmlns:w15="http://schemas.microsoft.com/office/word/2012/wordml" xmlns:w16cex="http://schemas.microsoft.com/office/word/2018/wordml/cex" xmlns:w16cid="http://schemas.microsoft.com/office/word/2016/wordml/cid" xmlns:w16="http://schemas.microsoft.com/office/word/2018/wordml" xmlns:w16sdtdh="http://schemas.microsoft.com/office/word/2020/wordml/sdtdatahash" xmlns:w16se="http://schemas.microsoft.com/office/word/2015/wordml/symex" xmlns:wpg="http://schemas.microsoft.com/office/word/2010/wordprocessingGroup" xmlns:wpi="http://schemas.microsoft.com/office/word/2010/wordprocessingInk" xmlns:wne="http://schemas.microsoft.com/office/word/2006/wordml" xmlns:wps="http://schemas.microsoft.com/office/word/2010/wordprocessingShape" mc:Ignorable="w14 w15 w16se w16cid w16 w16cex w16sdtdh wp14">
+<w:document xmlns:wpc="http://schemas.microsoft.com/office/word/2010/wordprocessingCanvas" xmlns:cx="http://schemas.microsoft.com/office/drawing/2014/chartex" xmlns:cx1="http://schemas.microsoft.com/office/drawing/2015/9/8/chartex" xmlns:cx2="http://schemas.microsoft.com/office/drawing/2015/10/21/chartex" xmlns:cx3="http://schemas.microsoft.com/office/drawing/2016/5/9/chartex" xmlns:cx4="http://schemas.microsoft.com/office/drawing/2016/5/10/chartex" xmlns:cx5="http://schemas.microsoft.com/office/drawing/2016/5/11/chartex" xmlns:cx6="http://schemas.microsoft.com/office/drawing/2016/5/12/chartex" xmlns:cx7="http://schemas.microsoft.com/office/drawing/2016/5/13/chartex" xmlns:cx8="http://schemas.microsoft.com/office/drawing/2016/5/14/chartex" xmlns:mc="http://schemas.openxmlformats.org/markup-compatibility/2006" xmlns:aink="http://schemas.microsoft.com/office/drawing/2016/ink" xmlns:am3d="http://schemas.microsoft.com/office/drawing/2017/model3d" xmlns:o="urn:schemas-microsoft-com:office:office" xmlns:r="http://schemas.openxmlformats.org/officeDocument/2006/relationships" xmlns:m="http://schemas.openxmlformats.org/officeDocument/2006/math" xmlns:v="urn:schemas-microsoft-com:vml" xmlns:wp14="http://schemas.microsoft.com/office/word/2010/wordprocessingDrawing" xmlns:wp="http://schemas.openxmlformats.org/drawingml/2006/wordprocessingDrawing" xmlns:w10="urn:schemas-microsoft-com:office:word" xmlns:w="http://schemas.openxmlformats.org/wordprocessingml/2006/main" xmlns:w14="http://schemas.microsoft.com/office/word/2010/wordml" xmlns:w15="http://schemas.microsoft.com/office/word/2012/wordml" xmlns:w16cex="http://schemas.microsoft.com/office/word/2018/wordml/cex" xmlns:w16cid="http://schemas.microsoft.com/office/word/2016/wordml/cid" xmlns:w16="http://schemas.microsoft.com/office/word/2018/wordml" xmlns:w16sdtdh="http://schemas.microsoft.com/office/word/2020/wordml/sdtdatahash" xmlns:w16se="http://schemas.microsoft.com/office/word/2015/wordml/symex" xmlns:wpg="http://schemas.microsoft.com/office/word/2010/wordprocessingGroup" xmlns:wpi="http://schemas.microsoft.com/office/word/2010/wordprocessingInk" xmlns:wne="http://schemas.microsoft.com/office/word/2006/wordml" xmlns:wps="http://schemas.microsoft.com/office/word/2010/wordprocessingShape" xmlns:a="http://schemas.openxmlformats.org/drawingml/2006/main" xmlns:pic="http://schemas.openxmlformats.org/drawingml/2006/picture" xmlns:a14="http://schemas.microsoft.com/office/drawing/2010/main" mc:Ignorable="w14 w15 w16se w16cid w16 w16cex w16sdtdh wp14">
   <w:body>
     <w:p>
       <w:pPr>
@@ -79,7 +79,6 @@
           <w:sz w:val="96"/>
           <w:szCs w:val="96"/>
         </w:rPr>
-        <w:lastRenderedPageBreak/>
         <w:t>1.Bevezetés</w:t>
       </w:r>
     </w:p>
@@ -281,7 +280,6 @@
           <w:sz w:val="36"/>
           <w:szCs w:val="36"/>
         </w:rPr>
-        <w:lastRenderedPageBreak/>
         <w:t>A rendszer fő funkciói</w:t>
       </w:r>
     </w:p>
@@ -702,7 +700,6 @@
           <w:sz w:val="96"/>
           <w:szCs w:val="96"/>
         </w:rPr>
-        <w:lastRenderedPageBreak/>
         <w:t>2.Követelmények</w:t>
       </w:r>
     </w:p>
@@ -1182,7 +1179,6 @@
           <w:sz w:val="32"/>
           <w:szCs w:val="32"/>
         </w:rPr>
-        <w:lastRenderedPageBreak/>
         <w:t>Adatperzisztencia</w:t>
       </w:r>
       <w:proofErr w:type="spellEnd"/>
@@ -1409,7 +1405,6 @@
           <w:sz w:val="96"/>
           <w:szCs w:val="96"/>
         </w:rPr>
-        <w:lastRenderedPageBreak/>
         <w:t>3. Rendszerterv</w:t>
       </w:r>
     </w:p>
@@ -2057,7 +2052,6 @@
                 <w:sz w:val="32"/>
                 <w:szCs w:val="32"/>
               </w:rPr>
-              <w:lastRenderedPageBreak/>
               <w:t>projekt létrehozása / átnevezése / törlése / megnyitása, felhasználónév változtatása és kijelentkezés</w:t>
             </w:r>
           </w:p>
@@ -2085,7 +2079,6 @@
                 <w:sz w:val="36"/>
                 <w:szCs w:val="36"/>
               </w:rPr>
-              <w:lastRenderedPageBreak/>
               <w:t>Munkaterület (</w:t>
             </w:r>
             <w:proofErr w:type="spellStart"/>
@@ -2527,7 +2520,6 @@
           <w:sz w:val="32"/>
           <w:szCs w:val="32"/>
         </w:rPr>
-        <w:lastRenderedPageBreak/>
         <w:t>cookie</w:t>
       </w:r>
       <w:proofErr w:type="spellEnd"/>
@@ -3219,7 +3211,6 @@
                 <w:sz w:val="32"/>
                 <w:szCs w:val="32"/>
               </w:rPr>
-              <w:lastRenderedPageBreak/>
               <w:t>PUT</w:t>
             </w:r>
           </w:p>
@@ -5227,7 +5218,6 @@
           <w:sz w:val="96"/>
           <w:szCs w:val="96"/>
         </w:rPr>
-        <w:lastRenderedPageBreak/>
         <w:t>4. Adatbázis</w:t>
       </w:r>
     </w:p>
@@ -5259,6 +5249,14 @@
           <w:szCs w:val="36"/>
         </w:rPr>
         <w:tab/>
+      </w:r>
+      <w:r>
+        <w:rPr>
+          <w:b/>
+          <w:bCs/>
+          <w:sz w:val="36"/>
+          <w:szCs w:val="36"/>
+        </w:rPr>
         <w:t>Adatmodell</w:t>
       </w:r>
     </w:p>
@@ -5553,7 +5551,6 @@
           <w:sz w:val="32"/>
           <w:szCs w:val="32"/>
         </w:rPr>
-        <w:lastRenderedPageBreak/>
         <w:t xml:space="preserve">A fenti képen látható táblák közötti kapcsolat: a </w:t>
       </w:r>
       <w:proofErr w:type="spellStart"/>
@@ -5686,6 +5683,14 @@
           <w:szCs w:val="36"/>
         </w:rPr>
         <w:tab/>
+      </w:r>
+      <w:r>
+        <w:rPr>
+          <w:b/>
+          <w:bCs/>
+          <w:sz w:val="36"/>
+          <w:szCs w:val="36"/>
+        </w:rPr>
         <w:t>Táblák részletes leírása</w:t>
       </w:r>
     </w:p>
@@ -6512,7 +6517,6 @@
           <w:sz w:val="32"/>
           <w:szCs w:val="32"/>
         </w:rPr>
-        <w:lastRenderedPageBreak/>
         <w:t>projects</w:t>
       </w:r>
       <w:proofErr w:type="spellEnd"/>
@@ -6966,7 +6970,6 @@
           <w:sz w:val="32"/>
           <w:szCs w:val="32"/>
         </w:rPr>
-        <w:lastRenderedPageBreak/>
         <w:t>modules</w:t>
       </w:r>
       <w:proofErr w:type="spellEnd"/>
@@ -7711,7 +7714,6 @@
           <w:sz w:val="32"/>
           <w:szCs w:val="32"/>
         </w:rPr>
-        <w:lastRenderedPageBreak/>
         <w:t>user_projects</w:t>
       </w:r>
       <w:proofErr w:type="spellEnd"/>
@@ -8046,6 +8048,14 @@
           <w:szCs w:val="36"/>
         </w:rPr>
         <w:tab/>
+      </w:r>
+      <w:r>
+        <w:rPr>
+          <w:b/>
+          <w:bCs/>
+          <w:sz w:val="36"/>
+          <w:szCs w:val="36"/>
+        </w:rPr>
         <w:t>Kapcsolatok</w:t>
       </w:r>
     </w:p>
@@ -8302,7 +8312,7 @@
         <w:shd w:val="clear" w:color="auto" w:fill="121314"/>
         <w:spacing w:line="285" w:lineRule="atLeast"/>
         <w:rPr>
-          <w:rFonts w:ascii="Consolas" w:eastAsia="Times New Roman" w:hAnsi="Consolas" w:cs="Times New Roman"/>
+          <w:rFonts w:ascii="Consolas" w:hAnsi="Consolas" w:eastAsia="Times New Roman" w:cs="Times New Roman"/>
           <w:color w:val="BBBEBF"/>
           <w:sz w:val="21"/>
           <w:szCs w:val="21"/>
@@ -8311,7 +8321,7 @@
       </w:pPr>
       <w:r>
         <w:rPr>
-          <w:rFonts w:ascii="Consolas" w:eastAsia="Times New Roman" w:hAnsi="Consolas" w:cs="Times New Roman"/>
+          <w:rFonts w:ascii="Consolas" w:hAnsi="Consolas" w:eastAsia="Times New Roman" w:cs="Times New Roman"/>
           <w:color w:val="FF7B72"/>
           <w:sz w:val="21"/>
           <w:szCs w:val="21"/>
@@ -8321,7 +8331,7 @@
       </w:r>
       <w:r>
         <w:rPr>
-          <w:rFonts w:ascii="Consolas" w:eastAsia="Times New Roman" w:hAnsi="Consolas" w:cs="Times New Roman"/>
+          <w:rFonts w:ascii="Consolas" w:hAnsi="Consolas" w:eastAsia="Times New Roman" w:cs="Times New Roman"/>
           <w:color w:val="BBBEBF"/>
           <w:sz w:val="21"/>
           <w:szCs w:val="21"/>
@@ -8331,7 +8341,7 @@
       </w:r>
       <w:r>
         <w:rPr>
-          <w:rFonts w:ascii="Consolas" w:eastAsia="Times New Roman" w:hAnsi="Consolas" w:cs="Times New Roman"/>
+          <w:rFonts w:ascii="Consolas" w:hAnsi="Consolas" w:eastAsia="Times New Roman" w:cs="Times New Roman"/>
           <w:color w:val="FF7B72"/>
           <w:sz w:val="21"/>
           <w:szCs w:val="21"/>
@@ -8341,7 +8351,7 @@
       </w:r>
       <w:r>
         <w:rPr>
-          <w:rFonts w:ascii="Consolas" w:eastAsia="Times New Roman" w:hAnsi="Consolas" w:cs="Times New Roman"/>
+          <w:rFonts w:ascii="Consolas" w:hAnsi="Consolas" w:eastAsia="Times New Roman" w:cs="Times New Roman"/>
           <w:color w:val="BBBEBF"/>
           <w:sz w:val="21"/>
           <w:szCs w:val="21"/>
@@ -8351,7 +8361,7 @@
       </w:r>
       <w:r>
         <w:rPr>
-          <w:rFonts w:ascii="Consolas" w:eastAsia="Times New Roman" w:hAnsi="Consolas" w:cs="Times New Roman"/>
+          <w:rFonts w:ascii="Consolas" w:hAnsi="Consolas" w:eastAsia="Times New Roman" w:cs="Times New Roman"/>
           <w:color w:val="D2A8FF"/>
           <w:sz w:val="21"/>
           <w:szCs w:val="21"/>
@@ -8361,7 +8371,7 @@
       </w:r>
       <w:r>
         <w:rPr>
-          <w:rFonts w:ascii="Consolas" w:eastAsia="Times New Roman" w:hAnsi="Consolas" w:cs="Times New Roman"/>
+          <w:rFonts w:ascii="Consolas" w:hAnsi="Consolas" w:eastAsia="Times New Roman" w:cs="Times New Roman"/>
           <w:color w:val="BBBEBF"/>
           <w:sz w:val="21"/>
           <w:szCs w:val="21"/>
@@ -8375,7 +8385,7 @@
         <w:shd w:val="clear" w:color="auto" w:fill="121314"/>
         <w:spacing w:after="0" w:line="285" w:lineRule="atLeast"/>
         <w:rPr>
-          <w:rFonts w:ascii="Consolas" w:eastAsia="Times New Roman" w:hAnsi="Consolas" w:cs="Times New Roman"/>
+          <w:rFonts w:ascii="Consolas" w:hAnsi="Consolas" w:eastAsia="Times New Roman" w:cs="Times New Roman"/>
           <w:color w:val="BBBEBF"/>
           <w:sz w:val="21"/>
           <w:szCs w:val="21"/>
@@ -8388,7 +8398,7 @@
         <w:shd w:val="clear" w:color="auto" w:fill="121314"/>
         <w:spacing w:after="0" w:line="285" w:lineRule="atLeast"/>
         <w:rPr>
-          <w:rFonts w:ascii="Consolas" w:eastAsia="Times New Roman" w:hAnsi="Consolas" w:cs="Times New Roman"/>
+          <w:rFonts w:ascii="Consolas" w:hAnsi="Consolas" w:eastAsia="Times New Roman" w:cs="Times New Roman"/>
           <w:color w:val="BBBEBF"/>
           <w:sz w:val="21"/>
           <w:szCs w:val="21"/>
@@ -8397,7 +8407,7 @@
       </w:pPr>
       <w:r>
         <w:rPr>
-          <w:rFonts w:ascii="Consolas" w:eastAsia="Times New Roman" w:hAnsi="Consolas" w:cs="Times New Roman"/>
+          <w:rFonts w:ascii="Consolas" w:hAnsi="Consolas" w:eastAsia="Times New Roman" w:cs="Times New Roman"/>
           <w:color w:val="FF7B72"/>
           <w:sz w:val="21"/>
           <w:szCs w:val="21"/>
@@ -8407,7 +8417,7 @@
       </w:r>
       <w:r>
         <w:rPr>
-          <w:rFonts w:ascii="Consolas" w:eastAsia="Times New Roman" w:hAnsi="Consolas" w:cs="Times New Roman"/>
+          <w:rFonts w:ascii="Consolas" w:hAnsi="Consolas" w:eastAsia="Times New Roman" w:cs="Times New Roman"/>
           <w:color w:val="BBBEBF"/>
           <w:sz w:val="21"/>
           <w:szCs w:val="21"/>
@@ -8421,7 +8431,7 @@
         <w:shd w:val="clear" w:color="auto" w:fill="121314"/>
         <w:spacing w:after="0" w:line="285" w:lineRule="atLeast"/>
         <w:rPr>
-          <w:rFonts w:ascii="Consolas" w:eastAsia="Times New Roman" w:hAnsi="Consolas" w:cs="Times New Roman"/>
+          <w:rFonts w:ascii="Consolas" w:hAnsi="Consolas" w:eastAsia="Times New Roman" w:cs="Times New Roman"/>
           <w:color w:val="BBBEBF"/>
           <w:sz w:val="21"/>
           <w:szCs w:val="21"/>
@@ -8434,7 +8444,7 @@
         <w:shd w:val="clear" w:color="auto" w:fill="121314"/>
         <w:spacing w:after="0" w:line="285" w:lineRule="atLeast"/>
         <w:rPr>
-          <w:rFonts w:ascii="Consolas" w:eastAsia="Times New Roman" w:hAnsi="Consolas" w:cs="Times New Roman"/>
+          <w:rFonts w:ascii="Consolas" w:hAnsi="Consolas" w:eastAsia="Times New Roman" w:cs="Times New Roman"/>
           <w:color w:val="BBBEBF"/>
           <w:sz w:val="21"/>
           <w:szCs w:val="21"/>
@@ -8443,7 +8453,7 @@
       </w:pPr>
       <w:r>
         <w:rPr>
-          <w:rFonts w:ascii="Consolas" w:eastAsia="Times New Roman" w:hAnsi="Consolas" w:cs="Times New Roman"/>
+          <w:rFonts w:ascii="Consolas" w:hAnsi="Consolas" w:eastAsia="Times New Roman" w:cs="Times New Roman"/>
           <w:color w:val="FF7B72"/>
           <w:sz w:val="21"/>
           <w:szCs w:val="21"/>
@@ -8453,7 +8463,7 @@
       </w:r>
       <w:r>
         <w:rPr>
-          <w:rFonts w:ascii="Consolas" w:eastAsia="Times New Roman" w:hAnsi="Consolas" w:cs="Times New Roman"/>
+          <w:rFonts w:ascii="Consolas" w:hAnsi="Consolas" w:eastAsia="Times New Roman" w:cs="Times New Roman"/>
           <w:color w:val="BBBEBF"/>
           <w:sz w:val="21"/>
           <w:szCs w:val="21"/>
@@ -8463,7 +8473,7 @@
       </w:r>
       <w:r>
         <w:rPr>
-          <w:rFonts w:ascii="Consolas" w:eastAsia="Times New Roman" w:hAnsi="Consolas" w:cs="Times New Roman"/>
+          <w:rFonts w:ascii="Consolas" w:hAnsi="Consolas" w:eastAsia="Times New Roman" w:cs="Times New Roman"/>
           <w:color w:val="FF7B72"/>
           <w:sz w:val="21"/>
           <w:szCs w:val="21"/>
@@ -8473,7 +8483,7 @@
       </w:r>
       <w:r>
         <w:rPr>
-          <w:rFonts w:ascii="Consolas" w:eastAsia="Times New Roman" w:hAnsi="Consolas" w:cs="Times New Roman"/>
+          <w:rFonts w:ascii="Consolas" w:hAnsi="Consolas" w:eastAsia="Times New Roman" w:cs="Times New Roman"/>
           <w:color w:val="BBBEBF"/>
           <w:sz w:val="21"/>
           <w:szCs w:val="21"/>
@@ -8484,7 +8494,7 @@
       <w:proofErr w:type="spellStart"/>
       <w:r>
         <w:rPr>
-          <w:rFonts w:ascii="Consolas" w:eastAsia="Times New Roman" w:hAnsi="Consolas" w:cs="Times New Roman"/>
+          <w:rFonts w:ascii="Consolas" w:hAnsi="Consolas" w:eastAsia="Times New Roman" w:cs="Times New Roman"/>
           <w:color w:val="D2A8FF"/>
           <w:sz w:val="21"/>
           <w:szCs w:val="21"/>
@@ -8495,7 +8505,7 @@
       <w:proofErr w:type="spellEnd"/>
       <w:r>
         <w:rPr>
-          <w:rFonts w:ascii="Consolas" w:eastAsia="Times New Roman" w:hAnsi="Consolas" w:cs="Times New Roman"/>
+          <w:rFonts w:ascii="Consolas" w:hAnsi="Consolas" w:eastAsia="Times New Roman" w:cs="Times New Roman"/>
           <w:color w:val="BBBEBF"/>
           <w:sz w:val="21"/>
           <w:szCs w:val="21"/>
@@ -8509,7 +8519,7 @@
         <w:shd w:val="clear" w:color="auto" w:fill="121314"/>
         <w:spacing w:after="0" w:line="285" w:lineRule="atLeast"/>
         <w:rPr>
-          <w:rFonts w:ascii="Consolas" w:eastAsia="Times New Roman" w:hAnsi="Consolas" w:cs="Times New Roman"/>
+          <w:rFonts w:ascii="Consolas" w:hAnsi="Consolas" w:eastAsia="Times New Roman" w:cs="Times New Roman"/>
           <w:color w:val="BBBEBF"/>
           <w:sz w:val="21"/>
           <w:szCs w:val="21"/>
@@ -8518,7 +8528,7 @@
       </w:pPr>
       <w:r>
         <w:rPr>
-          <w:rFonts w:ascii="Consolas" w:eastAsia="Times New Roman" w:hAnsi="Consolas" w:cs="Times New Roman"/>
+          <w:rFonts w:ascii="Consolas" w:hAnsi="Consolas" w:eastAsia="Times New Roman" w:cs="Times New Roman"/>
           <w:color w:val="BBBEBF"/>
           <w:sz w:val="21"/>
           <w:szCs w:val="21"/>
@@ -8529,7 +8539,7 @@
       <w:proofErr w:type="spellStart"/>
       <w:r>
         <w:rPr>
-          <w:rFonts w:ascii="Consolas" w:eastAsia="Times New Roman" w:hAnsi="Consolas" w:cs="Times New Roman"/>
+          <w:rFonts w:ascii="Consolas" w:hAnsi="Consolas" w:eastAsia="Times New Roman" w:cs="Times New Roman"/>
           <w:color w:val="BBBEBF"/>
           <w:sz w:val="21"/>
           <w:szCs w:val="21"/>
@@ -8540,7 +8550,7 @@
       <w:proofErr w:type="spellEnd"/>
       <w:r>
         <w:rPr>
-          <w:rFonts w:ascii="Consolas" w:eastAsia="Times New Roman" w:hAnsi="Consolas" w:cs="Times New Roman"/>
+          <w:rFonts w:ascii="Consolas" w:hAnsi="Consolas" w:eastAsia="Times New Roman" w:cs="Times New Roman"/>
           <w:color w:val="BBBEBF"/>
           <w:sz w:val="21"/>
           <w:szCs w:val="21"/>
@@ -8550,7 +8560,7 @@
       </w:r>
       <w:r>
         <w:rPr>
-          <w:rFonts w:ascii="Consolas" w:eastAsia="Times New Roman" w:hAnsi="Consolas" w:cs="Times New Roman"/>
+          <w:rFonts w:ascii="Consolas" w:hAnsi="Consolas" w:eastAsia="Times New Roman" w:cs="Times New Roman"/>
           <w:color w:val="FF7B72"/>
           <w:sz w:val="21"/>
           <w:szCs w:val="21"/>
@@ -8560,7 +8570,7 @@
       </w:r>
       <w:r>
         <w:rPr>
-          <w:rFonts w:ascii="Consolas" w:eastAsia="Times New Roman" w:hAnsi="Consolas" w:cs="Times New Roman"/>
+          <w:rFonts w:ascii="Consolas" w:hAnsi="Consolas" w:eastAsia="Times New Roman" w:cs="Times New Roman"/>
           <w:color w:val="BBBEBF"/>
           <w:sz w:val="21"/>
           <w:szCs w:val="21"/>
@@ -8570,7 +8580,7 @@
       </w:r>
       <w:r>
         <w:rPr>
-          <w:rFonts w:ascii="Consolas" w:eastAsia="Times New Roman" w:hAnsi="Consolas" w:cs="Times New Roman"/>
+          <w:rFonts w:ascii="Consolas" w:hAnsi="Consolas" w:eastAsia="Times New Roman" w:cs="Times New Roman"/>
           <w:color w:val="569CD6"/>
           <w:sz w:val="21"/>
           <w:szCs w:val="21"/>
@@ -8580,7 +8590,7 @@
       </w:r>
       <w:r>
         <w:rPr>
-          <w:rFonts w:ascii="Consolas" w:eastAsia="Times New Roman" w:hAnsi="Consolas" w:cs="Times New Roman"/>
+          <w:rFonts w:ascii="Consolas" w:hAnsi="Consolas" w:eastAsia="Times New Roman" w:cs="Times New Roman"/>
           <w:color w:val="BBBEBF"/>
           <w:sz w:val="21"/>
           <w:szCs w:val="21"/>
@@ -8594,7 +8604,7 @@
         <w:shd w:val="clear" w:color="auto" w:fill="121314"/>
         <w:spacing w:after="0" w:line="285" w:lineRule="atLeast"/>
         <w:rPr>
-          <w:rFonts w:ascii="Consolas" w:eastAsia="Times New Roman" w:hAnsi="Consolas" w:cs="Times New Roman"/>
+          <w:rFonts w:ascii="Consolas" w:hAnsi="Consolas" w:eastAsia="Times New Roman" w:cs="Times New Roman"/>
           <w:color w:val="BBBEBF"/>
           <w:sz w:val="21"/>
           <w:szCs w:val="21"/>
@@ -8603,7 +8613,7 @@
       </w:pPr>
       <w:r>
         <w:rPr>
-          <w:rFonts w:ascii="Consolas" w:eastAsia="Times New Roman" w:hAnsi="Consolas" w:cs="Times New Roman"/>
+          <w:rFonts w:ascii="Consolas" w:hAnsi="Consolas" w:eastAsia="Times New Roman" w:cs="Times New Roman"/>
           <w:color w:val="BBBEBF"/>
           <w:sz w:val="21"/>
           <w:szCs w:val="21"/>
@@ -8614,7 +8624,7 @@
       <w:proofErr w:type="spellStart"/>
       <w:r>
         <w:rPr>
-          <w:rFonts w:ascii="Consolas" w:eastAsia="Times New Roman" w:hAnsi="Consolas" w:cs="Times New Roman"/>
+          <w:rFonts w:ascii="Consolas" w:hAnsi="Consolas" w:eastAsia="Times New Roman" w:cs="Times New Roman"/>
           <w:color w:val="BBBEBF"/>
           <w:sz w:val="21"/>
           <w:szCs w:val="21"/>
@@ -8625,7 +8635,7 @@
       <w:proofErr w:type="spellEnd"/>
       <w:r>
         <w:rPr>
-          <w:rFonts w:ascii="Consolas" w:eastAsia="Times New Roman" w:hAnsi="Consolas" w:cs="Times New Roman"/>
+          <w:rFonts w:ascii="Consolas" w:hAnsi="Consolas" w:eastAsia="Times New Roman" w:cs="Times New Roman"/>
           <w:color w:val="BBBEBF"/>
           <w:sz w:val="21"/>
           <w:szCs w:val="21"/>
@@ -8636,7 +8646,7 @@
       <w:proofErr w:type="gramStart"/>
       <w:r>
         <w:rPr>
-          <w:rFonts w:ascii="Consolas" w:eastAsia="Times New Roman" w:hAnsi="Consolas" w:cs="Times New Roman"/>
+          <w:rFonts w:ascii="Consolas" w:hAnsi="Consolas" w:eastAsia="Times New Roman" w:cs="Times New Roman"/>
           <w:color w:val="FF7B72"/>
           <w:sz w:val="21"/>
           <w:szCs w:val="21"/>
@@ -8646,7 +8656,7 @@
       </w:r>
       <w:r>
         <w:rPr>
-          <w:rFonts w:ascii="Consolas" w:eastAsia="Times New Roman" w:hAnsi="Consolas" w:cs="Times New Roman"/>
+          <w:rFonts w:ascii="Consolas" w:hAnsi="Consolas" w:eastAsia="Times New Roman" w:cs="Times New Roman"/>
           <w:color w:val="BBBEBF"/>
           <w:sz w:val="21"/>
           <w:szCs w:val="21"/>
@@ -8657,7 +8667,7 @@
       <w:proofErr w:type="gramEnd"/>
       <w:r>
         <w:rPr>
-          <w:rFonts w:ascii="Consolas" w:eastAsia="Times New Roman" w:hAnsi="Consolas" w:cs="Times New Roman"/>
+          <w:rFonts w:ascii="Consolas" w:hAnsi="Consolas" w:eastAsia="Times New Roman" w:cs="Times New Roman"/>
           <w:color w:val="B5CEA8"/>
           <w:sz w:val="21"/>
           <w:szCs w:val="21"/>
@@ -8667,7 +8677,7 @@
       </w:r>
       <w:r>
         <w:rPr>
-          <w:rFonts w:ascii="Consolas" w:eastAsia="Times New Roman" w:hAnsi="Consolas" w:cs="Times New Roman"/>
+          <w:rFonts w:ascii="Consolas" w:hAnsi="Consolas" w:eastAsia="Times New Roman" w:cs="Times New Roman"/>
           <w:color w:val="BBBEBF"/>
           <w:sz w:val="21"/>
           <w:szCs w:val="21"/>
@@ -8681,7 +8691,7 @@
         <w:shd w:val="clear" w:color="auto" w:fill="121314"/>
         <w:spacing w:after="0" w:line="285" w:lineRule="atLeast"/>
         <w:rPr>
-          <w:rFonts w:ascii="Consolas" w:eastAsia="Times New Roman" w:hAnsi="Consolas" w:cs="Times New Roman"/>
+          <w:rFonts w:ascii="Consolas" w:hAnsi="Consolas" w:eastAsia="Times New Roman" w:cs="Times New Roman"/>
           <w:color w:val="BBBEBF"/>
           <w:sz w:val="21"/>
           <w:szCs w:val="21"/>
@@ -8690,7 +8700,7 @@
       </w:pPr>
       <w:r>
         <w:rPr>
-          <w:rFonts w:ascii="Consolas" w:eastAsia="Times New Roman" w:hAnsi="Consolas" w:cs="Times New Roman"/>
+          <w:rFonts w:ascii="Consolas" w:hAnsi="Consolas" w:eastAsia="Times New Roman" w:cs="Times New Roman"/>
           <w:color w:val="BBBEBF"/>
           <w:sz w:val="21"/>
           <w:szCs w:val="21"/>
@@ -8701,7 +8711,7 @@
       <w:proofErr w:type="gramStart"/>
       <w:r>
         <w:rPr>
-          <w:rFonts w:ascii="Consolas" w:eastAsia="Times New Roman" w:hAnsi="Consolas" w:cs="Times New Roman"/>
+          <w:rFonts w:ascii="Consolas" w:hAnsi="Consolas" w:eastAsia="Times New Roman" w:cs="Times New Roman"/>
           <w:color w:val="FF7B72"/>
           <w:sz w:val="21"/>
           <w:szCs w:val="21"/>
@@ -8711,7 +8721,7 @@
       </w:r>
       <w:r>
         <w:rPr>
-          <w:rFonts w:ascii="Consolas" w:eastAsia="Times New Roman" w:hAnsi="Consolas" w:cs="Times New Roman"/>
+          <w:rFonts w:ascii="Consolas" w:hAnsi="Consolas" w:eastAsia="Times New Roman" w:cs="Times New Roman"/>
           <w:color w:val="BBBEBF"/>
           <w:sz w:val="21"/>
           <w:szCs w:val="21"/>
@@ -8722,7 +8732,7 @@
       <w:proofErr w:type="gramEnd"/>
       <w:r>
         <w:rPr>
-          <w:rFonts w:ascii="Consolas" w:eastAsia="Times New Roman" w:hAnsi="Consolas" w:cs="Times New Roman"/>
+          <w:rFonts w:ascii="Consolas" w:hAnsi="Consolas" w:eastAsia="Times New Roman" w:cs="Times New Roman"/>
           <w:color w:val="B5CEA8"/>
           <w:sz w:val="21"/>
           <w:szCs w:val="21"/>
@@ -8732,7 +8742,7 @@
       </w:r>
       <w:r>
         <w:rPr>
-          <w:rFonts w:ascii="Consolas" w:eastAsia="Times New Roman" w:hAnsi="Consolas" w:cs="Times New Roman"/>
+          <w:rFonts w:ascii="Consolas" w:hAnsi="Consolas" w:eastAsia="Times New Roman" w:cs="Times New Roman"/>
           <w:color w:val="BBBEBF"/>
           <w:sz w:val="21"/>
           <w:szCs w:val="21"/>
@@ -8742,7 +8752,7 @@
       </w:r>
       <w:r>
         <w:rPr>
-          <w:rFonts w:ascii="Consolas" w:eastAsia="Times New Roman" w:hAnsi="Consolas" w:cs="Times New Roman"/>
+          <w:rFonts w:ascii="Consolas" w:hAnsi="Consolas" w:eastAsia="Times New Roman" w:cs="Times New Roman"/>
           <w:color w:val="FF7B72"/>
           <w:sz w:val="21"/>
           <w:szCs w:val="21"/>
@@ -8752,7 +8762,7 @@
       </w:r>
       <w:r>
         <w:rPr>
-          <w:rFonts w:ascii="Consolas" w:eastAsia="Times New Roman" w:hAnsi="Consolas" w:cs="Times New Roman"/>
+          <w:rFonts w:ascii="Consolas" w:hAnsi="Consolas" w:eastAsia="Times New Roman" w:cs="Times New Roman"/>
           <w:color w:val="BBBEBF"/>
           <w:sz w:val="21"/>
           <w:szCs w:val="21"/>
@@ -8762,7 +8772,7 @@
       </w:r>
       <w:r>
         <w:rPr>
-          <w:rFonts w:ascii="Consolas" w:eastAsia="Times New Roman" w:hAnsi="Consolas" w:cs="Times New Roman"/>
+          <w:rFonts w:ascii="Consolas" w:hAnsi="Consolas" w:eastAsia="Times New Roman" w:cs="Times New Roman"/>
           <w:color w:val="FF7B72"/>
           <w:sz w:val="21"/>
           <w:szCs w:val="21"/>
@@ -8772,7 +8782,7 @@
       </w:r>
       <w:r>
         <w:rPr>
-          <w:rFonts w:ascii="Consolas" w:eastAsia="Times New Roman" w:hAnsi="Consolas" w:cs="Times New Roman"/>
+          <w:rFonts w:ascii="Consolas" w:hAnsi="Consolas" w:eastAsia="Times New Roman" w:cs="Times New Roman"/>
           <w:color w:val="BBBEBF"/>
           <w:sz w:val="21"/>
           <w:szCs w:val="21"/>
@@ -8786,7 +8796,7 @@
         <w:shd w:val="clear" w:color="auto" w:fill="121314"/>
         <w:spacing w:after="0" w:line="285" w:lineRule="atLeast"/>
         <w:rPr>
-          <w:rFonts w:ascii="Consolas" w:eastAsia="Times New Roman" w:hAnsi="Consolas" w:cs="Times New Roman"/>
+          <w:rFonts w:ascii="Consolas" w:hAnsi="Consolas" w:eastAsia="Times New Roman" w:cs="Times New Roman"/>
           <w:color w:val="BBBEBF"/>
           <w:sz w:val="21"/>
           <w:szCs w:val="21"/>
@@ -8795,7 +8805,7 @@
       </w:pPr>
       <w:r>
         <w:rPr>
-          <w:rFonts w:ascii="Consolas" w:eastAsia="Times New Roman" w:hAnsi="Consolas" w:cs="Times New Roman"/>
+          <w:rFonts w:ascii="Consolas" w:hAnsi="Consolas" w:eastAsia="Times New Roman" w:cs="Times New Roman"/>
           <w:color w:val="BBBEBF"/>
           <w:sz w:val="21"/>
           <w:szCs w:val="21"/>
@@ -8806,7 +8816,7 @@
       <w:proofErr w:type="spellStart"/>
       <w:r>
         <w:rPr>
-          <w:rFonts w:ascii="Consolas" w:eastAsia="Times New Roman" w:hAnsi="Consolas" w:cs="Times New Roman"/>
+          <w:rFonts w:ascii="Consolas" w:hAnsi="Consolas" w:eastAsia="Times New Roman" w:cs="Times New Roman"/>
           <w:color w:val="FF7B72"/>
           <w:sz w:val="21"/>
           <w:szCs w:val="21"/>
@@ -8817,7 +8827,7 @@
       <w:proofErr w:type="spellEnd"/>
       <w:r>
         <w:rPr>
-          <w:rFonts w:ascii="Consolas" w:eastAsia="Times New Roman" w:hAnsi="Consolas" w:cs="Times New Roman"/>
+          <w:rFonts w:ascii="Consolas" w:hAnsi="Consolas" w:eastAsia="Times New Roman" w:cs="Times New Roman"/>
           <w:color w:val="BBBEBF"/>
           <w:sz w:val="21"/>
           <w:szCs w:val="21"/>
@@ -8828,7 +8838,7 @@
       <w:proofErr w:type="gramStart"/>
       <w:r>
         <w:rPr>
-          <w:rFonts w:ascii="Consolas" w:eastAsia="Times New Roman" w:hAnsi="Consolas" w:cs="Times New Roman"/>
+          <w:rFonts w:ascii="Consolas" w:hAnsi="Consolas" w:eastAsia="Times New Roman" w:cs="Times New Roman"/>
           <w:color w:val="FF7B72"/>
           <w:sz w:val="21"/>
           <w:szCs w:val="21"/>
@@ -8838,7 +8848,7 @@
       </w:r>
       <w:r>
         <w:rPr>
-          <w:rFonts w:ascii="Consolas" w:eastAsia="Times New Roman" w:hAnsi="Consolas" w:cs="Times New Roman"/>
+          <w:rFonts w:ascii="Consolas" w:hAnsi="Consolas" w:eastAsia="Times New Roman" w:cs="Times New Roman"/>
           <w:color w:val="BBBEBF"/>
           <w:sz w:val="21"/>
           <w:szCs w:val="21"/>
@@ -8849,7 +8859,7 @@
       <w:proofErr w:type="gramEnd"/>
       <w:r>
         <w:rPr>
-          <w:rFonts w:ascii="Consolas" w:eastAsia="Times New Roman" w:hAnsi="Consolas" w:cs="Times New Roman"/>
+          <w:rFonts w:ascii="Consolas" w:hAnsi="Consolas" w:eastAsia="Times New Roman" w:cs="Times New Roman"/>
           <w:color w:val="B5CEA8"/>
           <w:sz w:val="21"/>
           <w:szCs w:val="21"/>
@@ -8859,7 +8869,7 @@
       </w:r>
       <w:r>
         <w:rPr>
-          <w:rFonts w:ascii="Consolas" w:eastAsia="Times New Roman" w:hAnsi="Consolas" w:cs="Times New Roman"/>
+          <w:rFonts w:ascii="Consolas" w:hAnsi="Consolas" w:eastAsia="Times New Roman" w:cs="Times New Roman"/>
           <w:color w:val="BBBEBF"/>
           <w:sz w:val="21"/>
           <w:szCs w:val="21"/>
@@ -8869,7 +8879,7 @@
       </w:r>
       <w:r>
         <w:rPr>
-          <w:rFonts w:ascii="Consolas" w:eastAsia="Times New Roman" w:hAnsi="Consolas" w:cs="Times New Roman"/>
+          <w:rFonts w:ascii="Consolas" w:hAnsi="Consolas" w:eastAsia="Times New Roman" w:cs="Times New Roman"/>
           <w:color w:val="FF7B72"/>
           <w:sz w:val="21"/>
           <w:szCs w:val="21"/>
@@ -8879,7 +8889,7 @@
       </w:r>
       <w:r>
         <w:rPr>
-          <w:rFonts w:ascii="Consolas" w:eastAsia="Times New Roman" w:hAnsi="Consolas" w:cs="Times New Roman"/>
+          <w:rFonts w:ascii="Consolas" w:hAnsi="Consolas" w:eastAsia="Times New Roman" w:cs="Times New Roman"/>
           <w:color w:val="BBBEBF"/>
           <w:sz w:val="21"/>
           <w:szCs w:val="21"/>
@@ -8893,7 +8903,7 @@
         <w:shd w:val="clear" w:color="auto" w:fill="121314"/>
         <w:spacing w:after="0" w:line="285" w:lineRule="atLeast"/>
         <w:rPr>
-          <w:rFonts w:ascii="Consolas" w:eastAsia="Times New Roman" w:hAnsi="Consolas" w:cs="Times New Roman"/>
+          <w:rFonts w:ascii="Consolas" w:hAnsi="Consolas" w:eastAsia="Times New Roman" w:cs="Times New Roman"/>
           <w:color w:val="BBBEBF"/>
           <w:sz w:val="21"/>
           <w:szCs w:val="21"/>
@@ -8902,7 +8912,7 @@
       </w:pPr>
       <w:r>
         <w:rPr>
-          <w:rFonts w:ascii="Consolas" w:eastAsia="Times New Roman" w:hAnsi="Consolas" w:cs="Times New Roman"/>
+          <w:rFonts w:ascii="Consolas" w:hAnsi="Consolas" w:eastAsia="Times New Roman" w:cs="Times New Roman"/>
           <w:color w:val="BBBEBF"/>
           <w:sz w:val="21"/>
           <w:szCs w:val="21"/>
@@ -8913,7 +8923,7 @@
       <w:proofErr w:type="spellStart"/>
       <w:r>
         <w:rPr>
-          <w:rFonts w:ascii="Consolas" w:eastAsia="Times New Roman" w:hAnsi="Consolas" w:cs="Times New Roman"/>
+          <w:rFonts w:ascii="Consolas" w:hAnsi="Consolas" w:eastAsia="Times New Roman" w:cs="Times New Roman"/>
           <w:color w:val="BBBEBF"/>
           <w:sz w:val="21"/>
           <w:szCs w:val="21"/>
@@ -8924,7 +8934,7 @@
       <w:proofErr w:type="spellEnd"/>
       <w:r>
         <w:rPr>
-          <w:rFonts w:ascii="Consolas" w:eastAsia="Times New Roman" w:hAnsi="Consolas" w:cs="Times New Roman"/>
+          <w:rFonts w:ascii="Consolas" w:hAnsi="Consolas" w:eastAsia="Times New Roman" w:cs="Times New Roman"/>
           <w:color w:val="BBBEBF"/>
           <w:sz w:val="21"/>
           <w:szCs w:val="21"/>
@@ -8935,7 +8945,7 @@
       <w:proofErr w:type="gramStart"/>
       <w:r>
         <w:rPr>
-          <w:rFonts w:ascii="Consolas" w:eastAsia="Times New Roman" w:hAnsi="Consolas" w:cs="Times New Roman"/>
+          <w:rFonts w:ascii="Consolas" w:hAnsi="Consolas" w:eastAsia="Times New Roman" w:cs="Times New Roman"/>
           <w:color w:val="FF7B72"/>
           <w:sz w:val="21"/>
           <w:szCs w:val="21"/>
@@ -8945,7 +8955,7 @@
       </w:r>
       <w:r>
         <w:rPr>
-          <w:rFonts w:ascii="Consolas" w:eastAsia="Times New Roman" w:hAnsi="Consolas" w:cs="Times New Roman"/>
+          <w:rFonts w:ascii="Consolas" w:hAnsi="Consolas" w:eastAsia="Times New Roman" w:cs="Times New Roman"/>
           <w:color w:val="BBBEBF"/>
           <w:sz w:val="21"/>
           <w:szCs w:val="21"/>
@@ -8956,7 +8966,7 @@
       <w:proofErr w:type="gramEnd"/>
       <w:r>
         <w:rPr>
-          <w:rFonts w:ascii="Consolas" w:eastAsia="Times New Roman" w:hAnsi="Consolas" w:cs="Times New Roman"/>
+          <w:rFonts w:ascii="Consolas" w:hAnsi="Consolas" w:eastAsia="Times New Roman" w:cs="Times New Roman"/>
           <w:color w:val="B5CEA8"/>
           <w:sz w:val="21"/>
           <w:szCs w:val="21"/>
@@ -8966,7 +8976,7 @@
       </w:r>
       <w:r>
         <w:rPr>
-          <w:rFonts w:ascii="Consolas" w:eastAsia="Times New Roman" w:hAnsi="Consolas" w:cs="Times New Roman"/>
+          <w:rFonts w:ascii="Consolas" w:hAnsi="Consolas" w:eastAsia="Times New Roman" w:cs="Times New Roman"/>
           <w:color w:val="BBBEBF"/>
           <w:sz w:val="21"/>
           <w:szCs w:val="21"/>
@@ -8980,7 +8990,7 @@
         <w:shd w:val="clear" w:color="auto" w:fill="121314"/>
         <w:spacing w:after="0" w:line="285" w:lineRule="atLeast"/>
         <w:rPr>
-          <w:rFonts w:ascii="Consolas" w:eastAsia="Times New Roman" w:hAnsi="Consolas" w:cs="Times New Roman"/>
+          <w:rFonts w:ascii="Consolas" w:hAnsi="Consolas" w:eastAsia="Times New Roman" w:cs="Times New Roman"/>
           <w:color w:val="BBBEBF"/>
           <w:sz w:val="21"/>
           <w:szCs w:val="21"/>
@@ -8989,7 +8999,7 @@
       </w:pPr>
       <w:r>
         <w:rPr>
-          <w:rFonts w:ascii="Consolas" w:eastAsia="Times New Roman" w:hAnsi="Consolas" w:cs="Times New Roman"/>
+          <w:rFonts w:ascii="Consolas" w:hAnsi="Consolas" w:eastAsia="Times New Roman" w:cs="Times New Roman"/>
           <w:color w:val="BBBEBF"/>
           <w:sz w:val="21"/>
           <w:szCs w:val="21"/>
@@ -9000,7 +9010,7 @@
       <w:proofErr w:type="spellStart"/>
       <w:r>
         <w:rPr>
-          <w:rFonts w:ascii="Consolas" w:eastAsia="Times New Roman" w:hAnsi="Consolas" w:cs="Times New Roman"/>
+          <w:rFonts w:ascii="Consolas" w:hAnsi="Consolas" w:eastAsia="Times New Roman" w:cs="Times New Roman"/>
           <w:color w:val="BBBEBF"/>
           <w:sz w:val="21"/>
           <w:szCs w:val="21"/>
@@ -9011,7 +9021,7 @@
       <w:proofErr w:type="spellEnd"/>
       <w:r>
         <w:rPr>
-          <w:rFonts w:ascii="Consolas" w:eastAsia="Times New Roman" w:hAnsi="Consolas" w:cs="Times New Roman"/>
+          <w:rFonts w:ascii="Consolas" w:hAnsi="Consolas" w:eastAsia="Times New Roman" w:cs="Times New Roman"/>
           <w:color w:val="BBBEBF"/>
           <w:sz w:val="21"/>
           <w:szCs w:val="21"/>
@@ -9022,7 +9032,7 @@
       <w:proofErr w:type="gramStart"/>
       <w:r>
         <w:rPr>
-          <w:rFonts w:ascii="Consolas" w:eastAsia="Times New Roman" w:hAnsi="Consolas" w:cs="Times New Roman"/>
+          <w:rFonts w:ascii="Consolas" w:hAnsi="Consolas" w:eastAsia="Times New Roman" w:cs="Times New Roman"/>
           <w:color w:val="FF7B72"/>
           <w:sz w:val="21"/>
           <w:szCs w:val="21"/>
@@ -9032,7 +9042,7 @@
       </w:r>
       <w:r>
         <w:rPr>
-          <w:rFonts w:ascii="Consolas" w:eastAsia="Times New Roman" w:hAnsi="Consolas" w:cs="Times New Roman"/>
+          <w:rFonts w:ascii="Consolas" w:hAnsi="Consolas" w:eastAsia="Times New Roman" w:cs="Times New Roman"/>
           <w:color w:val="BBBEBF"/>
           <w:sz w:val="21"/>
           <w:szCs w:val="21"/>
@@ -9043,7 +9053,7 @@
       <w:proofErr w:type="gramEnd"/>
       <w:r>
         <w:rPr>
-          <w:rFonts w:ascii="Consolas" w:eastAsia="Times New Roman" w:hAnsi="Consolas" w:cs="Times New Roman"/>
+          <w:rFonts w:ascii="Consolas" w:hAnsi="Consolas" w:eastAsia="Times New Roman" w:cs="Times New Roman"/>
           <w:color w:val="B5CEA8"/>
           <w:sz w:val="21"/>
           <w:szCs w:val="21"/>
@@ -9053,7 +9063,7 @@
       </w:r>
       <w:r>
         <w:rPr>
-          <w:rFonts w:ascii="Consolas" w:eastAsia="Times New Roman" w:hAnsi="Consolas" w:cs="Times New Roman"/>
+          <w:rFonts w:ascii="Consolas" w:hAnsi="Consolas" w:eastAsia="Times New Roman" w:cs="Times New Roman"/>
           <w:color w:val="BBBEBF"/>
           <w:sz w:val="21"/>
           <w:szCs w:val="21"/>
@@ -9067,7 +9077,7 @@
         <w:shd w:val="clear" w:color="auto" w:fill="121314"/>
         <w:spacing w:after="0" w:line="285" w:lineRule="atLeast"/>
         <w:rPr>
-          <w:rFonts w:ascii="Consolas" w:eastAsia="Times New Roman" w:hAnsi="Consolas" w:cs="Times New Roman"/>
+          <w:rFonts w:ascii="Consolas" w:hAnsi="Consolas" w:eastAsia="Times New Roman" w:cs="Times New Roman"/>
           <w:color w:val="BBBEBF"/>
           <w:sz w:val="21"/>
           <w:szCs w:val="21"/>
@@ -9076,7 +9086,7 @@
       </w:pPr>
       <w:r>
         <w:rPr>
-          <w:rFonts w:ascii="Consolas" w:eastAsia="Times New Roman" w:hAnsi="Consolas" w:cs="Times New Roman"/>
+          <w:rFonts w:ascii="Consolas" w:hAnsi="Consolas" w:eastAsia="Times New Roman" w:cs="Times New Roman"/>
           <w:color w:val="BBBEBF"/>
           <w:sz w:val="21"/>
           <w:szCs w:val="21"/>
@@ -9087,7 +9097,7 @@
       <w:proofErr w:type="spellStart"/>
       <w:r>
         <w:rPr>
-          <w:rFonts w:ascii="Consolas" w:eastAsia="Times New Roman" w:hAnsi="Consolas" w:cs="Times New Roman"/>
+          <w:rFonts w:ascii="Consolas" w:hAnsi="Consolas" w:eastAsia="Times New Roman" w:cs="Times New Roman"/>
           <w:color w:val="BBBEBF"/>
           <w:sz w:val="21"/>
           <w:szCs w:val="21"/>
@@ -9098,7 +9108,7 @@
       <w:proofErr w:type="spellEnd"/>
       <w:r>
         <w:rPr>
-          <w:rFonts w:ascii="Consolas" w:eastAsia="Times New Roman" w:hAnsi="Consolas" w:cs="Times New Roman"/>
+          <w:rFonts w:ascii="Consolas" w:hAnsi="Consolas" w:eastAsia="Times New Roman" w:cs="Times New Roman"/>
           <w:color w:val="BBBEBF"/>
           <w:sz w:val="21"/>
           <w:szCs w:val="21"/>
@@ -9108,7 +9118,7 @@
       </w:r>
       <w:r>
         <w:rPr>
-          <w:rFonts w:ascii="Consolas" w:eastAsia="Times New Roman" w:hAnsi="Consolas" w:cs="Times New Roman"/>
+          <w:rFonts w:ascii="Consolas" w:hAnsi="Consolas" w:eastAsia="Times New Roman" w:cs="Times New Roman"/>
           <w:color w:val="FF7B72"/>
           <w:sz w:val="21"/>
           <w:szCs w:val="21"/>
@@ -9118,7 +9128,7 @@
       </w:r>
       <w:r>
         <w:rPr>
-          <w:rFonts w:ascii="Consolas" w:eastAsia="Times New Roman" w:hAnsi="Consolas" w:cs="Times New Roman"/>
+          <w:rFonts w:ascii="Consolas" w:hAnsi="Consolas" w:eastAsia="Times New Roman" w:cs="Times New Roman"/>
           <w:color w:val="BBBEBF"/>
           <w:sz w:val="21"/>
           <w:szCs w:val="21"/>
@@ -9128,7 +9138,7 @@
       </w:r>
       <w:r>
         <w:rPr>
-          <w:rFonts w:ascii="Consolas" w:eastAsia="Times New Roman" w:hAnsi="Consolas" w:cs="Times New Roman"/>
+          <w:rFonts w:ascii="Consolas" w:hAnsi="Consolas" w:eastAsia="Times New Roman" w:cs="Times New Roman"/>
           <w:color w:val="569CD6"/>
           <w:sz w:val="21"/>
           <w:szCs w:val="21"/>
@@ -9138,7 +9148,7 @@
       </w:r>
       <w:r>
         <w:rPr>
-          <w:rFonts w:ascii="Consolas" w:eastAsia="Times New Roman" w:hAnsi="Consolas" w:cs="Times New Roman"/>
+          <w:rFonts w:ascii="Consolas" w:hAnsi="Consolas" w:eastAsia="Times New Roman" w:cs="Times New Roman"/>
           <w:color w:val="BBBEBF"/>
           <w:sz w:val="21"/>
           <w:szCs w:val="21"/>
@@ -9152,7 +9162,7 @@
         <w:shd w:val="clear" w:color="auto" w:fill="121314"/>
         <w:spacing w:after="0" w:line="285" w:lineRule="atLeast"/>
         <w:rPr>
-          <w:rFonts w:ascii="Consolas" w:eastAsia="Times New Roman" w:hAnsi="Consolas" w:cs="Times New Roman"/>
+          <w:rFonts w:ascii="Consolas" w:hAnsi="Consolas" w:eastAsia="Times New Roman" w:cs="Times New Roman"/>
           <w:color w:val="BBBEBF"/>
           <w:sz w:val="21"/>
           <w:szCs w:val="21"/>
@@ -9161,7 +9171,7 @@
       </w:pPr>
       <w:r>
         <w:rPr>
-          <w:rFonts w:ascii="Consolas" w:eastAsia="Times New Roman" w:hAnsi="Consolas" w:cs="Times New Roman"/>
+          <w:rFonts w:ascii="Consolas" w:hAnsi="Consolas" w:eastAsia="Times New Roman" w:cs="Times New Roman"/>
           <w:color w:val="BBBEBF"/>
           <w:sz w:val="21"/>
           <w:szCs w:val="21"/>
@@ -9175,7 +9185,7 @@
         <w:shd w:val="clear" w:color="auto" w:fill="121314"/>
         <w:spacing w:after="0" w:line="285" w:lineRule="atLeast"/>
         <w:rPr>
-          <w:rFonts w:ascii="Consolas" w:eastAsia="Times New Roman" w:hAnsi="Consolas" w:cs="Times New Roman"/>
+          <w:rFonts w:ascii="Consolas" w:hAnsi="Consolas" w:eastAsia="Times New Roman" w:cs="Times New Roman"/>
           <w:color w:val="BBBEBF"/>
           <w:sz w:val="21"/>
           <w:szCs w:val="21"/>
@@ -9188,7 +9198,7 @@
         <w:shd w:val="clear" w:color="auto" w:fill="121314"/>
         <w:spacing w:after="0" w:line="285" w:lineRule="atLeast"/>
         <w:rPr>
-          <w:rFonts w:ascii="Consolas" w:eastAsia="Times New Roman" w:hAnsi="Consolas" w:cs="Times New Roman"/>
+          <w:rFonts w:ascii="Consolas" w:hAnsi="Consolas" w:eastAsia="Times New Roman" w:cs="Times New Roman"/>
           <w:color w:val="BBBEBF"/>
           <w:sz w:val="21"/>
           <w:szCs w:val="21"/>
@@ -9197,7 +9207,7 @@
       </w:pPr>
       <w:r>
         <w:rPr>
-          <w:rFonts w:ascii="Consolas" w:eastAsia="Times New Roman" w:hAnsi="Consolas" w:cs="Times New Roman"/>
+          <w:rFonts w:ascii="Consolas" w:hAnsi="Consolas" w:eastAsia="Times New Roman" w:cs="Times New Roman"/>
           <w:color w:val="FF7B72"/>
           <w:sz w:val="21"/>
           <w:szCs w:val="21"/>
@@ -9207,7 +9217,7 @@
       </w:r>
       <w:r>
         <w:rPr>
-          <w:rFonts w:ascii="Consolas" w:eastAsia="Times New Roman" w:hAnsi="Consolas" w:cs="Times New Roman"/>
+          <w:rFonts w:ascii="Consolas" w:hAnsi="Consolas" w:eastAsia="Times New Roman" w:cs="Times New Roman"/>
           <w:color w:val="BBBEBF"/>
           <w:sz w:val="21"/>
           <w:szCs w:val="21"/>
@@ -9217,7 +9227,7 @@
       </w:r>
       <w:r>
         <w:rPr>
-          <w:rFonts w:ascii="Consolas" w:eastAsia="Times New Roman" w:hAnsi="Consolas" w:cs="Times New Roman"/>
+          <w:rFonts w:ascii="Consolas" w:hAnsi="Consolas" w:eastAsia="Times New Roman" w:cs="Times New Roman"/>
           <w:color w:val="FF7B72"/>
           <w:sz w:val="21"/>
           <w:szCs w:val="21"/>
@@ -9227,7 +9237,7 @@
       </w:r>
       <w:r>
         <w:rPr>
-          <w:rFonts w:ascii="Consolas" w:eastAsia="Times New Roman" w:hAnsi="Consolas" w:cs="Times New Roman"/>
+          <w:rFonts w:ascii="Consolas" w:hAnsi="Consolas" w:eastAsia="Times New Roman" w:cs="Times New Roman"/>
           <w:color w:val="BBBEBF"/>
           <w:sz w:val="21"/>
           <w:szCs w:val="21"/>
@@ -9238,7 +9248,7 @@
       <w:proofErr w:type="spellStart"/>
       <w:r>
         <w:rPr>
-          <w:rFonts w:ascii="Consolas" w:eastAsia="Times New Roman" w:hAnsi="Consolas" w:cs="Times New Roman"/>
+          <w:rFonts w:ascii="Consolas" w:hAnsi="Consolas" w:eastAsia="Times New Roman" w:cs="Times New Roman"/>
           <w:color w:val="D2A8FF"/>
           <w:sz w:val="21"/>
           <w:szCs w:val="21"/>
@@ -9249,7 +9259,7 @@
       <w:proofErr w:type="spellEnd"/>
       <w:r>
         <w:rPr>
-          <w:rFonts w:ascii="Consolas" w:eastAsia="Times New Roman" w:hAnsi="Consolas" w:cs="Times New Roman"/>
+          <w:rFonts w:ascii="Consolas" w:hAnsi="Consolas" w:eastAsia="Times New Roman" w:cs="Times New Roman"/>
           <w:color w:val="BBBEBF"/>
           <w:sz w:val="21"/>
           <w:szCs w:val="21"/>
@@ -9263,7 +9273,7 @@
         <w:shd w:val="clear" w:color="auto" w:fill="121314"/>
         <w:spacing w:after="0" w:line="285" w:lineRule="atLeast"/>
         <w:rPr>
-          <w:rFonts w:ascii="Consolas" w:eastAsia="Times New Roman" w:hAnsi="Consolas" w:cs="Times New Roman"/>
+          <w:rFonts w:ascii="Consolas" w:hAnsi="Consolas" w:eastAsia="Times New Roman" w:cs="Times New Roman"/>
           <w:color w:val="BBBEBF"/>
           <w:sz w:val="21"/>
           <w:szCs w:val="21"/>
@@ -9272,7 +9282,7 @@
       </w:pPr>
       <w:r>
         <w:rPr>
-          <w:rFonts w:ascii="Consolas" w:eastAsia="Times New Roman" w:hAnsi="Consolas" w:cs="Times New Roman"/>
+          <w:rFonts w:ascii="Consolas" w:hAnsi="Consolas" w:eastAsia="Times New Roman" w:cs="Times New Roman"/>
           <w:color w:val="BBBEBF"/>
           <w:sz w:val="21"/>
           <w:szCs w:val="21"/>
@@ -9283,7 +9293,7 @@
       <w:proofErr w:type="spellStart"/>
       <w:r>
         <w:rPr>
-          <w:rFonts w:ascii="Consolas" w:eastAsia="Times New Roman" w:hAnsi="Consolas" w:cs="Times New Roman"/>
+          <w:rFonts w:ascii="Consolas" w:hAnsi="Consolas" w:eastAsia="Times New Roman" w:cs="Times New Roman"/>
           <w:color w:val="BBBEBF"/>
           <w:sz w:val="21"/>
           <w:szCs w:val="21"/>
@@ -9294,7 +9304,7 @@
       <w:proofErr w:type="spellEnd"/>
       <w:r>
         <w:rPr>
-          <w:rFonts w:ascii="Consolas" w:eastAsia="Times New Roman" w:hAnsi="Consolas" w:cs="Times New Roman"/>
+          <w:rFonts w:ascii="Consolas" w:hAnsi="Consolas" w:eastAsia="Times New Roman" w:cs="Times New Roman"/>
           <w:color w:val="BBBEBF"/>
           <w:sz w:val="21"/>
           <w:szCs w:val="21"/>
@@ -9304,7 +9314,7 @@
       </w:r>
       <w:r>
         <w:rPr>
-          <w:rFonts w:ascii="Consolas" w:eastAsia="Times New Roman" w:hAnsi="Consolas" w:cs="Times New Roman"/>
+          <w:rFonts w:ascii="Consolas" w:hAnsi="Consolas" w:eastAsia="Times New Roman" w:cs="Times New Roman"/>
           <w:color w:val="FF7B72"/>
           <w:sz w:val="21"/>
           <w:szCs w:val="21"/>
@@ -9314,7 +9324,7 @@
       </w:r>
       <w:r>
         <w:rPr>
-          <w:rFonts w:ascii="Consolas" w:eastAsia="Times New Roman" w:hAnsi="Consolas" w:cs="Times New Roman"/>
+          <w:rFonts w:ascii="Consolas" w:hAnsi="Consolas" w:eastAsia="Times New Roman" w:cs="Times New Roman"/>
           <w:color w:val="BBBEBF"/>
           <w:sz w:val="21"/>
           <w:szCs w:val="21"/>
@@ -9324,7 +9334,7 @@
       </w:r>
       <w:r>
         <w:rPr>
-          <w:rFonts w:ascii="Consolas" w:eastAsia="Times New Roman" w:hAnsi="Consolas" w:cs="Times New Roman"/>
+          <w:rFonts w:ascii="Consolas" w:hAnsi="Consolas" w:eastAsia="Times New Roman" w:cs="Times New Roman"/>
           <w:color w:val="569CD6"/>
           <w:sz w:val="21"/>
           <w:szCs w:val="21"/>
@@ -9334,7 +9344,7 @@
       </w:r>
       <w:r>
         <w:rPr>
-          <w:rFonts w:ascii="Consolas" w:eastAsia="Times New Roman" w:hAnsi="Consolas" w:cs="Times New Roman"/>
+          <w:rFonts w:ascii="Consolas" w:hAnsi="Consolas" w:eastAsia="Times New Roman" w:cs="Times New Roman"/>
           <w:color w:val="BBBEBF"/>
           <w:sz w:val="21"/>
           <w:szCs w:val="21"/>
@@ -9348,7 +9358,7 @@
         <w:shd w:val="clear" w:color="auto" w:fill="121314"/>
         <w:spacing w:after="0" w:line="285" w:lineRule="atLeast"/>
         <w:rPr>
-          <w:rFonts w:ascii="Consolas" w:eastAsia="Times New Roman" w:hAnsi="Consolas" w:cs="Times New Roman"/>
+          <w:rFonts w:ascii="Consolas" w:hAnsi="Consolas" w:eastAsia="Times New Roman" w:cs="Times New Roman"/>
           <w:color w:val="BBBEBF"/>
           <w:sz w:val="21"/>
           <w:szCs w:val="21"/>
@@ -9357,7 +9367,7 @@
       </w:pPr>
       <w:r>
         <w:rPr>
-          <w:rFonts w:ascii="Consolas" w:eastAsia="Times New Roman" w:hAnsi="Consolas" w:cs="Times New Roman"/>
+          <w:rFonts w:ascii="Consolas" w:hAnsi="Consolas" w:eastAsia="Times New Roman" w:cs="Times New Roman"/>
           <w:color w:val="BBBEBF"/>
           <w:sz w:val="21"/>
           <w:szCs w:val="21"/>
@@ -9368,7 +9378,7 @@
       <w:proofErr w:type="spellStart"/>
       <w:r>
         <w:rPr>
-          <w:rFonts w:ascii="Consolas" w:eastAsia="Times New Roman" w:hAnsi="Consolas" w:cs="Times New Roman"/>
+          <w:rFonts w:ascii="Consolas" w:hAnsi="Consolas" w:eastAsia="Times New Roman" w:cs="Times New Roman"/>
           <w:color w:val="BBBEBF"/>
           <w:sz w:val="21"/>
           <w:szCs w:val="21"/>
@@ -9379,7 +9389,7 @@
       <w:proofErr w:type="spellEnd"/>
       <w:r>
         <w:rPr>
-          <w:rFonts w:ascii="Consolas" w:eastAsia="Times New Roman" w:hAnsi="Consolas" w:cs="Times New Roman"/>
+          <w:rFonts w:ascii="Consolas" w:hAnsi="Consolas" w:eastAsia="Times New Roman" w:cs="Times New Roman"/>
           <w:color w:val="BBBEBF"/>
           <w:sz w:val="21"/>
           <w:szCs w:val="21"/>
@@ -9390,7 +9400,7 @@
       <w:proofErr w:type="gramStart"/>
       <w:r>
         <w:rPr>
-          <w:rFonts w:ascii="Consolas" w:eastAsia="Times New Roman" w:hAnsi="Consolas" w:cs="Times New Roman"/>
+          <w:rFonts w:ascii="Consolas" w:hAnsi="Consolas" w:eastAsia="Times New Roman" w:cs="Times New Roman"/>
           <w:color w:val="FF7B72"/>
           <w:sz w:val="21"/>
           <w:szCs w:val="21"/>
@@ -9400,7 +9410,7 @@
       </w:r>
       <w:r>
         <w:rPr>
-          <w:rFonts w:ascii="Consolas" w:eastAsia="Times New Roman" w:hAnsi="Consolas" w:cs="Times New Roman"/>
+          <w:rFonts w:ascii="Consolas" w:hAnsi="Consolas" w:eastAsia="Times New Roman" w:cs="Times New Roman"/>
           <w:color w:val="BBBEBF"/>
           <w:sz w:val="21"/>
           <w:szCs w:val="21"/>
@@ -9411,7 +9421,7 @@
       <w:proofErr w:type="gramEnd"/>
       <w:r>
         <w:rPr>
-          <w:rFonts w:ascii="Consolas" w:eastAsia="Times New Roman" w:hAnsi="Consolas" w:cs="Times New Roman"/>
+          <w:rFonts w:ascii="Consolas" w:hAnsi="Consolas" w:eastAsia="Times New Roman" w:cs="Times New Roman"/>
           <w:color w:val="B5CEA8"/>
           <w:sz w:val="21"/>
           <w:szCs w:val="21"/>
@@ -9421,7 +9431,7 @@
       </w:r>
       <w:r>
         <w:rPr>
-          <w:rFonts w:ascii="Consolas" w:eastAsia="Times New Roman" w:hAnsi="Consolas" w:cs="Times New Roman"/>
+          <w:rFonts w:ascii="Consolas" w:hAnsi="Consolas" w:eastAsia="Times New Roman" w:cs="Times New Roman"/>
           <w:color w:val="BBBEBF"/>
           <w:sz w:val="21"/>
           <w:szCs w:val="21"/>
@@ -9431,7 +9441,7 @@
       </w:r>
       <w:r>
         <w:rPr>
-          <w:rFonts w:ascii="Consolas" w:eastAsia="Times New Roman" w:hAnsi="Consolas" w:cs="Times New Roman"/>
+          <w:rFonts w:ascii="Consolas" w:hAnsi="Consolas" w:eastAsia="Times New Roman" w:cs="Times New Roman"/>
           <w:color w:val="FF7B72"/>
           <w:sz w:val="21"/>
           <w:szCs w:val="21"/>
@@ -9441,7 +9451,7 @@
       </w:r>
       <w:r>
         <w:rPr>
-          <w:rFonts w:ascii="Consolas" w:eastAsia="Times New Roman" w:hAnsi="Consolas" w:cs="Times New Roman"/>
+          <w:rFonts w:ascii="Consolas" w:hAnsi="Consolas" w:eastAsia="Times New Roman" w:cs="Times New Roman"/>
           <w:color w:val="BBBEBF"/>
           <w:sz w:val="21"/>
           <w:szCs w:val="21"/>
@@ -9455,7 +9465,7 @@
         <w:shd w:val="clear" w:color="auto" w:fill="121314"/>
         <w:spacing w:after="0" w:line="285" w:lineRule="atLeast"/>
         <w:rPr>
-          <w:rFonts w:ascii="Consolas" w:eastAsia="Times New Roman" w:hAnsi="Consolas" w:cs="Times New Roman"/>
+          <w:rFonts w:ascii="Consolas" w:hAnsi="Consolas" w:eastAsia="Times New Roman" w:cs="Times New Roman"/>
           <w:color w:val="BBBEBF"/>
           <w:sz w:val="21"/>
           <w:szCs w:val="21"/>
@@ -9464,7 +9474,7 @@
       </w:pPr>
       <w:r>
         <w:rPr>
-          <w:rFonts w:ascii="Consolas" w:eastAsia="Times New Roman" w:hAnsi="Consolas" w:cs="Times New Roman"/>
+          <w:rFonts w:ascii="Consolas" w:hAnsi="Consolas" w:eastAsia="Times New Roman" w:cs="Times New Roman"/>
           <w:color w:val="BBBEBF"/>
           <w:sz w:val="21"/>
           <w:szCs w:val="21"/>
@@ -9475,7 +9485,7 @@
       <w:proofErr w:type="spellStart"/>
       <w:r>
         <w:rPr>
-          <w:rFonts w:ascii="Consolas" w:eastAsia="Times New Roman" w:hAnsi="Consolas" w:cs="Times New Roman"/>
+          <w:rFonts w:ascii="Consolas" w:hAnsi="Consolas" w:eastAsia="Times New Roman" w:cs="Times New Roman"/>
           <w:color w:val="BBBEBF"/>
           <w:sz w:val="21"/>
           <w:szCs w:val="21"/>
@@ -9486,7 +9496,7 @@
       <w:proofErr w:type="spellEnd"/>
       <w:r>
         <w:rPr>
-          <w:rFonts w:ascii="Consolas" w:eastAsia="Times New Roman" w:hAnsi="Consolas" w:cs="Times New Roman"/>
+          <w:rFonts w:ascii="Consolas" w:hAnsi="Consolas" w:eastAsia="Times New Roman" w:cs="Times New Roman"/>
           <w:color w:val="BBBEBF"/>
           <w:sz w:val="21"/>
           <w:szCs w:val="21"/>
@@ -9496,7 +9506,7 @@
       </w:r>
       <w:r>
         <w:rPr>
-          <w:rFonts w:ascii="Consolas" w:eastAsia="Times New Roman" w:hAnsi="Consolas" w:cs="Times New Roman"/>
+          <w:rFonts w:ascii="Consolas" w:hAnsi="Consolas" w:eastAsia="Times New Roman" w:cs="Times New Roman"/>
           <w:color w:val="FF7B72"/>
           <w:sz w:val="21"/>
           <w:szCs w:val="21"/>
@@ -9506,7 +9516,7 @@
       </w:r>
       <w:r>
         <w:rPr>
-          <w:rFonts w:ascii="Consolas" w:eastAsia="Times New Roman" w:hAnsi="Consolas" w:cs="Times New Roman"/>
+          <w:rFonts w:ascii="Consolas" w:hAnsi="Consolas" w:eastAsia="Times New Roman" w:cs="Times New Roman"/>
           <w:color w:val="BBBEBF"/>
           <w:sz w:val="21"/>
           <w:szCs w:val="21"/>
@@ -9516,7 +9526,7 @@
       </w:r>
       <w:r>
         <w:rPr>
-          <w:rFonts w:ascii="Consolas" w:eastAsia="Times New Roman" w:hAnsi="Consolas" w:cs="Times New Roman"/>
+          <w:rFonts w:ascii="Consolas" w:hAnsi="Consolas" w:eastAsia="Times New Roman" w:cs="Times New Roman"/>
           <w:color w:val="569CD6"/>
           <w:sz w:val="21"/>
           <w:szCs w:val="21"/>
@@ -9526,7 +9536,7 @@
       </w:r>
       <w:r>
         <w:rPr>
-          <w:rFonts w:ascii="Consolas" w:eastAsia="Times New Roman" w:hAnsi="Consolas" w:cs="Times New Roman"/>
+          <w:rFonts w:ascii="Consolas" w:hAnsi="Consolas" w:eastAsia="Times New Roman" w:cs="Times New Roman"/>
           <w:color w:val="BBBEBF"/>
           <w:sz w:val="21"/>
           <w:szCs w:val="21"/>
@@ -9536,7 +9546,7 @@
       </w:r>
       <w:r>
         <w:rPr>
-          <w:rFonts w:ascii="Consolas" w:eastAsia="Times New Roman" w:hAnsi="Consolas" w:cs="Times New Roman"/>
+          <w:rFonts w:ascii="Consolas" w:hAnsi="Consolas" w:eastAsia="Times New Roman" w:cs="Times New Roman"/>
           <w:color w:val="B5CEA8"/>
           <w:sz w:val="21"/>
           <w:szCs w:val="21"/>
@@ -9550,7 +9560,7 @@
         <w:shd w:val="clear" w:color="auto" w:fill="121314"/>
         <w:spacing w:after="0" w:line="285" w:lineRule="atLeast"/>
         <w:rPr>
-          <w:rFonts w:ascii="Consolas" w:eastAsia="Times New Roman" w:hAnsi="Consolas" w:cs="Times New Roman"/>
+          <w:rFonts w:ascii="Consolas" w:hAnsi="Consolas" w:eastAsia="Times New Roman" w:cs="Times New Roman"/>
           <w:color w:val="BBBEBF"/>
           <w:sz w:val="21"/>
           <w:szCs w:val="21"/>
@@ -9559,7 +9569,7 @@
       </w:pPr>
       <w:r>
         <w:rPr>
-          <w:rFonts w:ascii="Consolas" w:eastAsia="Times New Roman" w:hAnsi="Consolas" w:cs="Times New Roman"/>
+          <w:rFonts w:ascii="Consolas" w:hAnsi="Consolas" w:eastAsia="Times New Roman" w:cs="Times New Roman"/>
           <w:color w:val="BBBEBF"/>
           <w:sz w:val="21"/>
           <w:szCs w:val="21"/>
@@ -9573,7 +9583,7 @@
         <w:shd w:val="clear" w:color="auto" w:fill="121314"/>
         <w:spacing w:after="0" w:line="285" w:lineRule="atLeast"/>
         <w:rPr>
-          <w:rFonts w:ascii="Consolas" w:eastAsia="Times New Roman" w:hAnsi="Consolas" w:cs="Times New Roman"/>
+          <w:rFonts w:ascii="Consolas" w:hAnsi="Consolas" w:eastAsia="Times New Roman" w:cs="Times New Roman"/>
           <w:color w:val="BBBEBF"/>
           <w:sz w:val="21"/>
           <w:szCs w:val="21"/>
@@ -9586,7 +9596,7 @@
         <w:shd w:val="clear" w:color="auto" w:fill="121314"/>
         <w:spacing w:after="0" w:line="285" w:lineRule="atLeast"/>
         <w:rPr>
-          <w:rFonts w:ascii="Consolas" w:eastAsia="Times New Roman" w:hAnsi="Consolas" w:cs="Times New Roman"/>
+          <w:rFonts w:ascii="Consolas" w:hAnsi="Consolas" w:eastAsia="Times New Roman" w:cs="Times New Roman"/>
           <w:color w:val="BBBEBF"/>
           <w:sz w:val="21"/>
           <w:szCs w:val="21"/>
@@ -9595,7 +9605,7 @@
       </w:pPr>
       <w:r>
         <w:rPr>
-          <w:rFonts w:ascii="Consolas" w:eastAsia="Times New Roman" w:hAnsi="Consolas" w:cs="Times New Roman"/>
+          <w:rFonts w:ascii="Consolas" w:hAnsi="Consolas" w:eastAsia="Times New Roman" w:cs="Times New Roman"/>
           <w:color w:val="FF7B72"/>
           <w:sz w:val="21"/>
           <w:szCs w:val="21"/>
@@ -9605,7 +9615,7 @@
       </w:r>
       <w:r>
         <w:rPr>
-          <w:rFonts w:ascii="Consolas" w:eastAsia="Times New Roman" w:hAnsi="Consolas" w:cs="Times New Roman"/>
+          <w:rFonts w:ascii="Consolas" w:hAnsi="Consolas" w:eastAsia="Times New Roman" w:cs="Times New Roman"/>
           <w:color w:val="BBBEBF"/>
           <w:sz w:val="21"/>
           <w:szCs w:val="21"/>
@@ -9615,7 +9625,7 @@
       </w:r>
       <w:r>
         <w:rPr>
-          <w:rFonts w:ascii="Consolas" w:eastAsia="Times New Roman" w:hAnsi="Consolas" w:cs="Times New Roman"/>
+          <w:rFonts w:ascii="Consolas" w:hAnsi="Consolas" w:eastAsia="Times New Roman" w:cs="Times New Roman"/>
           <w:color w:val="FF7B72"/>
           <w:sz w:val="21"/>
           <w:szCs w:val="21"/>
@@ -9625,7 +9635,7 @@
       </w:r>
       <w:r>
         <w:rPr>
-          <w:rFonts w:ascii="Consolas" w:eastAsia="Times New Roman" w:hAnsi="Consolas" w:cs="Times New Roman"/>
+          <w:rFonts w:ascii="Consolas" w:hAnsi="Consolas" w:eastAsia="Times New Roman" w:cs="Times New Roman"/>
           <w:color w:val="BBBEBF"/>
           <w:sz w:val="21"/>
           <w:szCs w:val="21"/>
@@ -9636,7 +9646,7 @@
       <w:proofErr w:type="spellStart"/>
       <w:r>
         <w:rPr>
-          <w:rFonts w:ascii="Consolas" w:eastAsia="Times New Roman" w:hAnsi="Consolas" w:cs="Times New Roman"/>
+          <w:rFonts w:ascii="Consolas" w:hAnsi="Consolas" w:eastAsia="Times New Roman" w:cs="Times New Roman"/>
           <w:color w:val="D2A8FF"/>
           <w:sz w:val="21"/>
           <w:szCs w:val="21"/>
@@ -9647,7 +9657,7 @@
       <w:proofErr w:type="spellEnd"/>
       <w:r>
         <w:rPr>
-          <w:rFonts w:ascii="Consolas" w:eastAsia="Times New Roman" w:hAnsi="Consolas" w:cs="Times New Roman"/>
+          <w:rFonts w:ascii="Consolas" w:hAnsi="Consolas" w:eastAsia="Times New Roman" w:cs="Times New Roman"/>
           <w:color w:val="BBBEBF"/>
           <w:sz w:val="21"/>
           <w:szCs w:val="21"/>
@@ -9661,7 +9671,7 @@
         <w:shd w:val="clear" w:color="auto" w:fill="121314"/>
         <w:spacing w:after="0" w:line="285" w:lineRule="atLeast"/>
         <w:rPr>
-          <w:rFonts w:ascii="Consolas" w:eastAsia="Times New Roman" w:hAnsi="Consolas" w:cs="Times New Roman"/>
+          <w:rFonts w:ascii="Consolas" w:hAnsi="Consolas" w:eastAsia="Times New Roman" w:cs="Times New Roman"/>
           <w:color w:val="BBBEBF"/>
           <w:sz w:val="21"/>
           <w:szCs w:val="21"/>
@@ -9670,7 +9680,7 @@
       </w:pPr>
       <w:r>
         <w:rPr>
-          <w:rFonts w:ascii="Consolas" w:eastAsia="Times New Roman" w:hAnsi="Consolas" w:cs="Times New Roman"/>
+          <w:rFonts w:ascii="Consolas" w:hAnsi="Consolas" w:eastAsia="Times New Roman" w:cs="Times New Roman"/>
           <w:color w:val="BBBEBF"/>
           <w:sz w:val="21"/>
           <w:szCs w:val="21"/>
@@ -9681,7 +9691,7 @@
       <w:proofErr w:type="spellStart"/>
       <w:r>
         <w:rPr>
-          <w:rFonts w:ascii="Consolas" w:eastAsia="Times New Roman" w:hAnsi="Consolas" w:cs="Times New Roman"/>
+          <w:rFonts w:ascii="Consolas" w:hAnsi="Consolas" w:eastAsia="Times New Roman" w:cs="Times New Roman"/>
           <w:color w:val="BBBEBF"/>
           <w:sz w:val="21"/>
           <w:szCs w:val="21"/>
@@ -9692,7 +9702,7 @@
       <w:proofErr w:type="spellEnd"/>
       <w:r>
         <w:rPr>
-          <w:rFonts w:ascii="Consolas" w:eastAsia="Times New Roman" w:hAnsi="Consolas" w:cs="Times New Roman"/>
+          <w:rFonts w:ascii="Consolas" w:hAnsi="Consolas" w:eastAsia="Times New Roman" w:cs="Times New Roman"/>
           <w:color w:val="BBBEBF"/>
           <w:sz w:val="21"/>
           <w:szCs w:val="21"/>
@@ -9702,7 +9712,7 @@
       </w:r>
       <w:r>
         <w:rPr>
-          <w:rFonts w:ascii="Consolas" w:eastAsia="Times New Roman" w:hAnsi="Consolas" w:cs="Times New Roman"/>
+          <w:rFonts w:ascii="Consolas" w:hAnsi="Consolas" w:eastAsia="Times New Roman" w:cs="Times New Roman"/>
           <w:color w:val="FF7B72"/>
           <w:sz w:val="21"/>
           <w:szCs w:val="21"/>
@@ -9712,7 +9722,7 @@
       </w:r>
       <w:r>
         <w:rPr>
-          <w:rFonts w:ascii="Consolas" w:eastAsia="Times New Roman" w:hAnsi="Consolas" w:cs="Times New Roman"/>
+          <w:rFonts w:ascii="Consolas" w:hAnsi="Consolas" w:eastAsia="Times New Roman" w:cs="Times New Roman"/>
           <w:color w:val="BBBEBF"/>
           <w:sz w:val="21"/>
           <w:szCs w:val="21"/>
@@ -9722,7 +9732,7 @@
       </w:r>
       <w:r>
         <w:rPr>
-          <w:rFonts w:ascii="Consolas" w:eastAsia="Times New Roman" w:hAnsi="Consolas" w:cs="Times New Roman"/>
+          <w:rFonts w:ascii="Consolas" w:hAnsi="Consolas" w:eastAsia="Times New Roman" w:cs="Times New Roman"/>
           <w:color w:val="FF7B72"/>
           <w:sz w:val="21"/>
           <w:szCs w:val="21"/>
@@ -9732,7 +9742,7 @@
       </w:r>
       <w:r>
         <w:rPr>
-          <w:rFonts w:ascii="Consolas" w:eastAsia="Times New Roman" w:hAnsi="Consolas" w:cs="Times New Roman"/>
+          <w:rFonts w:ascii="Consolas" w:hAnsi="Consolas" w:eastAsia="Times New Roman" w:cs="Times New Roman"/>
           <w:color w:val="BBBEBF"/>
           <w:sz w:val="21"/>
           <w:szCs w:val="21"/>
@@ -9742,7 +9752,7 @@
       </w:r>
       <w:r>
         <w:rPr>
-          <w:rFonts w:ascii="Consolas" w:eastAsia="Times New Roman" w:hAnsi="Consolas" w:cs="Times New Roman"/>
+          <w:rFonts w:ascii="Consolas" w:hAnsi="Consolas" w:eastAsia="Times New Roman" w:cs="Times New Roman"/>
           <w:color w:val="569CD6"/>
           <w:sz w:val="21"/>
           <w:szCs w:val="21"/>
@@ -9752,7 +9762,7 @@
       </w:r>
       <w:r>
         <w:rPr>
-          <w:rFonts w:ascii="Consolas" w:eastAsia="Times New Roman" w:hAnsi="Consolas" w:cs="Times New Roman"/>
+          <w:rFonts w:ascii="Consolas" w:hAnsi="Consolas" w:eastAsia="Times New Roman" w:cs="Times New Roman"/>
           <w:color w:val="BBBEBF"/>
           <w:sz w:val="21"/>
           <w:szCs w:val="21"/>
@@ -9766,7 +9776,7 @@
         <w:shd w:val="clear" w:color="auto" w:fill="121314"/>
         <w:spacing w:after="0" w:line="285" w:lineRule="atLeast"/>
         <w:rPr>
-          <w:rFonts w:ascii="Consolas" w:eastAsia="Times New Roman" w:hAnsi="Consolas" w:cs="Times New Roman"/>
+          <w:rFonts w:ascii="Consolas" w:hAnsi="Consolas" w:eastAsia="Times New Roman" w:cs="Times New Roman"/>
           <w:color w:val="BBBEBF"/>
           <w:sz w:val="21"/>
           <w:szCs w:val="21"/>
@@ -9775,7 +9785,7 @@
       </w:pPr>
       <w:r>
         <w:rPr>
-          <w:rFonts w:ascii="Consolas" w:eastAsia="Times New Roman" w:hAnsi="Consolas" w:cs="Times New Roman"/>
+          <w:rFonts w:ascii="Consolas" w:hAnsi="Consolas" w:eastAsia="Times New Roman" w:cs="Times New Roman"/>
           <w:color w:val="BBBEBF"/>
           <w:sz w:val="21"/>
           <w:szCs w:val="21"/>
@@ -9786,7 +9796,7 @@
       <w:proofErr w:type="spellStart"/>
       <w:r>
         <w:rPr>
-          <w:rFonts w:ascii="Consolas" w:eastAsia="Times New Roman" w:hAnsi="Consolas" w:cs="Times New Roman"/>
+          <w:rFonts w:ascii="Consolas" w:hAnsi="Consolas" w:eastAsia="Times New Roman" w:cs="Times New Roman"/>
           <w:color w:val="BBBEBF"/>
           <w:sz w:val="21"/>
           <w:szCs w:val="21"/>
@@ -9797,7 +9807,7 @@
       <w:proofErr w:type="spellEnd"/>
       <w:r>
         <w:rPr>
-          <w:rFonts w:ascii="Consolas" w:eastAsia="Times New Roman" w:hAnsi="Consolas" w:cs="Times New Roman"/>
+          <w:rFonts w:ascii="Consolas" w:hAnsi="Consolas" w:eastAsia="Times New Roman" w:cs="Times New Roman"/>
           <w:color w:val="BBBEBF"/>
           <w:sz w:val="21"/>
           <w:szCs w:val="21"/>
@@ -9807,7 +9817,7 @@
       </w:r>
       <w:r>
         <w:rPr>
-          <w:rFonts w:ascii="Consolas" w:eastAsia="Times New Roman" w:hAnsi="Consolas" w:cs="Times New Roman"/>
+          <w:rFonts w:ascii="Consolas" w:hAnsi="Consolas" w:eastAsia="Times New Roman" w:cs="Times New Roman"/>
           <w:color w:val="FF7B72"/>
           <w:sz w:val="21"/>
           <w:szCs w:val="21"/>
@@ -9817,7 +9827,7 @@
       </w:r>
       <w:r>
         <w:rPr>
-          <w:rFonts w:ascii="Consolas" w:eastAsia="Times New Roman" w:hAnsi="Consolas" w:cs="Times New Roman"/>
+          <w:rFonts w:ascii="Consolas" w:hAnsi="Consolas" w:eastAsia="Times New Roman" w:cs="Times New Roman"/>
           <w:color w:val="BBBEBF"/>
           <w:sz w:val="21"/>
           <w:szCs w:val="21"/>
@@ -9827,7 +9837,7 @@
       </w:r>
       <w:r>
         <w:rPr>
-          <w:rFonts w:ascii="Consolas" w:eastAsia="Times New Roman" w:hAnsi="Consolas" w:cs="Times New Roman"/>
+          <w:rFonts w:ascii="Consolas" w:hAnsi="Consolas" w:eastAsia="Times New Roman" w:cs="Times New Roman"/>
           <w:color w:val="FF7B72"/>
           <w:sz w:val="21"/>
           <w:szCs w:val="21"/>
@@ -9837,7 +9847,7 @@
       </w:r>
       <w:r>
         <w:rPr>
-          <w:rFonts w:ascii="Consolas" w:eastAsia="Times New Roman" w:hAnsi="Consolas" w:cs="Times New Roman"/>
+          <w:rFonts w:ascii="Consolas" w:hAnsi="Consolas" w:eastAsia="Times New Roman" w:cs="Times New Roman"/>
           <w:color w:val="BBBEBF"/>
           <w:sz w:val="21"/>
           <w:szCs w:val="21"/>
@@ -9851,7 +9861,7 @@
         <w:shd w:val="clear" w:color="auto" w:fill="121314"/>
         <w:spacing w:after="0" w:line="285" w:lineRule="atLeast"/>
         <w:rPr>
-          <w:rFonts w:ascii="Consolas" w:eastAsia="Times New Roman" w:hAnsi="Consolas" w:cs="Times New Roman"/>
+          <w:rFonts w:ascii="Consolas" w:hAnsi="Consolas" w:eastAsia="Times New Roman" w:cs="Times New Roman"/>
           <w:color w:val="BBBEBF"/>
           <w:sz w:val="21"/>
           <w:szCs w:val="21"/>
@@ -9860,7 +9870,7 @@
       </w:pPr>
       <w:r>
         <w:rPr>
-          <w:rFonts w:ascii="Consolas" w:eastAsia="Times New Roman" w:hAnsi="Consolas" w:cs="Times New Roman"/>
+          <w:rFonts w:ascii="Consolas" w:hAnsi="Consolas" w:eastAsia="Times New Roman" w:cs="Times New Roman"/>
           <w:color w:val="BBBEBF"/>
           <w:sz w:val="21"/>
           <w:szCs w:val="21"/>
@@ -9870,7 +9880,7 @@
       </w:r>
       <w:r>
         <w:rPr>
-          <w:rFonts w:ascii="Consolas" w:eastAsia="Times New Roman" w:hAnsi="Consolas" w:cs="Times New Roman"/>
+          <w:rFonts w:ascii="Consolas" w:hAnsi="Consolas" w:eastAsia="Times New Roman" w:cs="Times New Roman"/>
           <w:color w:val="569CD6"/>
           <w:sz w:val="21"/>
           <w:szCs w:val="21"/>
@@ -9880,7 +9890,7 @@
       </w:r>
       <w:r>
         <w:rPr>
-          <w:rFonts w:ascii="Consolas" w:eastAsia="Times New Roman" w:hAnsi="Consolas" w:cs="Times New Roman"/>
+          <w:rFonts w:ascii="Consolas" w:hAnsi="Consolas" w:eastAsia="Times New Roman" w:cs="Times New Roman"/>
           <w:color w:val="BBBEBF"/>
           <w:sz w:val="21"/>
           <w:szCs w:val="21"/>
@@ -9891,7 +9901,7 @@
       <w:proofErr w:type="spellStart"/>
       <w:r>
         <w:rPr>
-          <w:rFonts w:ascii="Consolas" w:eastAsia="Times New Roman" w:hAnsi="Consolas" w:cs="Times New Roman"/>
+          <w:rFonts w:ascii="Consolas" w:hAnsi="Consolas" w:eastAsia="Times New Roman" w:cs="Times New Roman"/>
           <w:color w:val="BBBEBF"/>
           <w:sz w:val="21"/>
           <w:szCs w:val="21"/>
@@ -9902,7 +9912,7 @@
       <w:proofErr w:type="spellEnd"/>
       <w:r>
         <w:rPr>
-          <w:rFonts w:ascii="Consolas" w:eastAsia="Times New Roman" w:hAnsi="Consolas" w:cs="Times New Roman"/>
+          <w:rFonts w:ascii="Consolas" w:hAnsi="Consolas" w:eastAsia="Times New Roman" w:cs="Times New Roman"/>
           <w:color w:val="BBBEBF"/>
           <w:sz w:val="21"/>
           <w:szCs w:val="21"/>
@@ -9912,7 +9922,7 @@
       </w:r>
       <w:r>
         <w:rPr>
-          <w:rFonts w:ascii="Consolas" w:eastAsia="Times New Roman" w:hAnsi="Consolas" w:cs="Times New Roman"/>
+          <w:rFonts w:ascii="Consolas" w:hAnsi="Consolas" w:eastAsia="Times New Roman" w:cs="Times New Roman"/>
           <w:color w:val="569CD6"/>
           <w:sz w:val="21"/>
           <w:szCs w:val="21"/>
@@ -9922,7 +9932,7 @@
       </w:r>
       <w:r>
         <w:rPr>
-          <w:rFonts w:ascii="Consolas" w:eastAsia="Times New Roman" w:hAnsi="Consolas" w:cs="Times New Roman"/>
+          <w:rFonts w:ascii="Consolas" w:hAnsi="Consolas" w:eastAsia="Times New Roman" w:cs="Times New Roman"/>
           <w:color w:val="BBBEBF"/>
           <w:sz w:val="21"/>
           <w:szCs w:val="21"/>
@@ -9933,7 +9943,7 @@
       <w:proofErr w:type="spellStart"/>
       <w:r>
         <w:rPr>
-          <w:rFonts w:ascii="Consolas" w:eastAsia="Times New Roman" w:hAnsi="Consolas" w:cs="Times New Roman"/>
+          <w:rFonts w:ascii="Consolas" w:hAnsi="Consolas" w:eastAsia="Times New Roman" w:cs="Times New Roman"/>
           <w:color w:val="BBBEBF"/>
           <w:sz w:val="21"/>
           <w:szCs w:val="21"/>
@@ -9944,7 +9954,7 @@
       <w:proofErr w:type="spellEnd"/>
       <w:r>
         <w:rPr>
-          <w:rFonts w:ascii="Consolas" w:eastAsia="Times New Roman" w:hAnsi="Consolas" w:cs="Times New Roman"/>
+          <w:rFonts w:ascii="Consolas" w:hAnsi="Consolas" w:eastAsia="Times New Roman" w:cs="Times New Roman"/>
           <w:color w:val="BBBEBF"/>
           <w:sz w:val="21"/>
           <w:szCs w:val="21"/>
@@ -9955,7 +9965,7 @@
       <w:proofErr w:type="spellStart"/>
       <w:r>
         <w:rPr>
-          <w:rFonts w:ascii="Consolas" w:eastAsia="Times New Roman" w:hAnsi="Consolas" w:cs="Times New Roman"/>
+          <w:rFonts w:ascii="Consolas" w:hAnsi="Consolas" w:eastAsia="Times New Roman" w:cs="Times New Roman"/>
           <w:color w:val="BBBEBF"/>
           <w:sz w:val="21"/>
           <w:szCs w:val="21"/>
@@ -9966,7 +9976,7 @@
       <w:proofErr w:type="spellEnd"/>
       <w:r>
         <w:rPr>
-          <w:rFonts w:ascii="Consolas" w:eastAsia="Times New Roman" w:hAnsi="Consolas" w:cs="Times New Roman"/>
+          <w:rFonts w:ascii="Consolas" w:hAnsi="Consolas" w:eastAsia="Times New Roman" w:cs="Times New Roman"/>
           <w:color w:val="BBBEBF"/>
           <w:sz w:val="21"/>
           <w:szCs w:val="21"/>
@@ -9980,7 +9990,7 @@
         <w:shd w:val="clear" w:color="auto" w:fill="121314"/>
         <w:spacing w:after="0" w:line="285" w:lineRule="atLeast"/>
         <w:rPr>
-          <w:rFonts w:ascii="Consolas" w:eastAsia="Times New Roman" w:hAnsi="Consolas" w:cs="Times New Roman"/>
+          <w:rFonts w:ascii="Consolas" w:hAnsi="Consolas" w:eastAsia="Times New Roman" w:cs="Times New Roman"/>
           <w:color w:val="BBBEBF"/>
           <w:sz w:val="21"/>
           <w:szCs w:val="21"/>
@@ -9989,7 +9999,7 @@
       </w:pPr>
       <w:r>
         <w:rPr>
-          <w:rFonts w:ascii="Consolas" w:eastAsia="Times New Roman" w:hAnsi="Consolas" w:cs="Times New Roman"/>
+          <w:rFonts w:ascii="Consolas" w:hAnsi="Consolas" w:eastAsia="Times New Roman" w:cs="Times New Roman"/>
           <w:color w:val="BBBEBF"/>
           <w:sz w:val="21"/>
           <w:szCs w:val="21"/>
@@ -10000,7 +10010,7 @@
       <w:proofErr w:type="spellStart"/>
       <w:r>
         <w:rPr>
-          <w:rFonts w:ascii="Consolas" w:eastAsia="Times New Roman" w:hAnsi="Consolas" w:cs="Times New Roman"/>
+          <w:rFonts w:ascii="Consolas" w:hAnsi="Consolas" w:eastAsia="Times New Roman" w:cs="Times New Roman"/>
           <w:color w:val="FF7B72"/>
           <w:sz w:val="21"/>
           <w:szCs w:val="21"/>
@@ -10011,7 +10021,7 @@
       <w:proofErr w:type="spellEnd"/>
       <w:r>
         <w:rPr>
-          <w:rFonts w:ascii="Consolas" w:eastAsia="Times New Roman" w:hAnsi="Consolas" w:cs="Times New Roman"/>
+          <w:rFonts w:ascii="Consolas" w:hAnsi="Consolas" w:eastAsia="Times New Roman" w:cs="Times New Roman"/>
           <w:color w:val="BBBEBF"/>
           <w:sz w:val="21"/>
           <w:szCs w:val="21"/>
@@ -10025,7 +10035,7 @@
         <w:shd w:val="clear" w:color="auto" w:fill="121314"/>
         <w:spacing w:after="0" w:line="285" w:lineRule="atLeast"/>
         <w:rPr>
-          <w:rFonts w:ascii="Consolas" w:eastAsia="Times New Roman" w:hAnsi="Consolas" w:cs="Times New Roman"/>
+          <w:rFonts w:ascii="Consolas" w:hAnsi="Consolas" w:eastAsia="Times New Roman" w:cs="Times New Roman"/>
           <w:color w:val="BBBEBF"/>
           <w:sz w:val="21"/>
           <w:szCs w:val="21"/>
@@ -10034,7 +10044,7 @@
       </w:pPr>
       <w:r>
         <w:rPr>
-          <w:rFonts w:ascii="Consolas" w:eastAsia="Times New Roman" w:hAnsi="Consolas" w:cs="Times New Roman"/>
+          <w:rFonts w:ascii="Consolas" w:hAnsi="Consolas" w:eastAsia="Times New Roman" w:cs="Times New Roman"/>
           <w:color w:val="BBBEBF"/>
           <w:sz w:val="21"/>
           <w:szCs w:val="21"/>
@@ -10045,7 +10055,7 @@
       <w:proofErr w:type="spellStart"/>
       <w:r>
         <w:rPr>
-          <w:rFonts w:ascii="Consolas" w:eastAsia="Times New Roman" w:hAnsi="Consolas" w:cs="Times New Roman"/>
+          <w:rFonts w:ascii="Consolas" w:hAnsi="Consolas" w:eastAsia="Times New Roman" w:cs="Times New Roman"/>
           <w:color w:val="BBBEBF"/>
           <w:sz w:val="21"/>
           <w:szCs w:val="21"/>
@@ -10056,7 +10066,7 @@
       <w:proofErr w:type="spellEnd"/>
       <w:r>
         <w:rPr>
-          <w:rFonts w:ascii="Consolas" w:eastAsia="Times New Roman" w:hAnsi="Consolas" w:cs="Times New Roman"/>
+          <w:rFonts w:ascii="Consolas" w:hAnsi="Consolas" w:eastAsia="Times New Roman" w:cs="Times New Roman"/>
           <w:color w:val="BBBEBF"/>
           <w:sz w:val="21"/>
           <w:szCs w:val="21"/>
@@ -10066,7 +10076,7 @@
       </w:r>
       <w:r>
         <w:rPr>
-          <w:rFonts w:ascii="Consolas" w:eastAsia="Times New Roman" w:hAnsi="Consolas" w:cs="Times New Roman"/>
+          <w:rFonts w:ascii="Consolas" w:hAnsi="Consolas" w:eastAsia="Times New Roman" w:cs="Times New Roman"/>
           <w:color w:val="FF7B72"/>
           <w:sz w:val="21"/>
           <w:szCs w:val="21"/>
@@ -10076,7 +10086,7 @@
       </w:r>
       <w:r>
         <w:rPr>
-          <w:rFonts w:ascii="Consolas" w:eastAsia="Times New Roman" w:hAnsi="Consolas" w:cs="Times New Roman"/>
+          <w:rFonts w:ascii="Consolas" w:hAnsi="Consolas" w:eastAsia="Times New Roman" w:cs="Times New Roman"/>
           <w:color w:val="BBBEBF"/>
           <w:sz w:val="21"/>
           <w:szCs w:val="21"/>
@@ -10086,7 +10096,7 @@
       </w:r>
       <w:r>
         <w:rPr>
-          <w:rFonts w:ascii="Consolas" w:eastAsia="Times New Roman" w:hAnsi="Consolas" w:cs="Times New Roman"/>
+          <w:rFonts w:ascii="Consolas" w:hAnsi="Consolas" w:eastAsia="Times New Roman" w:cs="Times New Roman"/>
           <w:color w:val="569CD6"/>
           <w:sz w:val="21"/>
           <w:szCs w:val="21"/>
@@ -10096,7 +10106,7 @@
       </w:r>
       <w:r>
         <w:rPr>
-          <w:rFonts w:ascii="Consolas" w:eastAsia="Times New Roman" w:hAnsi="Consolas" w:cs="Times New Roman"/>
+          <w:rFonts w:ascii="Consolas" w:hAnsi="Consolas" w:eastAsia="Times New Roman" w:cs="Times New Roman"/>
           <w:color w:val="BBBEBF"/>
           <w:sz w:val="21"/>
           <w:szCs w:val="21"/>
@@ -10106,7 +10116,7 @@
       </w:r>
       <w:r>
         <w:rPr>
-          <w:rFonts w:ascii="Consolas" w:eastAsia="Times New Roman" w:hAnsi="Consolas" w:cs="Times New Roman"/>
+          <w:rFonts w:ascii="Consolas" w:hAnsi="Consolas" w:eastAsia="Times New Roman" w:cs="Times New Roman"/>
           <w:color w:val="B5CEA8"/>
           <w:sz w:val="21"/>
           <w:szCs w:val="21"/>
@@ -10116,7 +10126,7 @@
       </w:r>
       <w:r>
         <w:rPr>
-          <w:rFonts w:ascii="Consolas" w:eastAsia="Times New Roman" w:hAnsi="Consolas" w:cs="Times New Roman"/>
+          <w:rFonts w:ascii="Consolas" w:hAnsi="Consolas" w:eastAsia="Times New Roman" w:cs="Times New Roman"/>
           <w:color w:val="BBBEBF"/>
           <w:sz w:val="21"/>
           <w:szCs w:val="21"/>
@@ -10130,7 +10140,7 @@
         <w:shd w:val="clear" w:color="auto" w:fill="121314"/>
         <w:spacing w:after="0" w:line="285" w:lineRule="atLeast"/>
         <w:rPr>
-          <w:rFonts w:ascii="Consolas" w:eastAsia="Times New Roman" w:hAnsi="Consolas" w:cs="Times New Roman"/>
+          <w:rFonts w:ascii="Consolas" w:hAnsi="Consolas" w:eastAsia="Times New Roman" w:cs="Times New Roman"/>
           <w:color w:val="BBBEBF"/>
           <w:sz w:val="21"/>
           <w:szCs w:val="21"/>
@@ -10139,7 +10149,7 @@
       </w:pPr>
       <w:r>
         <w:rPr>
-          <w:rFonts w:ascii="Consolas" w:eastAsia="Times New Roman" w:hAnsi="Consolas" w:cs="Times New Roman"/>
+          <w:rFonts w:ascii="Consolas" w:hAnsi="Consolas" w:eastAsia="Times New Roman" w:cs="Times New Roman"/>
           <w:color w:val="BBBEBF"/>
           <w:sz w:val="21"/>
           <w:szCs w:val="21"/>
@@ -10150,7 +10160,7 @@
       <w:proofErr w:type="spellStart"/>
       <w:r>
         <w:rPr>
-          <w:rFonts w:ascii="Consolas" w:eastAsia="Times New Roman" w:hAnsi="Consolas" w:cs="Times New Roman"/>
+          <w:rFonts w:ascii="Consolas" w:hAnsi="Consolas" w:eastAsia="Times New Roman" w:cs="Times New Roman"/>
           <w:color w:val="BBBEBF"/>
           <w:sz w:val="21"/>
           <w:szCs w:val="21"/>
@@ -10161,7 +10171,7 @@
       <w:proofErr w:type="spellEnd"/>
       <w:r>
         <w:rPr>
-          <w:rFonts w:ascii="Consolas" w:eastAsia="Times New Roman" w:hAnsi="Consolas" w:cs="Times New Roman"/>
+          <w:rFonts w:ascii="Consolas" w:hAnsi="Consolas" w:eastAsia="Times New Roman" w:cs="Times New Roman"/>
           <w:color w:val="BBBEBF"/>
           <w:sz w:val="21"/>
           <w:szCs w:val="21"/>
@@ -10171,7 +10181,7 @@
       </w:r>
       <w:r>
         <w:rPr>
-          <w:rFonts w:ascii="Consolas" w:eastAsia="Times New Roman" w:hAnsi="Consolas" w:cs="Times New Roman"/>
+          <w:rFonts w:ascii="Consolas" w:hAnsi="Consolas" w:eastAsia="Times New Roman" w:cs="Times New Roman"/>
           <w:color w:val="FF7B72"/>
           <w:sz w:val="21"/>
           <w:szCs w:val="21"/>
@@ -10181,7 +10191,7 @@
       </w:r>
       <w:r>
         <w:rPr>
-          <w:rFonts w:ascii="Consolas" w:eastAsia="Times New Roman" w:hAnsi="Consolas" w:cs="Times New Roman"/>
+          <w:rFonts w:ascii="Consolas" w:hAnsi="Consolas" w:eastAsia="Times New Roman" w:cs="Times New Roman"/>
           <w:color w:val="BBBEBF"/>
           <w:sz w:val="21"/>
           <w:szCs w:val="21"/>
@@ -10191,7 +10201,7 @@
       </w:r>
       <w:r>
         <w:rPr>
-          <w:rFonts w:ascii="Consolas" w:eastAsia="Times New Roman" w:hAnsi="Consolas" w:cs="Times New Roman"/>
+          <w:rFonts w:ascii="Consolas" w:hAnsi="Consolas" w:eastAsia="Times New Roman" w:cs="Times New Roman"/>
           <w:color w:val="569CD6"/>
           <w:sz w:val="21"/>
           <w:szCs w:val="21"/>
@@ -10201,7 +10211,7 @@
       </w:r>
       <w:r>
         <w:rPr>
-          <w:rFonts w:ascii="Consolas" w:eastAsia="Times New Roman" w:hAnsi="Consolas" w:cs="Times New Roman"/>
+          <w:rFonts w:ascii="Consolas" w:hAnsi="Consolas" w:eastAsia="Times New Roman" w:cs="Times New Roman"/>
           <w:color w:val="BBBEBF"/>
           <w:sz w:val="21"/>
           <w:szCs w:val="21"/>
@@ -10211,7 +10221,7 @@
       </w:r>
       <w:r>
         <w:rPr>
-          <w:rFonts w:ascii="Consolas" w:eastAsia="Times New Roman" w:hAnsi="Consolas" w:cs="Times New Roman"/>
+          <w:rFonts w:ascii="Consolas" w:hAnsi="Consolas" w:eastAsia="Times New Roman" w:cs="Times New Roman"/>
           <w:color w:val="B5CEA8"/>
           <w:sz w:val="21"/>
           <w:szCs w:val="21"/>
@@ -10221,7 +10231,7 @@
       </w:r>
       <w:r>
         <w:rPr>
-          <w:rFonts w:ascii="Consolas" w:eastAsia="Times New Roman" w:hAnsi="Consolas" w:cs="Times New Roman"/>
+          <w:rFonts w:ascii="Consolas" w:hAnsi="Consolas" w:eastAsia="Times New Roman" w:cs="Times New Roman"/>
           <w:color w:val="BBBEBF"/>
           <w:sz w:val="21"/>
           <w:szCs w:val="21"/>
@@ -10235,7 +10245,7 @@
         <w:shd w:val="clear" w:color="auto" w:fill="121314"/>
         <w:spacing w:after="0" w:line="285" w:lineRule="atLeast"/>
         <w:rPr>
-          <w:rFonts w:ascii="Consolas" w:eastAsia="Times New Roman" w:hAnsi="Consolas" w:cs="Times New Roman"/>
+          <w:rFonts w:ascii="Consolas" w:hAnsi="Consolas" w:eastAsia="Times New Roman" w:cs="Times New Roman"/>
           <w:color w:val="BBBEBF"/>
           <w:sz w:val="21"/>
           <w:szCs w:val="21"/>
@@ -10244,7 +10254,7 @@
       </w:pPr>
       <w:r>
         <w:rPr>
-          <w:rFonts w:ascii="Consolas" w:eastAsia="Times New Roman" w:hAnsi="Consolas" w:cs="Times New Roman"/>
+          <w:rFonts w:ascii="Consolas" w:hAnsi="Consolas" w:eastAsia="Times New Roman" w:cs="Times New Roman"/>
           <w:color w:val="BBBEBF"/>
           <w:sz w:val="21"/>
           <w:szCs w:val="21"/>
@@ -10255,7 +10265,7 @@
       <w:proofErr w:type="spellStart"/>
       <w:r>
         <w:rPr>
-          <w:rFonts w:ascii="Consolas" w:eastAsia="Times New Roman" w:hAnsi="Consolas" w:cs="Times New Roman"/>
+          <w:rFonts w:ascii="Consolas" w:hAnsi="Consolas" w:eastAsia="Times New Roman" w:cs="Times New Roman"/>
           <w:color w:val="BBBEBF"/>
           <w:sz w:val="21"/>
           <w:szCs w:val="21"/>
@@ -10266,7 +10276,7 @@
       <w:proofErr w:type="spellEnd"/>
       <w:r>
         <w:rPr>
-          <w:rFonts w:ascii="Consolas" w:eastAsia="Times New Roman" w:hAnsi="Consolas" w:cs="Times New Roman"/>
+          <w:rFonts w:ascii="Consolas" w:hAnsi="Consolas" w:eastAsia="Times New Roman" w:cs="Times New Roman"/>
           <w:color w:val="BBBEBF"/>
           <w:sz w:val="21"/>
           <w:szCs w:val="21"/>
@@ -10280,7 +10290,7 @@
         <w:shd w:val="clear" w:color="auto" w:fill="121314"/>
         <w:spacing w:after="0" w:line="285" w:lineRule="atLeast"/>
         <w:rPr>
-          <w:rFonts w:ascii="Consolas" w:eastAsia="Times New Roman" w:hAnsi="Consolas" w:cs="Times New Roman"/>
+          <w:rFonts w:ascii="Consolas" w:hAnsi="Consolas" w:eastAsia="Times New Roman" w:cs="Times New Roman"/>
           <w:color w:val="BBBEBF"/>
           <w:sz w:val="21"/>
           <w:szCs w:val="21"/>
@@ -10289,7 +10299,7 @@
       </w:pPr>
       <w:r>
         <w:rPr>
-          <w:rFonts w:ascii="Consolas" w:eastAsia="Times New Roman" w:hAnsi="Consolas" w:cs="Times New Roman"/>
+          <w:rFonts w:ascii="Consolas" w:hAnsi="Consolas" w:eastAsia="Times New Roman" w:cs="Times New Roman"/>
           <w:color w:val="BBBEBF"/>
           <w:sz w:val="21"/>
           <w:szCs w:val="21"/>
@@ -10300,7 +10310,7 @@
       <w:proofErr w:type="spellStart"/>
       <w:r>
         <w:rPr>
-          <w:rFonts w:ascii="Consolas" w:eastAsia="Times New Roman" w:hAnsi="Consolas" w:cs="Times New Roman"/>
+          <w:rFonts w:ascii="Consolas" w:hAnsi="Consolas" w:eastAsia="Times New Roman" w:cs="Times New Roman"/>
           <w:color w:val="BBBEBF"/>
           <w:sz w:val="21"/>
           <w:szCs w:val="21"/>
@@ -10311,7 +10321,7 @@
       <w:proofErr w:type="spellEnd"/>
       <w:r>
         <w:rPr>
-          <w:rFonts w:ascii="Consolas" w:eastAsia="Times New Roman" w:hAnsi="Consolas" w:cs="Times New Roman"/>
+          <w:rFonts w:ascii="Consolas" w:hAnsi="Consolas" w:eastAsia="Times New Roman" w:cs="Times New Roman"/>
           <w:color w:val="BBBEBF"/>
           <w:sz w:val="21"/>
           <w:szCs w:val="21"/>
@@ -10322,7 +10332,7 @@
       <w:proofErr w:type="gramStart"/>
       <w:r>
         <w:rPr>
-          <w:rFonts w:ascii="Consolas" w:eastAsia="Times New Roman" w:hAnsi="Consolas" w:cs="Times New Roman"/>
+          <w:rFonts w:ascii="Consolas" w:hAnsi="Consolas" w:eastAsia="Times New Roman" w:cs="Times New Roman"/>
           <w:color w:val="FF7B72"/>
           <w:sz w:val="21"/>
           <w:szCs w:val="21"/>
@@ -10332,7 +10342,7 @@
       </w:r>
       <w:r>
         <w:rPr>
-          <w:rFonts w:ascii="Consolas" w:eastAsia="Times New Roman" w:hAnsi="Consolas" w:cs="Times New Roman"/>
+          <w:rFonts w:ascii="Consolas" w:hAnsi="Consolas" w:eastAsia="Times New Roman" w:cs="Times New Roman"/>
           <w:color w:val="BBBEBF"/>
           <w:sz w:val="21"/>
           <w:szCs w:val="21"/>
@@ -10343,7 +10353,7 @@
       <w:proofErr w:type="gramEnd"/>
       <w:r>
         <w:rPr>
-          <w:rFonts w:ascii="Consolas" w:eastAsia="Times New Roman" w:hAnsi="Consolas" w:cs="Times New Roman"/>
+          <w:rFonts w:ascii="Consolas" w:hAnsi="Consolas" w:eastAsia="Times New Roman" w:cs="Times New Roman"/>
           <w:color w:val="B5CEA8"/>
           <w:sz w:val="21"/>
           <w:szCs w:val="21"/>
@@ -10353,7 +10363,7 @@
       </w:r>
       <w:r>
         <w:rPr>
-          <w:rFonts w:ascii="Consolas" w:eastAsia="Times New Roman" w:hAnsi="Consolas" w:cs="Times New Roman"/>
+          <w:rFonts w:ascii="Consolas" w:hAnsi="Consolas" w:eastAsia="Times New Roman" w:cs="Times New Roman"/>
           <w:color w:val="BBBEBF"/>
           <w:sz w:val="21"/>
           <w:szCs w:val="21"/>
@@ -10363,7 +10373,7 @@
       </w:r>
       <w:r>
         <w:rPr>
-          <w:rFonts w:ascii="Consolas" w:eastAsia="Times New Roman" w:hAnsi="Consolas" w:cs="Times New Roman"/>
+          <w:rFonts w:ascii="Consolas" w:hAnsi="Consolas" w:eastAsia="Times New Roman" w:cs="Times New Roman"/>
           <w:color w:val="FF7B72"/>
           <w:sz w:val="21"/>
           <w:szCs w:val="21"/>
@@ -10373,7 +10383,7 @@
       </w:r>
       <w:r>
         <w:rPr>
-          <w:rFonts w:ascii="Consolas" w:eastAsia="Times New Roman" w:hAnsi="Consolas" w:cs="Times New Roman"/>
+          <w:rFonts w:ascii="Consolas" w:hAnsi="Consolas" w:eastAsia="Times New Roman" w:cs="Times New Roman"/>
           <w:color w:val="BBBEBF"/>
           <w:sz w:val="21"/>
           <w:szCs w:val="21"/>
@@ -10383,7 +10393,7 @@
       </w:r>
       <w:r>
         <w:rPr>
-          <w:rFonts w:ascii="Consolas" w:eastAsia="Times New Roman" w:hAnsi="Consolas" w:cs="Times New Roman"/>
+          <w:rFonts w:ascii="Consolas" w:hAnsi="Consolas" w:eastAsia="Times New Roman" w:cs="Times New Roman"/>
           <w:color w:val="569CD6"/>
           <w:sz w:val="21"/>
           <w:szCs w:val="21"/>
@@ -10393,7 +10403,7 @@
       </w:r>
       <w:r>
         <w:rPr>
-          <w:rFonts w:ascii="Consolas" w:eastAsia="Times New Roman" w:hAnsi="Consolas" w:cs="Times New Roman"/>
+          <w:rFonts w:ascii="Consolas" w:hAnsi="Consolas" w:eastAsia="Times New Roman" w:cs="Times New Roman"/>
           <w:color w:val="BBBEBF"/>
           <w:sz w:val="21"/>
           <w:szCs w:val="21"/>
@@ -10403,7 +10413,7 @@
       </w:r>
       <w:r>
         <w:rPr>
-          <w:rFonts w:ascii="Consolas" w:eastAsia="Times New Roman" w:hAnsi="Consolas" w:cs="Times New Roman"/>
+          <w:rFonts w:ascii="Consolas" w:hAnsi="Consolas" w:eastAsia="Times New Roman" w:cs="Times New Roman"/>
           <w:color w:val="A5D6FF"/>
           <w:sz w:val="21"/>
           <w:szCs w:val="21"/>
@@ -10417,7 +10427,7 @@
         <w:shd w:val="clear" w:color="auto" w:fill="121314"/>
         <w:spacing w:after="0" w:line="285" w:lineRule="atLeast"/>
         <w:rPr>
-          <w:rFonts w:ascii="Consolas" w:eastAsia="Times New Roman" w:hAnsi="Consolas" w:cs="Times New Roman"/>
+          <w:rFonts w:ascii="Consolas" w:hAnsi="Consolas" w:eastAsia="Times New Roman" w:cs="Times New Roman"/>
           <w:color w:val="BBBEBF"/>
           <w:sz w:val="21"/>
           <w:szCs w:val="21"/>
@@ -10426,7 +10436,7 @@
       </w:pPr>
       <w:r>
         <w:rPr>
-          <w:rFonts w:ascii="Consolas" w:eastAsia="Times New Roman" w:hAnsi="Consolas" w:cs="Times New Roman"/>
+          <w:rFonts w:ascii="Consolas" w:hAnsi="Consolas" w:eastAsia="Times New Roman" w:cs="Times New Roman"/>
           <w:color w:val="BBBEBF"/>
           <w:sz w:val="21"/>
           <w:szCs w:val="21"/>
@@ -10440,7 +10450,7 @@
         <w:shd w:val="clear" w:color="auto" w:fill="121314"/>
         <w:spacing w:after="0" w:line="285" w:lineRule="atLeast"/>
         <w:rPr>
-          <w:rFonts w:ascii="Consolas" w:eastAsia="Times New Roman" w:hAnsi="Consolas" w:cs="Times New Roman"/>
+          <w:rFonts w:ascii="Consolas" w:hAnsi="Consolas" w:eastAsia="Times New Roman" w:cs="Times New Roman"/>
           <w:color w:val="BBBEBF"/>
           <w:sz w:val="21"/>
           <w:szCs w:val="21"/>
@@ -10453,7 +10463,7 @@
         <w:shd w:val="clear" w:color="auto" w:fill="121314"/>
         <w:spacing w:after="0" w:line="285" w:lineRule="atLeast"/>
         <w:rPr>
-          <w:rFonts w:ascii="Consolas" w:eastAsia="Times New Roman" w:hAnsi="Consolas" w:cs="Times New Roman"/>
+          <w:rFonts w:ascii="Consolas" w:hAnsi="Consolas" w:eastAsia="Times New Roman" w:cs="Times New Roman"/>
           <w:color w:val="BBBEBF"/>
           <w:sz w:val="21"/>
           <w:szCs w:val="21"/>
@@ -10462,7 +10472,7 @@
       </w:pPr>
       <w:r>
         <w:rPr>
-          <w:rFonts w:ascii="Consolas" w:eastAsia="Times New Roman" w:hAnsi="Consolas" w:cs="Times New Roman"/>
+          <w:rFonts w:ascii="Consolas" w:hAnsi="Consolas" w:eastAsia="Times New Roman" w:cs="Times New Roman"/>
           <w:color w:val="FF7B72"/>
           <w:sz w:val="21"/>
           <w:szCs w:val="21"/>
@@ -10472,7 +10482,7 @@
       </w:r>
       <w:r>
         <w:rPr>
-          <w:rFonts w:ascii="Consolas" w:eastAsia="Times New Roman" w:hAnsi="Consolas" w:cs="Times New Roman"/>
+          <w:rFonts w:ascii="Consolas" w:hAnsi="Consolas" w:eastAsia="Times New Roman" w:cs="Times New Roman"/>
           <w:color w:val="BBBEBF"/>
           <w:sz w:val="21"/>
           <w:szCs w:val="21"/>
@@ -10482,7 +10492,7 @@
       </w:r>
       <w:r>
         <w:rPr>
-          <w:rFonts w:ascii="Consolas" w:eastAsia="Times New Roman" w:hAnsi="Consolas" w:cs="Times New Roman"/>
+          <w:rFonts w:ascii="Consolas" w:hAnsi="Consolas" w:eastAsia="Times New Roman" w:cs="Times New Roman"/>
           <w:color w:val="FF7B72"/>
           <w:sz w:val="21"/>
           <w:szCs w:val="21"/>
@@ -10492,7 +10502,7 @@
       </w:r>
       <w:r>
         <w:rPr>
-          <w:rFonts w:ascii="Consolas" w:eastAsia="Times New Roman" w:hAnsi="Consolas" w:cs="Times New Roman"/>
+          <w:rFonts w:ascii="Consolas" w:hAnsi="Consolas" w:eastAsia="Times New Roman" w:cs="Times New Roman"/>
           <w:color w:val="BBBEBF"/>
           <w:sz w:val="21"/>
           <w:szCs w:val="21"/>
@@ -10503,7 +10513,7 @@
       <w:proofErr w:type="spellStart"/>
       <w:r>
         <w:rPr>
-          <w:rFonts w:ascii="Consolas" w:eastAsia="Times New Roman" w:hAnsi="Consolas" w:cs="Times New Roman"/>
+          <w:rFonts w:ascii="Consolas" w:hAnsi="Consolas" w:eastAsia="Times New Roman" w:cs="Times New Roman"/>
           <w:color w:val="D2A8FF"/>
           <w:sz w:val="21"/>
           <w:szCs w:val="21"/>
@@ -10514,7 +10524,7 @@
       <w:proofErr w:type="spellEnd"/>
       <w:r>
         <w:rPr>
-          <w:rFonts w:ascii="Consolas" w:eastAsia="Times New Roman" w:hAnsi="Consolas" w:cs="Times New Roman"/>
+          <w:rFonts w:ascii="Consolas" w:hAnsi="Consolas" w:eastAsia="Times New Roman" w:cs="Times New Roman"/>
           <w:color w:val="BBBEBF"/>
           <w:sz w:val="21"/>
           <w:szCs w:val="21"/>
@@ -10528,7 +10538,7 @@
         <w:shd w:val="clear" w:color="auto" w:fill="121314"/>
         <w:spacing w:after="0" w:line="285" w:lineRule="atLeast"/>
         <w:rPr>
-          <w:rFonts w:ascii="Consolas" w:eastAsia="Times New Roman" w:hAnsi="Consolas" w:cs="Times New Roman"/>
+          <w:rFonts w:ascii="Consolas" w:hAnsi="Consolas" w:eastAsia="Times New Roman" w:cs="Times New Roman"/>
           <w:color w:val="BBBEBF"/>
           <w:sz w:val="21"/>
           <w:szCs w:val="21"/>
@@ -10537,7 +10547,7 @@
       </w:pPr>
       <w:r>
         <w:rPr>
-          <w:rFonts w:ascii="Consolas" w:eastAsia="Times New Roman" w:hAnsi="Consolas" w:cs="Times New Roman"/>
+          <w:rFonts w:ascii="Consolas" w:hAnsi="Consolas" w:eastAsia="Times New Roman" w:cs="Times New Roman"/>
           <w:color w:val="BBBEBF"/>
           <w:sz w:val="21"/>
           <w:szCs w:val="21"/>
@@ -10548,7 +10558,7 @@
       <w:proofErr w:type="spellStart"/>
       <w:r>
         <w:rPr>
-          <w:rFonts w:ascii="Consolas" w:eastAsia="Times New Roman" w:hAnsi="Consolas" w:cs="Times New Roman"/>
+          <w:rFonts w:ascii="Consolas" w:hAnsi="Consolas" w:eastAsia="Times New Roman" w:cs="Times New Roman"/>
           <w:color w:val="BBBEBF"/>
           <w:sz w:val="21"/>
           <w:szCs w:val="21"/>
@@ -10559,7 +10569,7 @@
       <w:proofErr w:type="spellEnd"/>
       <w:r>
         <w:rPr>
-          <w:rFonts w:ascii="Consolas" w:eastAsia="Times New Roman" w:hAnsi="Consolas" w:cs="Times New Roman"/>
+          <w:rFonts w:ascii="Consolas" w:hAnsi="Consolas" w:eastAsia="Times New Roman" w:cs="Times New Roman"/>
           <w:color w:val="BBBEBF"/>
           <w:sz w:val="21"/>
           <w:szCs w:val="21"/>
@@ -10569,7 +10579,7 @@
       </w:r>
       <w:r>
         <w:rPr>
-          <w:rFonts w:ascii="Consolas" w:eastAsia="Times New Roman" w:hAnsi="Consolas" w:cs="Times New Roman"/>
+          <w:rFonts w:ascii="Consolas" w:hAnsi="Consolas" w:eastAsia="Times New Roman" w:cs="Times New Roman"/>
           <w:color w:val="FF7B72"/>
           <w:sz w:val="21"/>
           <w:szCs w:val="21"/>
@@ -10579,7 +10589,7 @@
       </w:r>
       <w:r>
         <w:rPr>
-          <w:rFonts w:ascii="Consolas" w:eastAsia="Times New Roman" w:hAnsi="Consolas" w:cs="Times New Roman"/>
+          <w:rFonts w:ascii="Consolas" w:hAnsi="Consolas" w:eastAsia="Times New Roman" w:cs="Times New Roman"/>
           <w:color w:val="BBBEBF"/>
           <w:sz w:val="21"/>
           <w:szCs w:val="21"/>
@@ -10589,7 +10599,7 @@
       </w:r>
       <w:r>
         <w:rPr>
-          <w:rFonts w:ascii="Consolas" w:eastAsia="Times New Roman" w:hAnsi="Consolas" w:cs="Times New Roman"/>
+          <w:rFonts w:ascii="Consolas" w:hAnsi="Consolas" w:eastAsia="Times New Roman" w:cs="Times New Roman"/>
           <w:color w:val="FF7B72"/>
           <w:sz w:val="21"/>
           <w:szCs w:val="21"/>
@@ -10599,7 +10609,7 @@
       </w:r>
       <w:r>
         <w:rPr>
-          <w:rFonts w:ascii="Consolas" w:eastAsia="Times New Roman" w:hAnsi="Consolas" w:cs="Times New Roman"/>
+          <w:rFonts w:ascii="Consolas" w:hAnsi="Consolas" w:eastAsia="Times New Roman" w:cs="Times New Roman"/>
           <w:color w:val="BBBEBF"/>
           <w:sz w:val="21"/>
           <w:szCs w:val="21"/>
@@ -10613,7 +10623,7 @@
         <w:shd w:val="clear" w:color="auto" w:fill="121314"/>
         <w:spacing w:after="0" w:line="285" w:lineRule="atLeast"/>
         <w:rPr>
-          <w:rFonts w:ascii="Consolas" w:eastAsia="Times New Roman" w:hAnsi="Consolas" w:cs="Times New Roman"/>
+          <w:rFonts w:ascii="Consolas" w:hAnsi="Consolas" w:eastAsia="Times New Roman" w:cs="Times New Roman"/>
           <w:color w:val="BBBEBF"/>
           <w:sz w:val="21"/>
           <w:szCs w:val="21"/>
@@ -10622,7 +10632,7 @@
       </w:pPr>
       <w:r>
         <w:rPr>
-          <w:rFonts w:ascii="Consolas" w:eastAsia="Times New Roman" w:hAnsi="Consolas" w:cs="Times New Roman"/>
+          <w:rFonts w:ascii="Consolas" w:hAnsi="Consolas" w:eastAsia="Times New Roman" w:cs="Times New Roman"/>
           <w:color w:val="BBBEBF"/>
           <w:sz w:val="21"/>
           <w:szCs w:val="21"/>
@@ -10632,7 +10642,7 @@
       </w:r>
       <w:r>
         <w:rPr>
-          <w:rFonts w:ascii="Consolas" w:eastAsia="Times New Roman" w:hAnsi="Consolas" w:cs="Times New Roman"/>
+          <w:rFonts w:ascii="Consolas" w:hAnsi="Consolas" w:eastAsia="Times New Roman" w:cs="Times New Roman"/>
           <w:color w:val="569CD6"/>
           <w:sz w:val="21"/>
           <w:szCs w:val="21"/>
@@ -10642,7 +10652,7 @@
       </w:r>
       <w:r>
         <w:rPr>
-          <w:rFonts w:ascii="Consolas" w:eastAsia="Times New Roman" w:hAnsi="Consolas" w:cs="Times New Roman"/>
+          <w:rFonts w:ascii="Consolas" w:hAnsi="Consolas" w:eastAsia="Times New Roman" w:cs="Times New Roman"/>
           <w:color w:val="BBBEBF"/>
           <w:sz w:val="21"/>
           <w:szCs w:val="21"/>
@@ -10653,7 +10663,7 @@
       <w:proofErr w:type="spellStart"/>
       <w:r>
         <w:rPr>
-          <w:rFonts w:ascii="Consolas" w:eastAsia="Times New Roman" w:hAnsi="Consolas" w:cs="Times New Roman"/>
+          <w:rFonts w:ascii="Consolas" w:hAnsi="Consolas" w:eastAsia="Times New Roman" w:cs="Times New Roman"/>
           <w:color w:val="BBBEBF"/>
           <w:sz w:val="21"/>
           <w:szCs w:val="21"/>
@@ -10664,7 +10674,7 @@
       <w:proofErr w:type="spellEnd"/>
       <w:r>
         <w:rPr>
-          <w:rFonts w:ascii="Consolas" w:eastAsia="Times New Roman" w:hAnsi="Consolas" w:cs="Times New Roman"/>
+          <w:rFonts w:ascii="Consolas" w:hAnsi="Consolas" w:eastAsia="Times New Roman" w:cs="Times New Roman"/>
           <w:color w:val="BBBEBF"/>
           <w:sz w:val="21"/>
           <w:szCs w:val="21"/>
@@ -10674,7 +10684,7 @@
       </w:r>
       <w:r>
         <w:rPr>
-          <w:rFonts w:ascii="Consolas" w:eastAsia="Times New Roman" w:hAnsi="Consolas" w:cs="Times New Roman"/>
+          <w:rFonts w:ascii="Consolas" w:hAnsi="Consolas" w:eastAsia="Times New Roman" w:cs="Times New Roman"/>
           <w:color w:val="569CD6"/>
           <w:sz w:val="21"/>
           <w:szCs w:val="21"/>
@@ -10684,7 +10694,7 @@
       </w:r>
       <w:r>
         <w:rPr>
-          <w:rFonts w:ascii="Consolas" w:eastAsia="Times New Roman" w:hAnsi="Consolas" w:cs="Times New Roman"/>
+          <w:rFonts w:ascii="Consolas" w:hAnsi="Consolas" w:eastAsia="Times New Roman" w:cs="Times New Roman"/>
           <w:color w:val="BBBEBF"/>
           <w:sz w:val="21"/>
           <w:szCs w:val="21"/>
@@ -10695,7 +10705,7 @@
       <w:proofErr w:type="spellStart"/>
       <w:r>
         <w:rPr>
-          <w:rFonts w:ascii="Consolas" w:eastAsia="Times New Roman" w:hAnsi="Consolas" w:cs="Times New Roman"/>
+          <w:rFonts w:ascii="Consolas" w:hAnsi="Consolas" w:eastAsia="Times New Roman" w:cs="Times New Roman"/>
           <w:color w:val="BBBEBF"/>
           <w:sz w:val="21"/>
           <w:szCs w:val="21"/>
@@ -10706,7 +10716,7 @@
       <w:proofErr w:type="spellEnd"/>
       <w:r>
         <w:rPr>
-          <w:rFonts w:ascii="Consolas" w:eastAsia="Times New Roman" w:hAnsi="Consolas" w:cs="Times New Roman"/>
+          <w:rFonts w:ascii="Consolas" w:hAnsi="Consolas" w:eastAsia="Times New Roman" w:cs="Times New Roman"/>
           <w:color w:val="BBBEBF"/>
           <w:sz w:val="21"/>
           <w:szCs w:val="21"/>
@@ -10717,7 +10727,7 @@
       <w:proofErr w:type="spellStart"/>
       <w:r>
         <w:rPr>
-          <w:rFonts w:ascii="Consolas" w:eastAsia="Times New Roman" w:hAnsi="Consolas" w:cs="Times New Roman"/>
+          <w:rFonts w:ascii="Consolas" w:hAnsi="Consolas" w:eastAsia="Times New Roman" w:cs="Times New Roman"/>
           <w:color w:val="BBBEBF"/>
           <w:sz w:val="21"/>
           <w:szCs w:val="21"/>
@@ -10728,7 +10738,7 @@
       <w:proofErr w:type="spellEnd"/>
       <w:r>
         <w:rPr>
-          <w:rFonts w:ascii="Consolas" w:eastAsia="Times New Roman" w:hAnsi="Consolas" w:cs="Times New Roman"/>
+          <w:rFonts w:ascii="Consolas" w:hAnsi="Consolas" w:eastAsia="Times New Roman" w:cs="Times New Roman"/>
           <w:color w:val="BBBEBF"/>
           <w:sz w:val="21"/>
           <w:szCs w:val="21"/>
@@ -10742,7 +10752,7 @@
         <w:shd w:val="clear" w:color="auto" w:fill="121314"/>
         <w:spacing w:after="0" w:line="285" w:lineRule="atLeast"/>
         <w:rPr>
-          <w:rFonts w:ascii="Consolas" w:eastAsia="Times New Roman" w:hAnsi="Consolas" w:cs="Times New Roman"/>
+          <w:rFonts w:ascii="Consolas" w:hAnsi="Consolas" w:eastAsia="Times New Roman" w:cs="Times New Roman"/>
           <w:color w:val="BBBEBF"/>
           <w:sz w:val="21"/>
           <w:szCs w:val="21"/>
@@ -10751,7 +10761,7 @@
       </w:pPr>
       <w:r>
         <w:rPr>
-          <w:rFonts w:ascii="Consolas" w:eastAsia="Times New Roman" w:hAnsi="Consolas" w:cs="Times New Roman"/>
+          <w:rFonts w:ascii="Consolas" w:hAnsi="Consolas" w:eastAsia="Times New Roman" w:cs="Times New Roman"/>
           <w:color w:val="BBBEBF"/>
           <w:sz w:val="21"/>
           <w:szCs w:val="21"/>
@@ -10762,7 +10772,7 @@
       <w:proofErr w:type="spellStart"/>
       <w:r>
         <w:rPr>
-          <w:rFonts w:ascii="Consolas" w:eastAsia="Times New Roman" w:hAnsi="Consolas" w:cs="Times New Roman"/>
+          <w:rFonts w:ascii="Consolas" w:hAnsi="Consolas" w:eastAsia="Times New Roman" w:cs="Times New Roman"/>
           <w:color w:val="BBBEBF"/>
           <w:sz w:val="21"/>
           <w:szCs w:val="21"/>
@@ -10773,7 +10783,7 @@
       <w:proofErr w:type="spellEnd"/>
       <w:r>
         <w:rPr>
-          <w:rFonts w:ascii="Consolas" w:eastAsia="Times New Roman" w:hAnsi="Consolas" w:cs="Times New Roman"/>
+          <w:rFonts w:ascii="Consolas" w:hAnsi="Consolas" w:eastAsia="Times New Roman" w:cs="Times New Roman"/>
           <w:color w:val="BBBEBF"/>
           <w:sz w:val="21"/>
           <w:szCs w:val="21"/>
@@ -10783,7 +10793,7 @@
       </w:r>
       <w:r>
         <w:rPr>
-          <w:rFonts w:ascii="Consolas" w:eastAsia="Times New Roman" w:hAnsi="Consolas" w:cs="Times New Roman"/>
+          <w:rFonts w:ascii="Consolas" w:hAnsi="Consolas" w:eastAsia="Times New Roman" w:cs="Times New Roman"/>
           <w:color w:val="FF7B72"/>
           <w:sz w:val="21"/>
           <w:szCs w:val="21"/>
@@ -10793,7 +10803,7 @@
       </w:r>
       <w:r>
         <w:rPr>
-          <w:rFonts w:ascii="Consolas" w:eastAsia="Times New Roman" w:hAnsi="Consolas" w:cs="Times New Roman"/>
+          <w:rFonts w:ascii="Consolas" w:hAnsi="Consolas" w:eastAsia="Times New Roman" w:cs="Times New Roman"/>
           <w:color w:val="BBBEBF"/>
           <w:sz w:val="21"/>
           <w:szCs w:val="21"/>
@@ -10803,7 +10813,7 @@
       </w:r>
       <w:r>
         <w:rPr>
-          <w:rFonts w:ascii="Consolas" w:eastAsia="Times New Roman" w:hAnsi="Consolas" w:cs="Times New Roman"/>
+          <w:rFonts w:ascii="Consolas" w:hAnsi="Consolas" w:eastAsia="Times New Roman" w:cs="Times New Roman"/>
           <w:color w:val="FF7B72"/>
           <w:sz w:val="21"/>
           <w:szCs w:val="21"/>
@@ -10813,7 +10823,7 @@
       </w:r>
       <w:r>
         <w:rPr>
-          <w:rFonts w:ascii="Consolas" w:eastAsia="Times New Roman" w:hAnsi="Consolas" w:cs="Times New Roman"/>
+          <w:rFonts w:ascii="Consolas" w:hAnsi="Consolas" w:eastAsia="Times New Roman" w:cs="Times New Roman"/>
           <w:color w:val="BBBEBF"/>
           <w:sz w:val="21"/>
           <w:szCs w:val="21"/>
@@ -10827,7 +10837,7 @@
         <w:shd w:val="clear" w:color="auto" w:fill="121314"/>
         <w:spacing w:after="0" w:line="285" w:lineRule="atLeast"/>
         <w:rPr>
-          <w:rFonts w:ascii="Consolas" w:eastAsia="Times New Roman" w:hAnsi="Consolas" w:cs="Times New Roman"/>
+          <w:rFonts w:ascii="Consolas" w:hAnsi="Consolas" w:eastAsia="Times New Roman" w:cs="Times New Roman"/>
           <w:color w:val="BBBEBF"/>
           <w:sz w:val="21"/>
           <w:szCs w:val="21"/>
@@ -10836,7 +10846,7 @@
       </w:pPr>
       <w:r>
         <w:rPr>
-          <w:rFonts w:ascii="Consolas" w:eastAsia="Times New Roman" w:hAnsi="Consolas" w:cs="Times New Roman"/>
+          <w:rFonts w:ascii="Consolas" w:hAnsi="Consolas" w:eastAsia="Times New Roman" w:cs="Times New Roman"/>
           <w:color w:val="BBBEBF"/>
           <w:sz w:val="21"/>
           <w:szCs w:val="21"/>
@@ -10846,7 +10856,7 @@
       </w:r>
       <w:r>
         <w:rPr>
-          <w:rFonts w:ascii="Consolas" w:eastAsia="Times New Roman" w:hAnsi="Consolas" w:cs="Times New Roman"/>
+          <w:rFonts w:ascii="Consolas" w:hAnsi="Consolas" w:eastAsia="Times New Roman" w:cs="Times New Roman"/>
           <w:color w:val="569CD6"/>
           <w:sz w:val="21"/>
           <w:szCs w:val="21"/>
@@ -10856,7 +10866,7 @@
       </w:r>
       <w:r>
         <w:rPr>
-          <w:rFonts w:ascii="Consolas" w:eastAsia="Times New Roman" w:hAnsi="Consolas" w:cs="Times New Roman"/>
+          <w:rFonts w:ascii="Consolas" w:hAnsi="Consolas" w:eastAsia="Times New Roman" w:cs="Times New Roman"/>
           <w:color w:val="BBBEBF"/>
           <w:sz w:val="21"/>
           <w:szCs w:val="21"/>
@@ -10867,7 +10877,7 @@
       <w:proofErr w:type="spellStart"/>
       <w:r>
         <w:rPr>
-          <w:rFonts w:ascii="Consolas" w:eastAsia="Times New Roman" w:hAnsi="Consolas" w:cs="Times New Roman"/>
+          <w:rFonts w:ascii="Consolas" w:hAnsi="Consolas" w:eastAsia="Times New Roman" w:cs="Times New Roman"/>
           <w:color w:val="BBBEBF"/>
           <w:sz w:val="21"/>
           <w:szCs w:val="21"/>
@@ -10878,7 +10888,7 @@
       <w:proofErr w:type="spellEnd"/>
       <w:r>
         <w:rPr>
-          <w:rFonts w:ascii="Consolas" w:eastAsia="Times New Roman" w:hAnsi="Consolas" w:cs="Times New Roman"/>
+          <w:rFonts w:ascii="Consolas" w:hAnsi="Consolas" w:eastAsia="Times New Roman" w:cs="Times New Roman"/>
           <w:color w:val="BBBEBF"/>
           <w:sz w:val="21"/>
           <w:szCs w:val="21"/>
@@ -10888,7 +10898,7 @@
       </w:r>
       <w:r>
         <w:rPr>
-          <w:rFonts w:ascii="Consolas" w:eastAsia="Times New Roman" w:hAnsi="Consolas" w:cs="Times New Roman"/>
+          <w:rFonts w:ascii="Consolas" w:hAnsi="Consolas" w:eastAsia="Times New Roman" w:cs="Times New Roman"/>
           <w:color w:val="569CD6"/>
           <w:sz w:val="21"/>
           <w:szCs w:val="21"/>
@@ -10898,7 +10908,7 @@
       </w:r>
       <w:r>
         <w:rPr>
-          <w:rFonts w:ascii="Consolas" w:eastAsia="Times New Roman" w:hAnsi="Consolas" w:cs="Times New Roman"/>
+          <w:rFonts w:ascii="Consolas" w:hAnsi="Consolas" w:eastAsia="Times New Roman" w:cs="Times New Roman"/>
           <w:color w:val="BBBEBF"/>
           <w:sz w:val="21"/>
           <w:szCs w:val="21"/>
@@ -10909,7 +10919,7 @@
       <w:proofErr w:type="spellStart"/>
       <w:r>
         <w:rPr>
-          <w:rFonts w:ascii="Consolas" w:eastAsia="Times New Roman" w:hAnsi="Consolas" w:cs="Times New Roman"/>
+          <w:rFonts w:ascii="Consolas" w:hAnsi="Consolas" w:eastAsia="Times New Roman" w:cs="Times New Roman"/>
           <w:color w:val="BBBEBF"/>
           <w:sz w:val="21"/>
           <w:szCs w:val="21"/>
@@ -10920,7 +10930,7 @@
       <w:proofErr w:type="spellEnd"/>
       <w:r>
         <w:rPr>
-          <w:rFonts w:ascii="Consolas" w:eastAsia="Times New Roman" w:hAnsi="Consolas" w:cs="Times New Roman"/>
+          <w:rFonts w:ascii="Consolas" w:hAnsi="Consolas" w:eastAsia="Times New Roman" w:cs="Times New Roman"/>
           <w:color w:val="BBBEBF"/>
           <w:sz w:val="21"/>
           <w:szCs w:val="21"/>
@@ -10931,7 +10941,7 @@
       <w:proofErr w:type="spellStart"/>
       <w:r>
         <w:rPr>
-          <w:rFonts w:ascii="Consolas" w:eastAsia="Times New Roman" w:hAnsi="Consolas" w:cs="Times New Roman"/>
+          <w:rFonts w:ascii="Consolas" w:hAnsi="Consolas" w:eastAsia="Times New Roman" w:cs="Times New Roman"/>
           <w:color w:val="BBBEBF"/>
           <w:sz w:val="21"/>
           <w:szCs w:val="21"/>
@@ -10942,7 +10952,7 @@
       <w:proofErr w:type="spellEnd"/>
       <w:r>
         <w:rPr>
-          <w:rFonts w:ascii="Consolas" w:eastAsia="Times New Roman" w:hAnsi="Consolas" w:cs="Times New Roman"/>
+          <w:rFonts w:ascii="Consolas" w:hAnsi="Consolas" w:eastAsia="Times New Roman" w:cs="Times New Roman"/>
           <w:color w:val="BBBEBF"/>
           <w:sz w:val="21"/>
           <w:szCs w:val="21"/>
@@ -10956,7 +10966,7 @@
         <w:shd w:val="clear" w:color="auto" w:fill="121314"/>
         <w:spacing w:after="0" w:line="285" w:lineRule="atLeast"/>
         <w:rPr>
-          <w:rFonts w:ascii="Consolas" w:eastAsia="Times New Roman" w:hAnsi="Consolas" w:cs="Times New Roman"/>
+          <w:rFonts w:ascii="Consolas" w:hAnsi="Consolas" w:eastAsia="Times New Roman" w:cs="Times New Roman"/>
           <w:color w:val="BBBEBF"/>
           <w:sz w:val="21"/>
           <w:szCs w:val="21"/>
@@ -10965,7 +10975,7 @@
       </w:pPr>
       <w:r>
         <w:rPr>
-          <w:rFonts w:ascii="Consolas" w:eastAsia="Times New Roman" w:hAnsi="Consolas" w:cs="Times New Roman"/>
+          <w:rFonts w:ascii="Consolas" w:hAnsi="Consolas" w:eastAsia="Times New Roman" w:cs="Times New Roman"/>
           <w:color w:val="BBBEBF"/>
           <w:sz w:val="21"/>
           <w:szCs w:val="21"/>
@@ -11009,7 +11019,6 @@
           <w:sz w:val="96"/>
           <w:szCs w:val="96"/>
         </w:rPr>
-        <w:lastRenderedPageBreak/>
         <w:t>5. Felhasználói felület</w:t>
       </w:r>
     </w:p>
@@ -11101,7 +11110,6 @@
           <w:sz w:val="96"/>
           <w:szCs w:val="96"/>
         </w:rPr>
-        <w:lastRenderedPageBreak/>
         <w:t>6.Backend</w:t>
       </w:r>
     </w:p>
@@ -11131,180 +11139,179 @@
           <w:szCs w:val="36"/>
         </w:rPr>
         <w:tab/>
-        <w:t>Szerver felépítése</w:t>
-      </w:r>
-    </w:p>
-    <w:p>
-      <w:pPr>
-        <w:ind w:left="705"/>
-        <w:rPr>
-          <w:sz w:val="32"/>
-          <w:szCs w:val="32"/>
-        </w:rPr>
-      </w:pPr>
-      <w:r>
-        <w:rPr>
-          <w:sz w:val="32"/>
-          <w:szCs w:val="32"/>
-        </w:rPr>
-        <w:t xml:space="preserve">A server.js egyetlen Express alkalmazásként valósítja meg a backendet. A </w:t>
-      </w:r>
-      <w:proofErr w:type="spellStart"/>
-      <w:r>
-        <w:rPr>
-          <w:sz w:val="32"/>
-          <w:szCs w:val="32"/>
-        </w:rPr>
-        <w:t>middleware</w:t>
-      </w:r>
-      <w:proofErr w:type="spellEnd"/>
-      <w:r>
-        <w:rPr>
-          <w:sz w:val="32"/>
-          <w:szCs w:val="32"/>
-        </w:rPr>
-        <w:t>-ek az alábbi sorrendben kerülnek regisztrálásra: CORS, JSON törzs feldolgozás (body parsing), munkamenet kezelés (</w:t>
-      </w:r>
-      <w:proofErr w:type="spellStart"/>
-      <w:r>
-        <w:rPr>
-          <w:sz w:val="32"/>
-          <w:szCs w:val="32"/>
-        </w:rPr>
-        <w:t>express</w:t>
-      </w:r>
-      <w:proofErr w:type="spellEnd"/>
-      <w:r>
-        <w:rPr>
-          <w:sz w:val="32"/>
-          <w:szCs w:val="32"/>
-        </w:rPr>
-        <w:t xml:space="preserve">-session), majd a statikus fájlok kiszolgálása a </w:t>
-      </w:r>
-      <w:proofErr w:type="spellStart"/>
-      <w:r>
-        <w:rPr>
-          <w:sz w:val="32"/>
-          <w:szCs w:val="32"/>
-        </w:rPr>
-        <w:t>public</w:t>
-      </w:r>
-      <w:proofErr w:type="spellEnd"/>
-      <w:r>
-        <w:rPr>
-          <w:sz w:val="32"/>
-          <w:szCs w:val="32"/>
-        </w:rPr>
-        <w:t xml:space="preserve"> / könyvtárból. Egy mysql2 </w:t>
-      </w:r>
-      <w:proofErr w:type="spellStart"/>
-      <w:r>
-        <w:rPr>
-          <w:sz w:val="32"/>
-          <w:szCs w:val="32"/>
-        </w:rPr>
-        <w:t>conection-pool</w:t>
-      </w:r>
-      <w:proofErr w:type="spellEnd"/>
-      <w:r>
-        <w:rPr>
-          <w:sz w:val="32"/>
-          <w:szCs w:val="32"/>
-        </w:rPr>
-        <w:t xml:space="preserve"> egyszer jön létre a szerver indulásakor, és minden végpont ezt használja újra, nem nyit külön kapcsolatot minden egyes kéréshez. A végpontok erőforrás szerint vannak csoportosítva (hitelesítés, projektek, táblák, folyamatábrák, </w:t>
-      </w:r>
-      <w:proofErr w:type="spellStart"/>
-      <w:r>
-        <w:rPr>
-          <w:sz w:val="32"/>
-          <w:szCs w:val="32"/>
-        </w:rPr>
-        <w:t>health</w:t>
-      </w:r>
-      <w:proofErr w:type="spellEnd"/>
-      <w:r>
-        <w:rPr>
-          <w:sz w:val="32"/>
-          <w:szCs w:val="32"/>
-        </w:rPr>
-        <w:t xml:space="preserve"> </w:t>
-      </w:r>
-      <w:proofErr w:type="spellStart"/>
-      <w:r>
-        <w:rPr>
-          <w:sz w:val="32"/>
-          <w:szCs w:val="32"/>
-        </w:rPr>
-        <w:t>check</w:t>
-      </w:r>
-      <w:proofErr w:type="spellEnd"/>
-      <w:r>
-        <w:rPr>
-          <w:sz w:val="32"/>
-          <w:szCs w:val="32"/>
-        </w:rPr>
-        <w:t>), ezt követi</w:t>
-      </w:r>
-      <w:r>
-        <w:rPr>
-          <w:sz w:val="32"/>
-          <w:szCs w:val="32"/>
-        </w:rPr>
-        <w:t xml:space="preserve"> egy záró hibakezelő </w:t>
-      </w:r>
-      <w:proofErr w:type="spellStart"/>
-      <w:r>
-        <w:rPr>
-          <w:sz w:val="32"/>
-          <w:szCs w:val="32"/>
-        </w:rPr>
-        <w:t>middleware</w:t>
-      </w:r>
-      <w:proofErr w:type="spellEnd"/>
-      <w:r>
-        <w:rPr>
-          <w:sz w:val="32"/>
-          <w:szCs w:val="32"/>
-        </w:rPr>
-        <w:t xml:space="preserve">, majd az </w:t>
-      </w:r>
-      <w:proofErr w:type="spellStart"/>
-      <w:proofErr w:type="gramStart"/>
-      <w:r>
-        <w:rPr>
-          <w:sz w:val="32"/>
-          <w:szCs w:val="32"/>
-        </w:rPr>
-        <w:t>app.listen</w:t>
-      </w:r>
-      <w:proofErr w:type="spellEnd"/>
-      <w:proofErr w:type="gramEnd"/>
-      <w:r>
-        <w:rPr>
-          <w:sz w:val="32"/>
-          <w:szCs w:val="32"/>
-        </w:rPr>
-        <w:t xml:space="preserve"> hívás, amely elindítja a szervert.</w:t>
-      </w:r>
-    </w:p>
-    <w:p>
-      <w:pPr>
+      </w:r>
+      <w:r>
         <w:rPr>
           <w:b/>
           <w:bCs/>
           <w:sz w:val="36"/>
           <w:szCs w:val="36"/>
         </w:rPr>
-      </w:pPr>
-      <w:r>
+        <w:t>Szerver felépítése</w:t>
+      </w:r>
+    </w:p>
+    <w:p>
+      <w:pPr>
+        <w:ind w:left="705"/>
+        <w:rPr>
+          <w:sz w:val="32"/>
+          <w:szCs w:val="32"/>
+        </w:rPr>
+      </w:pPr>
+      <w:r>
+        <w:rPr>
+          <w:sz w:val="32"/>
+          <w:szCs w:val="32"/>
+        </w:rPr>
+        <w:t xml:space="preserve">A server.js egyetlen Express alkalmazásként valósítja meg a backendet. A </w:t>
+      </w:r>
+      <w:proofErr w:type="spellStart"/>
+      <w:r>
+        <w:rPr>
+          <w:sz w:val="32"/>
+          <w:szCs w:val="32"/>
+        </w:rPr>
+        <w:t>middleware</w:t>
+      </w:r>
+      <w:proofErr w:type="spellEnd"/>
+      <w:r>
+        <w:rPr>
+          <w:sz w:val="32"/>
+          <w:szCs w:val="32"/>
+        </w:rPr>
+        <w:t>-ek az alábbi sorrendben kerülnek regisztrálásra: CORS, JSON törzs feldolgozás (body parsing), munkamenet kezelés (</w:t>
+      </w:r>
+      <w:proofErr w:type="spellStart"/>
+      <w:r>
+        <w:rPr>
+          <w:sz w:val="32"/>
+          <w:szCs w:val="32"/>
+        </w:rPr>
+        <w:t>express</w:t>
+      </w:r>
+      <w:proofErr w:type="spellEnd"/>
+      <w:r>
+        <w:rPr>
+          <w:sz w:val="32"/>
+          <w:szCs w:val="32"/>
+        </w:rPr>
+        <w:t xml:space="preserve">-session), majd a statikus fájlok kiszolgálása a </w:t>
+      </w:r>
+      <w:proofErr w:type="spellStart"/>
+      <w:r>
+        <w:rPr>
+          <w:sz w:val="32"/>
+          <w:szCs w:val="32"/>
+        </w:rPr>
+        <w:t>public</w:t>
+      </w:r>
+      <w:proofErr w:type="spellEnd"/>
+      <w:r>
+        <w:rPr>
+          <w:sz w:val="32"/>
+          <w:szCs w:val="32"/>
+        </w:rPr>
+        <w:t xml:space="preserve"> / könyvtárból. Egy mysql2 </w:t>
+      </w:r>
+      <w:proofErr w:type="spellStart"/>
+      <w:r>
+        <w:rPr>
+          <w:sz w:val="32"/>
+          <w:szCs w:val="32"/>
+        </w:rPr>
+        <w:t>conection-pool</w:t>
+      </w:r>
+      <w:proofErr w:type="spellEnd"/>
+      <w:r>
+        <w:rPr>
+          <w:sz w:val="32"/>
+          <w:szCs w:val="32"/>
+        </w:rPr>
+        <w:t xml:space="preserve"> egyszer jön létre a szerver indulásakor, és minden végpont ezt használja újra, nem nyit külön kapcsolatot minden egyes kéréshez. A végpontok erőforrás szerint vannak csoportosítva (hitelesítés, projektek, táblák, folyamatábrák, </w:t>
+      </w:r>
+      <w:proofErr w:type="spellStart"/>
+      <w:r>
+        <w:rPr>
+          <w:sz w:val="32"/>
+          <w:szCs w:val="32"/>
+        </w:rPr>
+        <w:t>health</w:t>
+      </w:r>
+      <w:proofErr w:type="spellEnd"/>
+      <w:r>
+        <w:rPr>
+          <w:sz w:val="32"/>
+          <w:szCs w:val="32"/>
+        </w:rPr>
+        <w:t xml:space="preserve"> </w:t>
+      </w:r>
+      <w:proofErr w:type="spellStart"/>
+      <w:r>
+        <w:rPr>
+          <w:sz w:val="32"/>
+          <w:szCs w:val="32"/>
+        </w:rPr>
+        <w:t>check</w:t>
+      </w:r>
+      <w:proofErr w:type="spellEnd"/>
+      <w:r>
+        <w:rPr>
+          <w:sz w:val="32"/>
+          <w:szCs w:val="32"/>
+        </w:rPr>
+        <w:t>), ezt követi</w:t>
+      </w:r>
+      <w:r>
+        <w:rPr>
+          <w:sz w:val="32"/>
+          <w:szCs w:val="32"/>
+        </w:rPr>
+        <w:t xml:space="preserve"> egy záró hibakezelő </w:t>
+      </w:r>
+      <w:proofErr w:type="spellStart"/>
+      <w:r>
+        <w:rPr>
+          <w:sz w:val="32"/>
+          <w:szCs w:val="32"/>
+        </w:rPr>
+        <w:t>middleware</w:t>
+      </w:r>
+      <w:proofErr w:type="spellEnd"/>
+      <w:r>
+        <w:rPr>
+          <w:sz w:val="32"/>
+          <w:szCs w:val="32"/>
+        </w:rPr>
+        <w:t xml:space="preserve">, majd az </w:t>
+      </w:r>
+      <w:proofErr w:type="spellStart"/>
+      <w:proofErr w:type="gramStart"/>
+      <w:r>
+        <w:rPr>
+          <w:sz w:val="32"/>
+          <w:szCs w:val="32"/>
+        </w:rPr>
+        <w:t>app.listen</w:t>
+      </w:r>
+      <w:proofErr w:type="spellEnd"/>
+      <w:proofErr w:type="gramEnd"/>
+      <w:r>
+        <w:rPr>
+          <w:sz w:val="32"/>
+          <w:szCs w:val="32"/>
+        </w:rPr>
+        <w:t xml:space="preserve"> hívás, amely elindítja a szervert.</w:t>
+      </w:r>
+    </w:p>
+    <w:p>
+      <w:pPr>
         <w:rPr>
           <w:b/>
           <w:bCs/>
           <w:sz w:val="36"/>
           <w:szCs w:val="36"/>
         </w:rPr>
-        <w:t xml:space="preserve">6.2 </w:t>
-      </w:r>
+      </w:pPr>
       <w:r>
         <w:rPr>
           <w:b/>
@@ -11312,147 +11319,17 @@
           <w:sz w:val="36"/>
           <w:szCs w:val="36"/>
         </w:rPr>
-        <w:tab/>
-        <w:t>API végpontok</w:t>
-      </w:r>
-    </w:p>
-    <w:p>
-      <w:pPr>
-        <w:ind w:left="705"/>
-        <w:rPr>
-          <w:sz w:val="32"/>
-          <w:szCs w:val="32"/>
-        </w:rPr>
-      </w:pPr>
-      <w:r>
-        <w:rPr>
-          <w:sz w:val="32"/>
-          <w:szCs w:val="32"/>
-        </w:rPr>
-        <w:t>A teljes végpont táblázat a 3.4. fejezetben található. Összefoglalva: a hitelesítési végpontok (/</w:t>
-      </w:r>
-      <w:proofErr w:type="spellStart"/>
-      <w:r>
-        <w:rPr>
-          <w:sz w:val="32"/>
-          <w:szCs w:val="32"/>
-        </w:rPr>
-        <w:t>api</w:t>
-      </w:r>
-      <w:proofErr w:type="spellEnd"/>
-      <w:r>
-        <w:rPr>
-          <w:sz w:val="32"/>
-          <w:szCs w:val="32"/>
-        </w:rPr>
-        <w:t>/</w:t>
-      </w:r>
-      <w:proofErr w:type="spellStart"/>
-      <w:r>
-        <w:rPr>
-          <w:sz w:val="32"/>
-          <w:szCs w:val="32"/>
-        </w:rPr>
-        <w:t>register</w:t>
-      </w:r>
-      <w:proofErr w:type="spellEnd"/>
-      <w:r>
-        <w:rPr>
-          <w:sz w:val="32"/>
-          <w:szCs w:val="32"/>
-        </w:rPr>
-        <w:t>, /</w:t>
-      </w:r>
-      <w:proofErr w:type="spellStart"/>
-      <w:r>
-        <w:rPr>
-          <w:sz w:val="32"/>
-          <w:szCs w:val="32"/>
-        </w:rPr>
-        <w:t>api</w:t>
-      </w:r>
-      <w:proofErr w:type="spellEnd"/>
-      <w:r>
-        <w:rPr>
-          <w:sz w:val="32"/>
-          <w:szCs w:val="32"/>
-        </w:rPr>
-        <w:t>/login, /</w:t>
-      </w:r>
-      <w:proofErr w:type="spellStart"/>
-      <w:r>
-        <w:rPr>
-          <w:sz w:val="32"/>
-          <w:szCs w:val="32"/>
-        </w:rPr>
-        <w:t>api</w:t>
-      </w:r>
-      <w:proofErr w:type="spellEnd"/>
-      <w:r>
-        <w:rPr>
-          <w:sz w:val="32"/>
-          <w:szCs w:val="32"/>
-        </w:rPr>
-        <w:t>/logout, /</w:t>
-      </w:r>
-      <w:proofErr w:type="spellStart"/>
-      <w:r>
-        <w:rPr>
-          <w:sz w:val="32"/>
-          <w:szCs w:val="32"/>
-        </w:rPr>
-        <w:t>api</w:t>
-      </w:r>
-      <w:proofErr w:type="spellEnd"/>
-      <w:r>
-        <w:rPr>
-          <w:sz w:val="32"/>
-          <w:szCs w:val="32"/>
-        </w:rPr>
-        <w:t>/</w:t>
-      </w:r>
-      <w:proofErr w:type="spellStart"/>
-      <w:r>
-        <w:rPr>
-          <w:sz w:val="32"/>
-          <w:szCs w:val="32"/>
-        </w:rPr>
-        <w:t>me</w:t>
-      </w:r>
-      <w:proofErr w:type="spellEnd"/>
-      <w:r>
-        <w:rPr>
-          <w:sz w:val="32"/>
-          <w:szCs w:val="32"/>
-        </w:rPr>
-        <w:t>) nem igényelnek projekt kontextust, míg a projekt, a tábla, és folyamatábra végpontok mindegyike a bejelentkezett felhasználó munkamenetéhez (session) kötötten működik, és minden írási / olvasási művelet előtt ellenőrzi a jogosultságot</w:t>
-      </w:r>
-    </w:p>
-    <w:p>
-      <w:pPr>
-        <w:rPr>
-          <w:sz w:val="32"/>
-          <w:szCs w:val="32"/>
-        </w:rPr>
-      </w:pPr>
-      <w:r>
-        <w:rPr>
-          <w:sz w:val="32"/>
-          <w:szCs w:val="32"/>
-        </w:rPr>
-        <w:br w:type="page"/>
-      </w:r>
-    </w:p>
-    <w:p>
-      <w:pPr>
-        <w:ind w:left="705"/>
+        <w:t xml:space="preserve">6.2 </w:t>
+      </w:r>
+      <w:r>
         <w:rPr>
           <w:b/>
           <w:bCs/>
           <w:sz w:val="36"/>
           <w:szCs w:val="36"/>
         </w:rPr>
-      </w:pPr>
+        <w:tab/>
+      </w:r>
       <w:r>
         <w:rPr>
           <w:b/>
@@ -11460,365 +11337,154 @@
           <w:sz w:val="36"/>
           <w:szCs w:val="36"/>
         </w:rPr>
-        <w:lastRenderedPageBreak/>
-        <w:t xml:space="preserve">6.3 </w:t>
-      </w:r>
-      <w:r>
+        <w:t>API végpontok</w:t>
+      </w:r>
+    </w:p>
+    <w:p>
+      <w:pPr>
+        <w:ind w:left="705"/>
+        <w:rPr>
+          <w:sz w:val="32"/>
+          <w:szCs w:val="32"/>
+        </w:rPr>
+      </w:pPr>
+      <w:r>
+        <w:rPr>
+          <w:sz w:val="32"/>
+          <w:szCs w:val="32"/>
+        </w:rPr>
+        <w:t>A teljes végpont táblázat a 3.4. fejezetben található. Összefoglalva: a hitelesítési végpontok (/</w:t>
+      </w:r>
+      <w:proofErr w:type="spellStart"/>
+      <w:r>
+        <w:rPr>
+          <w:sz w:val="32"/>
+          <w:szCs w:val="32"/>
+        </w:rPr>
+        <w:t>api</w:t>
+      </w:r>
+      <w:proofErr w:type="spellEnd"/>
+      <w:r>
+        <w:rPr>
+          <w:sz w:val="32"/>
+          <w:szCs w:val="32"/>
+        </w:rPr>
+        <w:t>/</w:t>
+      </w:r>
+      <w:proofErr w:type="spellStart"/>
+      <w:r>
+        <w:rPr>
+          <w:sz w:val="32"/>
+          <w:szCs w:val="32"/>
+        </w:rPr>
+        <w:t>register</w:t>
+      </w:r>
+      <w:proofErr w:type="spellEnd"/>
+      <w:r>
+        <w:rPr>
+          <w:sz w:val="32"/>
+          <w:szCs w:val="32"/>
+        </w:rPr>
+        <w:t>, /</w:t>
+      </w:r>
+      <w:proofErr w:type="spellStart"/>
+      <w:r>
+        <w:rPr>
+          <w:sz w:val="32"/>
+          <w:szCs w:val="32"/>
+        </w:rPr>
+        <w:t>api</w:t>
+      </w:r>
+      <w:proofErr w:type="spellEnd"/>
+      <w:r>
+        <w:rPr>
+          <w:sz w:val="32"/>
+          <w:szCs w:val="32"/>
+        </w:rPr>
+        <w:t>/login, /</w:t>
+      </w:r>
+      <w:proofErr w:type="spellStart"/>
+      <w:r>
+        <w:rPr>
+          <w:sz w:val="32"/>
+          <w:szCs w:val="32"/>
+        </w:rPr>
+        <w:t>api</w:t>
+      </w:r>
+      <w:proofErr w:type="spellEnd"/>
+      <w:r>
+        <w:rPr>
+          <w:sz w:val="32"/>
+          <w:szCs w:val="32"/>
+        </w:rPr>
+        <w:t>/logout, /</w:t>
+      </w:r>
+      <w:proofErr w:type="spellStart"/>
+      <w:r>
+        <w:rPr>
+          <w:sz w:val="32"/>
+          <w:szCs w:val="32"/>
+        </w:rPr>
+        <w:t>api</w:t>
+      </w:r>
+      <w:proofErr w:type="spellEnd"/>
+      <w:r>
+        <w:rPr>
+          <w:sz w:val="32"/>
+          <w:szCs w:val="32"/>
+        </w:rPr>
+        <w:t>/</w:t>
+      </w:r>
+      <w:proofErr w:type="spellStart"/>
+      <w:r>
+        <w:rPr>
+          <w:sz w:val="32"/>
+          <w:szCs w:val="32"/>
+        </w:rPr>
+        <w:t>me</w:t>
+      </w:r>
+      <w:proofErr w:type="spellEnd"/>
+      <w:r>
+        <w:rPr>
+          <w:sz w:val="32"/>
+          <w:szCs w:val="32"/>
+        </w:rPr>
+        <w:t>) nem igényelnek projekt kontextust, míg a projekt, a tábla, és folyamatábra végpontok mindegyike a bejelentkezett felhasználó munkamenetéhez (session) kötötten működik, és minden írási / olvasási művelet előtt ellenőrzi a jogosultságot</w:t>
+      </w:r>
+    </w:p>
+    <w:p>
+      <w:pPr>
+        <w:rPr>
+          <w:sz w:val="32"/>
+          <w:szCs w:val="32"/>
+        </w:rPr>
+      </w:pPr>
+      <w:r>
+        <w:rPr>
+          <w:sz w:val="32"/>
+          <w:szCs w:val="32"/>
+        </w:rPr>
+        <w:br w:type="page"/>
+      </w:r>
+    </w:p>
+    <w:p>
+      <w:pPr>
+        <w:ind w:left="705"/>
         <w:rPr>
           <w:b/>
           <w:bCs/>
           <w:sz w:val="36"/>
           <w:szCs w:val="36"/>
         </w:rPr>
-        <w:tab/>
-        <w:t>Hitelesítés / jogosultságkezelés</w:t>
-      </w:r>
-    </w:p>
-    <w:p>
-      <w:pPr>
-        <w:ind w:left="1410"/>
-        <w:rPr>
-          <w:sz w:val="32"/>
-          <w:szCs w:val="32"/>
-        </w:rPr>
-      </w:pPr>
-      <w:r>
-        <w:rPr>
-          <w:b/>
-          <w:bCs/>
-          <w:sz w:val="32"/>
-          <w:szCs w:val="32"/>
-        </w:rPr>
-        <w:t>Jelszó tárolás:</w:t>
-      </w:r>
-      <w:r>
-        <w:rPr>
-          <w:sz w:val="32"/>
-          <w:szCs w:val="32"/>
-        </w:rPr>
-        <w:t xml:space="preserve"> a jelszavak </w:t>
-      </w:r>
-      <w:proofErr w:type="spellStart"/>
-      <w:r>
-        <w:rPr>
-          <w:sz w:val="32"/>
-          <w:szCs w:val="32"/>
-        </w:rPr>
-        <w:t>bcrypt</w:t>
-      </w:r>
-      <w:proofErr w:type="spellEnd"/>
-      <w:r>
-        <w:rPr>
-          <w:sz w:val="32"/>
-          <w:szCs w:val="32"/>
-        </w:rPr>
-        <w:t xml:space="preserve"> algoritmussal kerülnek </w:t>
-      </w:r>
-      <w:proofErr w:type="spellStart"/>
-      <w:r>
-        <w:rPr>
-          <w:sz w:val="32"/>
-          <w:szCs w:val="32"/>
-        </w:rPr>
-        <w:t>hashelésre</w:t>
-      </w:r>
-      <w:proofErr w:type="spellEnd"/>
-      <w:r>
-        <w:rPr>
-          <w:sz w:val="32"/>
-          <w:szCs w:val="32"/>
-        </w:rPr>
-        <w:t>, mielőtt bármi is bekerülne az adatbázisba, nyers jelszó soha nem kerül tárolásra vagy naplózásra.</w:t>
-      </w:r>
-    </w:p>
-    <w:p>
-      <w:pPr>
-        <w:ind w:left="1410"/>
-        <w:rPr>
-          <w:sz w:val="32"/>
-          <w:szCs w:val="32"/>
-        </w:rPr>
-      </w:pPr>
-      <w:r>
-        <w:rPr>
-          <w:b/>
-          <w:bCs/>
-          <w:sz w:val="32"/>
-          <w:szCs w:val="32"/>
-        </w:rPr>
-        <w:t>Bejelentkezés:</w:t>
-      </w:r>
-      <w:r>
-        <w:rPr>
-          <w:sz w:val="32"/>
-          <w:szCs w:val="32"/>
-        </w:rPr>
-        <w:t xml:space="preserve"> a megadott jelszót a </w:t>
-      </w:r>
-      <w:proofErr w:type="spellStart"/>
-      <w:proofErr w:type="gramStart"/>
-      <w:r>
-        <w:rPr>
-          <w:sz w:val="32"/>
-          <w:szCs w:val="32"/>
-        </w:rPr>
-        <w:t>bcrypt.compare</w:t>
-      </w:r>
-      <w:proofErr w:type="spellEnd"/>
-      <w:proofErr w:type="gramEnd"/>
-      <w:r>
-        <w:rPr>
-          <w:sz w:val="32"/>
-          <w:szCs w:val="32"/>
-        </w:rPr>
-        <w:t xml:space="preserve"> függvény veti össze a tárolt </w:t>
-      </w:r>
-      <w:proofErr w:type="spellStart"/>
-      <w:r>
-        <w:rPr>
-          <w:sz w:val="32"/>
-          <w:szCs w:val="32"/>
-        </w:rPr>
-        <w:t>hash</w:t>
-      </w:r>
-      <w:proofErr w:type="spellEnd"/>
-      <w:r>
-        <w:rPr>
-          <w:sz w:val="32"/>
-          <w:szCs w:val="32"/>
-        </w:rPr>
-        <w:t>-el, sikeres egyezés esetén a felhasználó azonosítója bekerül a munkamenetbe (</w:t>
-      </w:r>
-      <w:proofErr w:type="spellStart"/>
-      <w:r>
-        <w:rPr>
-          <w:sz w:val="32"/>
-          <w:szCs w:val="32"/>
-        </w:rPr>
-        <w:t>req.session.userId</w:t>
-      </w:r>
-      <w:proofErr w:type="spellEnd"/>
-      <w:r>
-        <w:rPr>
-          <w:sz w:val="32"/>
-          <w:szCs w:val="32"/>
-        </w:rPr>
-        <w:t>).</w:t>
-      </w:r>
-    </w:p>
-    <w:p>
-      <w:pPr>
-        <w:ind w:left="1410"/>
-        <w:rPr>
-          <w:sz w:val="32"/>
-          <w:szCs w:val="32"/>
-        </w:rPr>
-      </w:pPr>
-      <w:proofErr w:type="spellStart"/>
-      <w:r>
-        <w:rPr>
-          <w:b/>
-          <w:bCs/>
-          <w:sz w:val="32"/>
-          <w:szCs w:val="32"/>
-        </w:rPr>
-        <w:t>requireAuth</w:t>
-      </w:r>
-      <w:proofErr w:type="spellEnd"/>
-      <w:r>
-        <w:rPr>
-          <w:b/>
-          <w:bCs/>
-          <w:sz w:val="32"/>
-          <w:szCs w:val="32"/>
-        </w:rPr>
-        <w:t xml:space="preserve"> </w:t>
-      </w:r>
-      <w:proofErr w:type="spellStart"/>
-      <w:r>
-        <w:rPr>
-          <w:b/>
-          <w:bCs/>
-          <w:sz w:val="32"/>
-          <w:szCs w:val="32"/>
-        </w:rPr>
-        <w:t>middleware</w:t>
-      </w:r>
-      <w:proofErr w:type="spellEnd"/>
-      <w:r>
-        <w:rPr>
-          <w:b/>
-          <w:bCs/>
-          <w:sz w:val="32"/>
-          <w:szCs w:val="32"/>
-        </w:rPr>
-        <w:t>:</w:t>
-      </w:r>
-      <w:r>
-        <w:rPr>
-          <w:sz w:val="32"/>
-          <w:szCs w:val="32"/>
-        </w:rPr>
-        <w:t xml:space="preserve"> minden olyan végponton alkalmazva van, amely felhasználói adatot olvas vagy módosít, érvényes munkamenet hiányában HTTP 401 választ ad vissza, mielőtt a kérés egyáltalán elérné az adatbázis lekérdezést.</w:t>
-      </w:r>
-    </w:p>
-    <w:p>
-      <w:pPr>
-        <w:ind w:left="1410"/>
-        <w:rPr>
-          <w:sz w:val="32"/>
-          <w:szCs w:val="32"/>
-        </w:rPr>
-      </w:pPr>
-      <w:r>
-        <w:rPr>
-          <w:b/>
-          <w:bCs/>
-          <w:sz w:val="32"/>
-          <w:szCs w:val="32"/>
-        </w:rPr>
-        <w:t>Tulajdonjog ellenőrzés minden kérésnél:</w:t>
-      </w:r>
-      <w:r>
-        <w:rPr>
-          <w:sz w:val="32"/>
-          <w:szCs w:val="32"/>
-        </w:rPr>
-        <w:t xml:space="preserve"> minden tábla, folyamatábra és projekt végpont a </w:t>
-      </w:r>
-      <w:proofErr w:type="spellStart"/>
-      <w:r>
-        <w:rPr>
-          <w:sz w:val="32"/>
-          <w:szCs w:val="32"/>
-        </w:rPr>
-        <w:t>user_projects</w:t>
-      </w:r>
-      <w:proofErr w:type="spellEnd"/>
-      <w:r>
-        <w:rPr>
-          <w:sz w:val="32"/>
-          <w:szCs w:val="32"/>
-        </w:rPr>
-        <w:t xml:space="preserve"> táblán keresztüli JOIN-</w:t>
-      </w:r>
-      <w:proofErr w:type="spellStart"/>
-      <w:r>
-        <w:rPr>
-          <w:sz w:val="32"/>
-          <w:szCs w:val="32"/>
-        </w:rPr>
-        <w:t>nal</w:t>
-      </w:r>
-      <w:proofErr w:type="spellEnd"/>
-      <w:r>
-        <w:rPr>
-          <w:sz w:val="32"/>
-          <w:szCs w:val="32"/>
-        </w:rPr>
-        <w:t xml:space="preserve"> újra </w:t>
-      </w:r>
-      <w:proofErr w:type="spellStart"/>
-      <w:r>
-        <w:rPr>
-          <w:sz w:val="32"/>
-          <w:szCs w:val="32"/>
-        </w:rPr>
-        <w:t>leellenőrzi</w:t>
-      </w:r>
-      <w:proofErr w:type="spellEnd"/>
-      <w:r>
-        <w:rPr>
-          <w:sz w:val="32"/>
-          <w:szCs w:val="32"/>
-        </w:rPr>
-        <w:t xml:space="preserve"> a jogosultságot</w:t>
-      </w:r>
-      <w:r>
-        <w:rPr>
-          <w:sz w:val="32"/>
-          <w:szCs w:val="32"/>
-        </w:rPr>
-        <w:t xml:space="preserve">, a kliens által küldött </w:t>
-      </w:r>
-      <w:proofErr w:type="spellStart"/>
-      <w:r>
-        <w:rPr>
-          <w:sz w:val="32"/>
-          <w:szCs w:val="32"/>
-        </w:rPr>
-        <w:t>projectId</w:t>
-      </w:r>
-      <w:proofErr w:type="spellEnd"/>
-      <w:r>
-        <w:rPr>
-          <w:sz w:val="32"/>
-          <w:szCs w:val="32"/>
-        </w:rPr>
-        <w:t xml:space="preserve"> vagy</w:t>
-      </w:r>
-      <w:r>
-        <w:rPr>
-          <w:sz w:val="32"/>
-          <w:szCs w:val="32"/>
-        </w:rPr>
-        <w:t xml:space="preserve"> erőforrás azonosító kizárólag egy olyan WHERE feltételben kerül felhasználásra, amely a munkamenet felhasználó azonosítóját is ellenőrzi. Ennek köszönhetően egy felhasználó még az azonosítók közvetlen kitalálásával/módosításával sem férhet hozzá másvalaki adataihoz.</w:t>
-      </w:r>
-    </w:p>
-    <w:p>
-      <w:pPr>
-        <w:rPr>
-          <w:sz w:val="32"/>
-          <w:szCs w:val="32"/>
-        </w:rPr>
-      </w:pPr>
-    </w:p>
-    <w:p>
-      <w:pPr>
-        <w:rPr>
-          <w:sz w:val="32"/>
-          <w:szCs w:val="32"/>
-        </w:rPr>
-      </w:pPr>
-      <w:r>
-        <w:rPr>
-          <w:sz w:val="32"/>
-          <w:szCs w:val="32"/>
-        </w:rPr>
-        <w:tab/>
-      </w:r>
-    </w:p>
-    <w:p>
-      <w:pPr>
-        <w:rPr>
-          <w:sz w:val="32"/>
-          <w:szCs w:val="32"/>
-        </w:rPr>
-      </w:pPr>
-      <w:r>
-        <w:rPr>
-          <w:sz w:val="32"/>
-          <w:szCs w:val="32"/>
-        </w:rPr>
-        <w:br w:type="page"/>
-      </w:r>
-    </w:p>
-    <w:p>
-      <w:pPr>
+      </w:pPr>
+      <w:r>
         <w:rPr>
           <w:b/>
           <w:bCs/>
           <w:sz w:val="36"/>
           <w:szCs w:val="36"/>
         </w:rPr>
-      </w:pPr>
-      <w:r>
-        <w:rPr>
-          <w:sz w:val="32"/>
-          <w:szCs w:val="32"/>
-        </w:rPr>
-        <w:lastRenderedPageBreak/>
-        <w:tab/>
+        <w:t xml:space="preserve">6.3 </w:t>
       </w:r>
       <w:r>
         <w:rPr>
@@ -11827,7 +11493,7 @@
           <w:sz w:val="36"/>
           <w:szCs w:val="36"/>
         </w:rPr>
-        <w:t xml:space="preserve">6.4 </w:t>
+        <w:tab/>
       </w:r>
       <w:r>
         <w:rPr>
@@ -11836,7 +11502,379 @@
           <w:sz w:val="36"/>
           <w:szCs w:val="36"/>
         </w:rPr>
+        <w:t>Hitelesítés / jogosultságkezelés</w:t>
+      </w:r>
+    </w:p>
+    <w:p>
+      <w:pPr>
+        <w:ind w:left="1410"/>
+        <w:rPr>
+          <w:sz w:val="32"/>
+          <w:szCs w:val="32"/>
+        </w:rPr>
+      </w:pPr>
+      <w:r>
+        <w:rPr>
+          <w:b/>
+          <w:bCs/>
+          <w:sz w:val="32"/>
+          <w:szCs w:val="32"/>
+        </w:rPr>
+        <w:t>Jelszó tárolás:</w:t>
+      </w:r>
+      <w:r>
+        <w:rPr>
+          <w:sz w:val="32"/>
+          <w:szCs w:val="32"/>
+        </w:rPr>
+        <w:t xml:space="preserve"> a jelszavak </w:t>
+      </w:r>
+      <w:proofErr w:type="spellStart"/>
+      <w:r>
+        <w:rPr>
+          <w:sz w:val="32"/>
+          <w:szCs w:val="32"/>
+        </w:rPr>
+        <w:t>bcrypt</w:t>
+      </w:r>
+      <w:proofErr w:type="spellEnd"/>
+      <w:r>
+        <w:rPr>
+          <w:sz w:val="32"/>
+          <w:szCs w:val="32"/>
+        </w:rPr>
+        <w:t xml:space="preserve"> algoritmussal kerülnek </w:t>
+      </w:r>
+      <w:proofErr w:type="spellStart"/>
+      <w:r>
+        <w:rPr>
+          <w:sz w:val="32"/>
+          <w:szCs w:val="32"/>
+        </w:rPr>
+        <w:t>hashelésre</w:t>
+      </w:r>
+      <w:proofErr w:type="spellEnd"/>
+      <w:r>
+        <w:rPr>
+          <w:sz w:val="32"/>
+          <w:szCs w:val="32"/>
+        </w:rPr>
+        <w:t>, mielőtt bármi is bekerülne az adatbázisba, nyers jelszó soha nem kerül tárolásra vagy naplózásra.</w:t>
+      </w:r>
+    </w:p>
+    <w:p>
+      <w:pPr>
+        <w:ind w:left="1410"/>
+        <w:rPr>
+          <w:sz w:val="32"/>
+          <w:szCs w:val="32"/>
+        </w:rPr>
+      </w:pPr>
+      <w:r>
+        <w:rPr>
+          <w:b/>
+          <w:bCs/>
+          <w:sz w:val="32"/>
+          <w:szCs w:val="32"/>
+        </w:rPr>
+        <w:t>Bejelentkezés:</w:t>
+      </w:r>
+      <w:r>
+        <w:rPr>
+          <w:sz w:val="32"/>
+          <w:szCs w:val="32"/>
+        </w:rPr>
+        <w:t xml:space="preserve"> a megadott jelszót a </w:t>
+      </w:r>
+      <w:proofErr w:type="spellStart"/>
+      <w:proofErr w:type="gramStart"/>
+      <w:r>
+        <w:rPr>
+          <w:sz w:val="32"/>
+          <w:szCs w:val="32"/>
+        </w:rPr>
+        <w:t>bcrypt.compare</w:t>
+      </w:r>
+      <w:proofErr w:type="spellEnd"/>
+      <w:proofErr w:type="gramEnd"/>
+      <w:r>
+        <w:rPr>
+          <w:sz w:val="32"/>
+          <w:szCs w:val="32"/>
+        </w:rPr>
+        <w:t xml:space="preserve"> függvény veti össze a tárolt </w:t>
+      </w:r>
+      <w:proofErr w:type="spellStart"/>
+      <w:r>
+        <w:rPr>
+          <w:sz w:val="32"/>
+          <w:szCs w:val="32"/>
+        </w:rPr>
+        <w:t>hash</w:t>
+      </w:r>
+      <w:proofErr w:type="spellEnd"/>
+      <w:r>
+        <w:rPr>
+          <w:sz w:val="32"/>
+          <w:szCs w:val="32"/>
+        </w:rPr>
+        <w:t>-el, sikeres egyezés esetén a felhasználó azonosítója bekerül a munkamenetbe (</w:t>
+      </w:r>
+      <w:proofErr w:type="spellStart"/>
+      <w:r>
+        <w:rPr>
+          <w:sz w:val="32"/>
+          <w:szCs w:val="32"/>
+        </w:rPr>
+        <w:t>req.session.userId</w:t>
+      </w:r>
+      <w:proofErr w:type="spellEnd"/>
+      <w:r>
+        <w:rPr>
+          <w:sz w:val="32"/>
+          <w:szCs w:val="32"/>
+        </w:rPr>
+        <w:t>).</w:t>
+      </w:r>
+    </w:p>
+    <w:p>
+      <w:pPr>
+        <w:ind w:left="1410"/>
+        <w:rPr>
+          <w:sz w:val="32"/>
+          <w:szCs w:val="32"/>
+        </w:rPr>
+      </w:pPr>
+      <w:proofErr w:type="spellStart"/>
+      <w:r>
+        <w:rPr>
+          <w:b/>
+          <w:bCs/>
+          <w:sz w:val="32"/>
+          <w:szCs w:val="32"/>
+        </w:rPr>
+        <w:t>requireAuth</w:t>
+      </w:r>
+      <w:proofErr w:type="spellEnd"/>
+      <w:r>
+        <w:rPr>
+          <w:b/>
+          <w:bCs/>
+          <w:sz w:val="32"/>
+          <w:szCs w:val="32"/>
+        </w:rPr>
+        <w:t xml:space="preserve"> </w:t>
+      </w:r>
+      <w:proofErr w:type="spellStart"/>
+      <w:r>
+        <w:rPr>
+          <w:b/>
+          <w:bCs/>
+          <w:sz w:val="32"/>
+          <w:szCs w:val="32"/>
+        </w:rPr>
+        <w:t>middleware</w:t>
+      </w:r>
+      <w:proofErr w:type="spellEnd"/>
+      <w:r>
+        <w:rPr>
+          <w:b/>
+          <w:bCs/>
+          <w:sz w:val="32"/>
+          <w:szCs w:val="32"/>
+        </w:rPr>
+        <w:t>:</w:t>
+      </w:r>
+      <w:r>
+        <w:rPr>
+          <w:sz w:val="32"/>
+          <w:szCs w:val="32"/>
+        </w:rPr>
+        <w:t xml:space="preserve"> minden olyan végponton alkalmazva van, amely felhasználói adatot olvas vagy módosít, érvényes munkamenet hiányában HTTP 401 választ ad vissza, mielőtt a kérés egyáltalán elérné az adatbázis lekérdezést.</w:t>
+      </w:r>
+    </w:p>
+    <w:p>
+      <w:pPr>
+        <w:ind w:left="1410"/>
+        <w:rPr>
+          <w:sz w:val="32"/>
+          <w:szCs w:val="32"/>
+        </w:rPr>
+      </w:pPr>
+      <w:r>
+        <w:rPr>
+          <w:b/>
+          <w:bCs/>
+          <w:sz w:val="32"/>
+          <w:szCs w:val="32"/>
+        </w:rPr>
+        <w:t>Tulajdonjog ellenőrzés minden kérésnél:</w:t>
+      </w:r>
+      <w:r>
+        <w:rPr>
+          <w:sz w:val="32"/>
+          <w:szCs w:val="32"/>
+        </w:rPr>
+        <w:t xml:space="preserve"> minden tábla, folyamatábra és projekt végpont a </w:t>
+      </w:r>
+      <w:proofErr w:type="spellStart"/>
+      <w:r>
+        <w:rPr>
+          <w:sz w:val="32"/>
+          <w:szCs w:val="32"/>
+        </w:rPr>
+        <w:t>user_projects</w:t>
+      </w:r>
+      <w:proofErr w:type="spellEnd"/>
+      <w:r>
+        <w:rPr>
+          <w:sz w:val="32"/>
+          <w:szCs w:val="32"/>
+        </w:rPr>
+        <w:t xml:space="preserve"> táblán keresztüli JOIN-</w:t>
+      </w:r>
+      <w:proofErr w:type="spellStart"/>
+      <w:r>
+        <w:rPr>
+          <w:sz w:val="32"/>
+          <w:szCs w:val="32"/>
+        </w:rPr>
+        <w:t>nal</w:t>
+      </w:r>
+      <w:proofErr w:type="spellEnd"/>
+      <w:r>
+        <w:rPr>
+          <w:sz w:val="32"/>
+          <w:szCs w:val="32"/>
+        </w:rPr>
+        <w:t xml:space="preserve"> újra </w:t>
+      </w:r>
+      <w:proofErr w:type="spellStart"/>
+      <w:r>
+        <w:rPr>
+          <w:sz w:val="32"/>
+          <w:szCs w:val="32"/>
+        </w:rPr>
+        <w:t>leellenőrzi</w:t>
+      </w:r>
+      <w:proofErr w:type="spellEnd"/>
+      <w:r>
+        <w:rPr>
+          <w:sz w:val="32"/>
+          <w:szCs w:val="32"/>
+        </w:rPr>
+        <w:t xml:space="preserve"> a jogosultságot</w:t>
+      </w:r>
+      <w:r>
+        <w:rPr>
+          <w:sz w:val="32"/>
+          <w:szCs w:val="32"/>
+        </w:rPr>
+        <w:t xml:space="preserve">, a kliens által küldött </w:t>
+      </w:r>
+      <w:proofErr w:type="spellStart"/>
+      <w:r>
+        <w:rPr>
+          <w:sz w:val="32"/>
+          <w:szCs w:val="32"/>
+        </w:rPr>
+        <w:t>projectId</w:t>
+      </w:r>
+      <w:proofErr w:type="spellEnd"/>
+      <w:r>
+        <w:rPr>
+          <w:sz w:val="32"/>
+          <w:szCs w:val="32"/>
+        </w:rPr>
+        <w:t xml:space="preserve"> vagy</w:t>
+      </w:r>
+      <w:r>
+        <w:rPr>
+          <w:sz w:val="32"/>
+          <w:szCs w:val="32"/>
+        </w:rPr>
+        <w:t xml:space="preserve"> erőforrás azonosító kizárólag egy olyan WHERE feltételben kerül felhasználásra, amely a munkamenet felhasználó azonosítóját is ellenőrzi. Ennek köszönhetően egy felhasználó még az azonosítók közvetlen kitalálásával/módosításával sem férhet hozzá másvalaki adataihoz.</w:t>
+      </w:r>
+    </w:p>
+    <w:p>
+      <w:pPr>
+        <w:rPr>
+          <w:sz w:val="32"/>
+          <w:szCs w:val="32"/>
+        </w:rPr>
+      </w:pPr>
+    </w:p>
+    <w:p>
+      <w:pPr>
+        <w:rPr>
+          <w:sz w:val="32"/>
+          <w:szCs w:val="32"/>
+        </w:rPr>
+      </w:pPr>
+      <w:r>
+        <w:rPr>
+          <w:sz w:val="32"/>
+          <w:szCs w:val="32"/>
+        </w:rPr>
         <w:tab/>
+      </w:r>
+    </w:p>
+    <w:p>
+      <w:pPr>
+        <w:rPr>
+          <w:sz w:val="32"/>
+          <w:szCs w:val="32"/>
+        </w:rPr>
+      </w:pPr>
+      <w:r>
+        <w:rPr>
+          <w:sz w:val="32"/>
+          <w:szCs w:val="32"/>
+        </w:rPr>
+        <w:br w:type="page"/>
+      </w:r>
+    </w:p>
+    <w:p>
+      <w:pPr>
+        <w:rPr>
+          <w:b/>
+          <w:bCs/>
+          <w:sz w:val="36"/>
+          <w:szCs w:val="36"/>
+        </w:rPr>
+      </w:pPr>
+      <w:r>
+        <w:rPr>
+          <w:sz w:val="32"/>
+          <w:szCs w:val="32"/>
+        </w:rPr>
+        <w:tab/>
+      </w:r>
+      <w:r>
+        <w:rPr>
+          <w:b/>
+          <w:bCs/>
+          <w:sz w:val="36"/>
+          <w:szCs w:val="36"/>
+        </w:rPr>
+        <w:t xml:space="preserve">6.4 </w:t>
+      </w:r>
+      <w:r>
+        <w:rPr>
+          <w:b/>
+          <w:bCs/>
+          <w:sz w:val="36"/>
+          <w:szCs w:val="36"/>
+        </w:rPr>
+        <w:tab/>
+      </w:r>
+      <w:r>
+        <w:rPr>
+          <w:b/>
+          <w:bCs/>
+          <w:sz w:val="36"/>
+          <w:szCs w:val="36"/>
+        </w:rPr>
         <w:t>Hibakezelés</w:t>
       </w:r>
     </w:p>
@@ -12421,7 +12459,6 @@
           <w:sz w:val="96"/>
           <w:szCs w:val="96"/>
         </w:rPr>
-        <w:lastRenderedPageBreak/>
         <w:t>7. Frontend</w:t>
       </w:r>
     </w:p>
@@ -12452,248 +12489,253 @@
           <w:szCs w:val="36"/>
         </w:rPr>
         <w:tab/>
-        <w:t>Felépítés</w:t>
-      </w:r>
-    </w:p>
-    <w:p>
-      <w:pPr>
-        <w:ind w:left="1413"/>
-        <w:rPr>
-          <w:sz w:val="32"/>
-          <w:szCs w:val="32"/>
-        </w:rPr>
-      </w:pPr>
-      <w:r>
-        <w:rPr>
-          <w:sz w:val="32"/>
-          <w:szCs w:val="32"/>
-        </w:rPr>
-        <w:t xml:space="preserve">A kliensoldal nem használ </w:t>
-      </w:r>
-      <w:proofErr w:type="spellStart"/>
-      <w:r>
-        <w:rPr>
-          <w:sz w:val="32"/>
-          <w:szCs w:val="32"/>
-        </w:rPr>
-        <w:t>build</w:t>
-      </w:r>
-      <w:proofErr w:type="spellEnd"/>
-      <w:r>
-        <w:rPr>
-          <w:sz w:val="32"/>
-          <w:szCs w:val="32"/>
-        </w:rPr>
-        <w:t xml:space="preserve"> folyamatot, csomagolót (</w:t>
-      </w:r>
-      <w:proofErr w:type="spellStart"/>
-      <w:r>
-        <w:rPr>
-          <w:sz w:val="32"/>
-          <w:szCs w:val="32"/>
-        </w:rPr>
-        <w:t>bundler</w:t>
-      </w:r>
-      <w:proofErr w:type="spellEnd"/>
-      <w:r>
-        <w:rPr>
-          <w:sz w:val="32"/>
-          <w:szCs w:val="32"/>
-        </w:rPr>
-        <w:t>) vagy frontend keretrendszert: minden oldal egy sima HTML fájl, saját CSS fájllal és egy vagy több &lt;script&gt; címkével</w:t>
-      </w:r>
-      <w:r>
-        <w:rPr>
-          <w:sz w:val="32"/>
-          <w:szCs w:val="32"/>
-        </w:rPr>
-        <w:t>. Azok az oldalak, amelyek több modult is használnak, a scripteket egymás után, klasszikus módon töltik be, így azok közös globális hatókört osztanak meg. A workspace.html például először a workspace.js-t tölti be, amely a közös globális értékeket deklarálja:</w:t>
-      </w:r>
-    </w:p>
-    <w:p>
-      <w:pPr>
-        <w:ind w:left="708"/>
-        <w:rPr>
-          <w:sz w:val="32"/>
-          <w:szCs w:val="32"/>
-        </w:rPr>
-      </w:pPr>
-      <w:r>
-        <w:rPr>
-          <w:sz w:val="32"/>
-          <w:szCs w:val="32"/>
-        </w:rPr>
-        <w:tab/>
-        <w:t>API_BASE_URL: az API alapcíme</w:t>
-      </w:r>
-    </w:p>
-    <w:p>
-      <w:pPr>
-        <w:ind w:left="1416"/>
-        <w:rPr>
-          <w:sz w:val="32"/>
-          <w:szCs w:val="32"/>
-        </w:rPr>
-      </w:pPr>
-      <w:proofErr w:type="spellStart"/>
-      <w:r>
-        <w:rPr>
-          <w:sz w:val="32"/>
-          <w:szCs w:val="32"/>
-        </w:rPr>
-        <w:t>projectId</w:t>
-      </w:r>
-      <w:proofErr w:type="spellEnd"/>
-      <w:r>
-        <w:rPr>
-          <w:sz w:val="32"/>
-          <w:szCs w:val="32"/>
-        </w:rPr>
-        <w:t xml:space="preserve">: a megnyitott projekt azonosítója, amelyet az URL </w:t>
-      </w:r>
-      <w:proofErr w:type="spellStart"/>
-      <w:r>
-        <w:rPr>
-          <w:sz w:val="32"/>
-          <w:szCs w:val="32"/>
-        </w:rPr>
-        <w:t>query</w:t>
-      </w:r>
-      <w:proofErr w:type="spellEnd"/>
-      <w:r>
-        <w:rPr>
-          <w:sz w:val="32"/>
-          <w:szCs w:val="32"/>
-        </w:rPr>
-        <w:t xml:space="preserve"> </w:t>
-      </w:r>
-      <w:proofErr w:type="spellStart"/>
-      <w:r>
-        <w:rPr>
-          <w:sz w:val="32"/>
-          <w:szCs w:val="32"/>
-        </w:rPr>
-        <w:t>stringjéből</w:t>
-      </w:r>
-      <w:proofErr w:type="spellEnd"/>
-      <w:r>
-        <w:rPr>
-          <w:sz w:val="32"/>
-          <w:szCs w:val="32"/>
-        </w:rPr>
-        <w:t xml:space="preserve"> olvas ki (pl. </w:t>
-      </w:r>
-      <w:proofErr w:type="spellStart"/>
-      <w:r>
-        <w:rPr>
-          <w:sz w:val="32"/>
-          <w:szCs w:val="32"/>
-        </w:rPr>
-        <w:t>workspace.html?id</w:t>
-      </w:r>
-      <w:proofErr w:type="spellEnd"/>
-      <w:r>
-        <w:rPr>
-          <w:sz w:val="32"/>
-          <w:szCs w:val="32"/>
-        </w:rPr>
-        <w:t>=5)</w:t>
-      </w:r>
-    </w:p>
-    <w:p>
-      <w:pPr>
-        <w:ind w:left="1413"/>
-        <w:rPr>
-          <w:sz w:val="32"/>
-          <w:szCs w:val="32"/>
-        </w:rPr>
-      </w:pPr>
-      <w:proofErr w:type="spellStart"/>
-      <w:proofErr w:type="gramStart"/>
-      <w:r>
-        <w:rPr>
-          <w:sz w:val="32"/>
-          <w:szCs w:val="32"/>
-        </w:rPr>
-        <w:t>growCanvasIfNeeded</w:t>
-      </w:r>
-      <w:proofErr w:type="spellEnd"/>
-      <w:r>
-        <w:rPr>
-          <w:sz w:val="32"/>
-          <w:szCs w:val="32"/>
-        </w:rPr>
-        <w:t>(</w:t>
-      </w:r>
-      <w:proofErr w:type="gramEnd"/>
-      <w:r>
-        <w:rPr>
-          <w:sz w:val="32"/>
-          <w:szCs w:val="32"/>
-        </w:rPr>
-        <w:t>): a közös rajzvászon növelését végző segédfüggvény</w:t>
-      </w:r>
-    </w:p>
-    <w:p>
-      <w:pPr>
-        <w:ind w:left="1413"/>
-        <w:rPr>
-          <w:sz w:val="32"/>
-          <w:szCs w:val="32"/>
-        </w:rPr>
-      </w:pPr>
-      <w:r>
-        <w:rPr>
-          <w:sz w:val="32"/>
-          <w:szCs w:val="32"/>
-        </w:rPr>
-        <w:t xml:space="preserve">Ezt követi a kanbanModule.js és a flowchartModule.js, amelyek ugyanezeket az értékeket </w:t>
-      </w:r>
-      <w:proofErr w:type="spellStart"/>
-      <w:r>
-        <w:rPr>
-          <w:sz w:val="32"/>
-          <w:szCs w:val="32"/>
-        </w:rPr>
-        <w:t>újradeklarálás</w:t>
-      </w:r>
-      <w:proofErr w:type="spellEnd"/>
-      <w:r>
-        <w:rPr>
-          <w:sz w:val="32"/>
-          <w:szCs w:val="32"/>
-        </w:rPr>
-        <w:t xml:space="preserve"> nélkül használják. Ha a projekt azonosítója hiányzik az URL-ből, a workspace.js visszairányít a főoldalra, hiszen nincs mit megjeleníteni.</w:t>
-      </w:r>
-    </w:p>
-    <w:p>
-      <w:pPr>
-        <w:ind w:left="708"/>
-        <w:rPr>
-          <w:sz w:val="32"/>
-          <w:szCs w:val="32"/>
-        </w:rPr>
-      </w:pPr>
-    </w:p>
-    <w:p>
-      <w:pPr>
-        <w:ind w:left="708"/>
+      </w:r>
+      <w:r>
         <w:rPr>
           <w:b/>
           <w:bCs/>
           <w:sz w:val="36"/>
           <w:szCs w:val="36"/>
         </w:rPr>
-      </w:pPr>
-      <w:r>
+        <w:t>Felépítés</w:t>
+      </w:r>
+    </w:p>
+    <w:p>
+      <w:pPr>
+        <w:ind w:left="1413"/>
+        <w:rPr>
+          <w:sz w:val="32"/>
+          <w:szCs w:val="32"/>
+        </w:rPr>
+      </w:pPr>
+      <w:r>
+        <w:rPr>
+          <w:sz w:val="32"/>
+          <w:szCs w:val="32"/>
+        </w:rPr>
+        <w:t xml:space="preserve">A kliensoldal nem használ </w:t>
+      </w:r>
+      <w:proofErr w:type="spellStart"/>
+      <w:r>
+        <w:rPr>
+          <w:sz w:val="32"/>
+          <w:szCs w:val="32"/>
+        </w:rPr>
+        <w:t>build</w:t>
+      </w:r>
+      <w:proofErr w:type="spellEnd"/>
+      <w:r>
+        <w:rPr>
+          <w:sz w:val="32"/>
+          <w:szCs w:val="32"/>
+        </w:rPr>
+        <w:t xml:space="preserve"> folyamatot, csomagolót (</w:t>
+      </w:r>
+      <w:proofErr w:type="spellStart"/>
+      <w:r>
+        <w:rPr>
+          <w:sz w:val="32"/>
+          <w:szCs w:val="32"/>
+        </w:rPr>
+        <w:t>bundler</w:t>
+      </w:r>
+      <w:proofErr w:type="spellEnd"/>
+      <w:r>
+        <w:rPr>
+          <w:sz w:val="32"/>
+          <w:szCs w:val="32"/>
+        </w:rPr>
+        <w:t>) vagy frontend keretrendszert: minden oldal egy sima HTML fájl, saját CSS fájllal és egy vagy több &lt;script&gt; címkével</w:t>
+      </w:r>
+      <w:r>
+        <w:rPr>
+          <w:sz w:val="32"/>
+          <w:szCs w:val="32"/>
+        </w:rPr>
+        <w:t>. Azok az oldalak, amelyek több modult is használnak, a scripteket egymás után, klasszikus módon töltik be, így azok közös globális hatókört osztanak meg. A workspace.html például először a workspace.js-t tölti be, amely a közös globális értékeket deklarálja:</w:t>
+      </w:r>
+    </w:p>
+    <w:p>
+      <w:pPr>
+        <w:ind w:left="708"/>
+        <w:rPr>
+          <w:sz w:val="32"/>
+          <w:szCs w:val="32"/>
+        </w:rPr>
+      </w:pPr>
+      <w:r>
+        <w:rPr>
+          <w:sz w:val="32"/>
+          <w:szCs w:val="32"/>
+        </w:rPr>
+        <w:tab/>
+      </w:r>
+      <w:r>
+        <w:rPr>
+          <w:sz w:val="32"/>
+          <w:szCs w:val="32"/>
+        </w:rPr>
+        <w:t>API_BASE_URL: az API alapcíme</w:t>
+      </w:r>
+    </w:p>
+    <w:p>
+      <w:pPr>
+        <w:ind w:left="1416"/>
+        <w:rPr>
+          <w:sz w:val="32"/>
+          <w:szCs w:val="32"/>
+        </w:rPr>
+      </w:pPr>
+      <w:proofErr w:type="spellStart"/>
+      <w:r>
+        <w:rPr>
+          <w:sz w:val="32"/>
+          <w:szCs w:val="32"/>
+        </w:rPr>
+        <w:t>projectId</w:t>
+      </w:r>
+      <w:proofErr w:type="spellEnd"/>
+      <w:r>
+        <w:rPr>
+          <w:sz w:val="32"/>
+          <w:szCs w:val="32"/>
+        </w:rPr>
+        <w:t xml:space="preserve">: a megnyitott projekt azonosítója, amelyet az URL </w:t>
+      </w:r>
+      <w:proofErr w:type="spellStart"/>
+      <w:r>
+        <w:rPr>
+          <w:sz w:val="32"/>
+          <w:szCs w:val="32"/>
+        </w:rPr>
+        <w:t>query</w:t>
+      </w:r>
+      <w:proofErr w:type="spellEnd"/>
+      <w:r>
+        <w:rPr>
+          <w:sz w:val="32"/>
+          <w:szCs w:val="32"/>
+        </w:rPr>
+        <w:t xml:space="preserve"> </w:t>
+      </w:r>
+      <w:proofErr w:type="spellStart"/>
+      <w:r>
+        <w:rPr>
+          <w:sz w:val="32"/>
+          <w:szCs w:val="32"/>
+        </w:rPr>
+        <w:t>stringjéből</w:t>
+      </w:r>
+      <w:proofErr w:type="spellEnd"/>
+      <w:r>
+        <w:rPr>
+          <w:sz w:val="32"/>
+          <w:szCs w:val="32"/>
+        </w:rPr>
+        <w:t xml:space="preserve"> olvas ki (pl. </w:t>
+      </w:r>
+      <w:proofErr w:type="spellStart"/>
+      <w:r>
+        <w:rPr>
+          <w:sz w:val="32"/>
+          <w:szCs w:val="32"/>
+        </w:rPr>
+        <w:t>workspace.html?id</w:t>
+      </w:r>
+      <w:proofErr w:type="spellEnd"/>
+      <w:r>
+        <w:rPr>
+          <w:sz w:val="32"/>
+          <w:szCs w:val="32"/>
+        </w:rPr>
+        <w:t>=5)</w:t>
+      </w:r>
+    </w:p>
+    <w:p>
+      <w:pPr>
+        <w:ind w:left="1413"/>
+        <w:rPr>
+          <w:sz w:val="32"/>
+          <w:szCs w:val="32"/>
+        </w:rPr>
+      </w:pPr>
+      <w:proofErr w:type="spellStart"/>
+      <w:proofErr w:type="gramStart"/>
+      <w:r>
+        <w:rPr>
+          <w:sz w:val="32"/>
+          <w:szCs w:val="32"/>
+        </w:rPr>
+        <w:t>growCanvasIfNeeded</w:t>
+      </w:r>
+      <w:proofErr w:type="spellEnd"/>
+      <w:r>
+        <w:rPr>
+          <w:sz w:val="32"/>
+          <w:szCs w:val="32"/>
+        </w:rPr>
+        <w:t>(</w:t>
+      </w:r>
+      <w:proofErr w:type="gramEnd"/>
+      <w:r>
+        <w:rPr>
+          <w:sz w:val="32"/>
+          <w:szCs w:val="32"/>
+        </w:rPr>
+        <w:t>): a közös rajzvászon növelését végző segédfüggvény</w:t>
+      </w:r>
+    </w:p>
+    <w:p>
+      <w:pPr>
+        <w:ind w:left="1413"/>
+        <w:rPr>
+          <w:sz w:val="32"/>
+          <w:szCs w:val="32"/>
+        </w:rPr>
+      </w:pPr>
+      <w:r>
+        <w:rPr>
+          <w:sz w:val="32"/>
+          <w:szCs w:val="32"/>
+        </w:rPr>
+        <w:t xml:space="preserve">Ezt követi a kanbanModule.js és a flowchartModule.js, amelyek ugyanezeket az értékeket </w:t>
+      </w:r>
+      <w:proofErr w:type="spellStart"/>
+      <w:r>
+        <w:rPr>
+          <w:sz w:val="32"/>
+          <w:szCs w:val="32"/>
+        </w:rPr>
+        <w:t>újradeklarálás</w:t>
+      </w:r>
+      <w:proofErr w:type="spellEnd"/>
+      <w:r>
+        <w:rPr>
+          <w:sz w:val="32"/>
+          <w:szCs w:val="32"/>
+        </w:rPr>
+        <w:t xml:space="preserve"> nélkül használják. Ha a projekt azonosítója hiányzik az URL-ből, a workspace.js visszairányít a főoldalra, hiszen nincs mit megjeleníteni.</w:t>
+      </w:r>
+    </w:p>
+    <w:p>
+      <w:pPr>
+        <w:ind w:left="708"/>
+        <w:rPr>
+          <w:sz w:val="32"/>
+          <w:szCs w:val="32"/>
+        </w:rPr>
+      </w:pPr>
+    </w:p>
+    <w:p>
+      <w:pPr>
+        <w:ind w:left="708"/>
         <w:rPr>
           <w:b/>
           <w:bCs/>
           <w:sz w:val="36"/>
           <w:szCs w:val="36"/>
         </w:rPr>
-        <w:t xml:space="preserve">7.2 </w:t>
-      </w:r>
+      </w:pPr>
       <w:r>
         <w:rPr>
           <w:b/>
@@ -12701,786 +12743,17 @@
           <w:sz w:val="36"/>
           <w:szCs w:val="36"/>
         </w:rPr>
-        <w:tab/>
-        <w:t>Fontosabb funkciók</w:t>
-      </w:r>
-    </w:p>
-    <w:p>
-      <w:pPr>
-        <w:ind w:left="1413"/>
-        <w:rPr>
-          <w:sz w:val="32"/>
-          <w:szCs w:val="32"/>
-        </w:rPr>
-      </w:pPr>
-      <w:proofErr w:type="spellStart"/>
-      <w:r>
-        <w:rPr>
-          <w:sz w:val="32"/>
-          <w:szCs w:val="32"/>
-        </w:rPr>
-        <w:t>Drag</w:t>
-      </w:r>
-      <w:proofErr w:type="spellEnd"/>
-      <w:r>
-        <w:rPr>
-          <w:sz w:val="32"/>
-          <w:szCs w:val="32"/>
-        </w:rPr>
-        <w:t xml:space="preserve"> and </w:t>
-      </w:r>
-      <w:proofErr w:type="spellStart"/>
-      <w:r>
-        <w:rPr>
-          <w:sz w:val="32"/>
-          <w:szCs w:val="32"/>
-        </w:rPr>
-        <w:t>drop</w:t>
-      </w:r>
-      <w:proofErr w:type="spellEnd"/>
-      <w:r>
-        <w:rPr>
-          <w:sz w:val="32"/>
-          <w:szCs w:val="32"/>
-        </w:rPr>
-        <w:t xml:space="preserve"> mozgatás és átméretezés: a folyamatábrák és az alakzatok mozgatása és átméretezése Pointer </w:t>
-      </w:r>
-      <w:proofErr w:type="spellStart"/>
-      <w:r>
-        <w:rPr>
-          <w:sz w:val="32"/>
-          <w:szCs w:val="32"/>
-        </w:rPr>
-        <w:t>Events</w:t>
-      </w:r>
-      <w:proofErr w:type="spellEnd"/>
-      <w:r>
-        <w:rPr>
-          <w:sz w:val="32"/>
-          <w:szCs w:val="32"/>
-        </w:rPr>
-        <w:t xml:space="preserve"> segítségével történik (pointerdown / </w:t>
-      </w:r>
-      <w:proofErr w:type="spellStart"/>
-      <w:r>
-        <w:rPr>
-          <w:sz w:val="32"/>
-          <w:szCs w:val="32"/>
-        </w:rPr>
-        <w:t>pointermove</w:t>
-      </w:r>
-      <w:proofErr w:type="spellEnd"/>
-      <w:r>
-        <w:rPr>
-          <w:sz w:val="32"/>
-          <w:szCs w:val="32"/>
-        </w:rPr>
-        <w:t xml:space="preserve"> / </w:t>
-      </w:r>
-      <w:proofErr w:type="spellStart"/>
-      <w:r>
-        <w:rPr>
-          <w:sz w:val="32"/>
-          <w:szCs w:val="32"/>
-        </w:rPr>
-        <w:t>pointerup</w:t>
-      </w:r>
-      <w:proofErr w:type="spellEnd"/>
-      <w:r>
-        <w:rPr>
-          <w:sz w:val="32"/>
-          <w:szCs w:val="32"/>
-        </w:rPr>
-        <w:t>). A Kanban táblák mozgatása klasszikus</w:t>
-      </w:r>
-      <w:r>
-        <w:rPr>
-          <w:sz w:val="32"/>
-          <w:szCs w:val="32"/>
-        </w:rPr>
-        <w:t xml:space="preserve"> egéresemény kezeléssel (</w:t>
-      </w:r>
-      <w:proofErr w:type="spellStart"/>
-      <w:r>
-        <w:rPr>
-          <w:sz w:val="32"/>
-          <w:szCs w:val="32"/>
-        </w:rPr>
-        <w:t>onmousedown</w:t>
-      </w:r>
-      <w:proofErr w:type="spellEnd"/>
-      <w:r>
-        <w:rPr>
-          <w:sz w:val="32"/>
-          <w:szCs w:val="32"/>
-        </w:rPr>
-        <w:t xml:space="preserve"> / </w:t>
-      </w:r>
-      <w:proofErr w:type="spellStart"/>
-      <w:r>
-        <w:rPr>
-          <w:sz w:val="32"/>
-          <w:szCs w:val="32"/>
-        </w:rPr>
-        <w:t>onmousemove</w:t>
-      </w:r>
-      <w:proofErr w:type="spellEnd"/>
-      <w:r>
-        <w:rPr>
-          <w:sz w:val="32"/>
-          <w:szCs w:val="32"/>
-        </w:rPr>
-        <w:t xml:space="preserve"> </w:t>
-      </w:r>
-      <w:r>
-        <w:rPr>
-          <w:sz w:val="32"/>
-          <w:szCs w:val="32"/>
-        </w:rPr>
-        <w:lastRenderedPageBreak/>
-        <w:t>/</w:t>
-      </w:r>
-      <w:proofErr w:type="spellStart"/>
-      <w:r>
-        <w:rPr>
-          <w:sz w:val="32"/>
-          <w:szCs w:val="32"/>
-        </w:rPr>
-        <w:t>onmouseup</w:t>
-      </w:r>
-      <w:proofErr w:type="spellEnd"/>
-      <w:r>
-        <w:rPr>
-          <w:sz w:val="32"/>
-          <w:szCs w:val="32"/>
-        </w:rPr>
-        <w:t xml:space="preserve">) működik, a kártyák oszlopok közötti áthelyezése pedig a böngésző natív HTML5 </w:t>
-      </w:r>
-      <w:proofErr w:type="spellStart"/>
-      <w:r>
-        <w:rPr>
-          <w:sz w:val="32"/>
-          <w:szCs w:val="32"/>
-        </w:rPr>
-        <w:t>Drag</w:t>
-      </w:r>
-      <w:proofErr w:type="spellEnd"/>
-      <w:r>
-        <w:rPr>
-          <w:sz w:val="32"/>
-          <w:szCs w:val="32"/>
-        </w:rPr>
-        <w:t xml:space="preserve"> and </w:t>
-      </w:r>
-      <w:proofErr w:type="spellStart"/>
-      <w:r>
-        <w:rPr>
-          <w:sz w:val="32"/>
-          <w:szCs w:val="32"/>
-        </w:rPr>
-        <w:t>Drop</w:t>
-      </w:r>
-      <w:proofErr w:type="spellEnd"/>
-      <w:r>
-        <w:rPr>
-          <w:sz w:val="32"/>
-          <w:szCs w:val="32"/>
-        </w:rPr>
-        <w:t xml:space="preserve"> API-ját használja.</w:t>
-      </w:r>
-    </w:p>
-    <w:p>
-      <w:pPr>
-        <w:ind w:left="1413"/>
-        <w:rPr>
-          <w:sz w:val="32"/>
-          <w:szCs w:val="32"/>
-        </w:rPr>
-      </w:pPr>
-      <w:r>
-        <w:rPr>
-          <w:b/>
-          <w:bCs/>
-          <w:sz w:val="32"/>
-          <w:szCs w:val="32"/>
-        </w:rPr>
-        <w:t>Dinamikus DOM építés:</w:t>
-      </w:r>
-      <w:r>
-        <w:rPr>
-          <w:sz w:val="32"/>
-          <w:szCs w:val="32"/>
-        </w:rPr>
-        <w:t xml:space="preserve"> a táblák, kártyák, folyamatábrák, alakzatok és felugró ablakok (</w:t>
-      </w:r>
-      <w:proofErr w:type="spellStart"/>
-      <w:r>
-        <w:rPr>
-          <w:sz w:val="32"/>
-          <w:szCs w:val="32"/>
-        </w:rPr>
-        <w:t>modal</w:t>
-      </w:r>
-      <w:proofErr w:type="spellEnd"/>
-      <w:r>
-        <w:rPr>
-          <w:sz w:val="32"/>
-          <w:szCs w:val="32"/>
-        </w:rPr>
-        <w:t xml:space="preserve">) futásidőben jönnek létre </w:t>
-      </w:r>
-      <w:proofErr w:type="spellStart"/>
-      <w:proofErr w:type="gramStart"/>
-      <w:r>
-        <w:rPr>
-          <w:sz w:val="32"/>
-          <w:szCs w:val="32"/>
-        </w:rPr>
-        <w:t>document.createElement</w:t>
-      </w:r>
-      <w:proofErr w:type="spellEnd"/>
-      <w:proofErr w:type="gramEnd"/>
-      <w:r>
-        <w:rPr>
-          <w:sz w:val="32"/>
-          <w:szCs w:val="32"/>
-        </w:rPr>
-        <w:t xml:space="preserve"> és </w:t>
-      </w:r>
-      <w:proofErr w:type="spellStart"/>
-      <w:r>
-        <w:rPr>
-          <w:sz w:val="32"/>
-          <w:szCs w:val="32"/>
-        </w:rPr>
-        <w:t>innerHTML</w:t>
-      </w:r>
-      <w:proofErr w:type="spellEnd"/>
-      <w:r>
-        <w:rPr>
-          <w:sz w:val="32"/>
-          <w:szCs w:val="32"/>
-        </w:rPr>
-        <w:t xml:space="preserve"> használatával, nem statikus </w:t>
-      </w:r>
-      <w:proofErr w:type="spellStart"/>
-      <w:r>
-        <w:rPr>
-          <w:sz w:val="32"/>
-          <w:szCs w:val="32"/>
-        </w:rPr>
-        <w:t>markupként</w:t>
-      </w:r>
-      <w:proofErr w:type="spellEnd"/>
-      <w:r>
-        <w:rPr>
-          <w:sz w:val="32"/>
-          <w:szCs w:val="32"/>
-        </w:rPr>
-        <w:t xml:space="preserve"> léteznek az oldalon.</w:t>
-      </w:r>
-    </w:p>
-    <w:p>
-      <w:pPr>
-        <w:ind w:left="1413"/>
-        <w:rPr>
-          <w:sz w:val="32"/>
-          <w:szCs w:val="32"/>
-        </w:rPr>
-      </w:pPr>
-      <w:r>
-        <w:rPr>
-          <w:b/>
-          <w:bCs/>
-          <w:sz w:val="32"/>
-          <w:szCs w:val="32"/>
-        </w:rPr>
-        <w:t xml:space="preserve">Mentés HTML </w:t>
-      </w:r>
-      <w:proofErr w:type="spellStart"/>
-      <w:r>
-        <w:rPr>
-          <w:b/>
-          <w:bCs/>
-          <w:sz w:val="32"/>
-          <w:szCs w:val="32"/>
-        </w:rPr>
-        <w:t>szerializálással</w:t>
-      </w:r>
-      <w:proofErr w:type="spellEnd"/>
-      <w:r>
-        <w:rPr>
-          <w:b/>
-          <w:bCs/>
-          <w:sz w:val="32"/>
-          <w:szCs w:val="32"/>
-        </w:rPr>
-        <w:t>:</w:t>
-      </w:r>
-      <w:r>
-        <w:rPr>
-          <w:sz w:val="32"/>
-          <w:szCs w:val="32"/>
-        </w:rPr>
-        <w:t xml:space="preserve"> egy tábla vagy folyamatábra tartalma </w:t>
-      </w:r>
-      <w:proofErr w:type="spellStart"/>
-      <w:r>
-        <w:rPr>
-          <w:sz w:val="32"/>
-          <w:szCs w:val="32"/>
-        </w:rPr>
-        <w:t>szerializált</w:t>
-      </w:r>
-      <w:proofErr w:type="spellEnd"/>
-      <w:r>
-        <w:rPr>
-          <w:sz w:val="32"/>
-          <w:szCs w:val="32"/>
-        </w:rPr>
-        <w:t xml:space="preserve"> HTML-ként tárolódik az adatbázis </w:t>
-      </w:r>
-      <w:proofErr w:type="spellStart"/>
-      <w:r>
-        <w:rPr>
-          <w:sz w:val="32"/>
-          <w:szCs w:val="32"/>
-        </w:rPr>
-        <w:t>data</w:t>
-      </w:r>
-      <w:proofErr w:type="spellEnd"/>
-      <w:r>
-        <w:rPr>
-          <w:sz w:val="32"/>
-          <w:szCs w:val="32"/>
-        </w:rPr>
-        <w:t xml:space="preserve"> mezőjében. Mivel az eseménykezelők nem </w:t>
-      </w:r>
-      <w:proofErr w:type="spellStart"/>
-      <w:r>
-        <w:rPr>
-          <w:sz w:val="32"/>
-          <w:szCs w:val="32"/>
-        </w:rPr>
-        <w:t>szerializálhatók</w:t>
-      </w:r>
-      <w:proofErr w:type="spellEnd"/>
-      <w:r>
-        <w:rPr>
-          <w:sz w:val="32"/>
-          <w:szCs w:val="32"/>
-        </w:rPr>
-        <w:t xml:space="preserve">, betöltéskor a kód újra felépíti őket: a Kanban modul a kártyákat a </w:t>
-      </w:r>
-      <w:proofErr w:type="spellStart"/>
-      <w:r>
-        <w:rPr>
-          <w:sz w:val="32"/>
-          <w:szCs w:val="32"/>
-        </w:rPr>
-        <w:t>renderCard</w:t>
-      </w:r>
-      <w:proofErr w:type="spellEnd"/>
-      <w:r>
-        <w:rPr>
-          <w:sz w:val="32"/>
-          <w:szCs w:val="32"/>
-        </w:rPr>
-        <w:t xml:space="preserve"> függvénnyel </w:t>
-      </w:r>
-      <w:proofErr w:type="spellStart"/>
-      <w:r>
-        <w:rPr>
-          <w:sz w:val="32"/>
-          <w:szCs w:val="32"/>
-        </w:rPr>
-        <w:t>rendereli</w:t>
-      </w:r>
-      <w:proofErr w:type="spellEnd"/>
-      <w:r>
-        <w:rPr>
-          <w:sz w:val="32"/>
-          <w:szCs w:val="32"/>
-        </w:rPr>
-        <w:t xml:space="preserve"> újra, a folyamatábra modul pedig a </w:t>
-      </w:r>
-      <w:proofErr w:type="spellStart"/>
-      <w:r>
-        <w:rPr>
-          <w:sz w:val="32"/>
-          <w:szCs w:val="32"/>
-        </w:rPr>
-        <w:t>rehydrateExistingContent</w:t>
-      </w:r>
-      <w:proofErr w:type="spellEnd"/>
-      <w:r>
-        <w:rPr>
-          <w:sz w:val="32"/>
-          <w:szCs w:val="32"/>
-        </w:rPr>
-        <w:t xml:space="preserve"> függvénnyel köti vissza a mozgatást, a címke szerkesztést</w:t>
-      </w:r>
-      <w:r>
-        <w:rPr>
-          <w:sz w:val="32"/>
-          <w:szCs w:val="32"/>
-        </w:rPr>
-        <w:t xml:space="preserve"> és a törlést, valamint építi újra az összekötések listáját az SVG vonalak </w:t>
-      </w:r>
-      <w:proofErr w:type="spellStart"/>
-      <w:r>
-        <w:rPr>
-          <w:sz w:val="32"/>
-          <w:szCs w:val="32"/>
-        </w:rPr>
-        <w:t>data-from</w:t>
-      </w:r>
-      <w:proofErr w:type="spellEnd"/>
-      <w:r>
-        <w:rPr>
-          <w:sz w:val="32"/>
-          <w:szCs w:val="32"/>
-        </w:rPr>
-        <w:t xml:space="preserve"> / </w:t>
-      </w:r>
-      <w:proofErr w:type="spellStart"/>
-      <w:r>
-        <w:rPr>
-          <w:sz w:val="32"/>
-          <w:szCs w:val="32"/>
-        </w:rPr>
-        <w:t>data-to</w:t>
-      </w:r>
-      <w:proofErr w:type="spellEnd"/>
-      <w:r>
-        <w:rPr>
-          <w:sz w:val="32"/>
-          <w:szCs w:val="32"/>
-        </w:rPr>
-        <w:t xml:space="preserve"> / </w:t>
-      </w:r>
-      <w:proofErr w:type="spellStart"/>
-      <w:r>
-        <w:rPr>
-          <w:sz w:val="32"/>
-          <w:szCs w:val="32"/>
-        </w:rPr>
-        <w:t>data</w:t>
-      </w:r>
-      <w:proofErr w:type="spellEnd"/>
-      <w:r>
-        <w:rPr>
-          <w:sz w:val="32"/>
-          <w:szCs w:val="32"/>
-        </w:rPr>
-        <w:t xml:space="preserve">-h attribútumai hordozzák ugyanabban a </w:t>
-      </w:r>
-      <w:proofErr w:type="spellStart"/>
-      <w:r>
-        <w:rPr>
-          <w:sz w:val="32"/>
-          <w:szCs w:val="32"/>
-        </w:rPr>
-        <w:t>data</w:t>
-      </w:r>
-      <w:proofErr w:type="spellEnd"/>
-      <w:r>
-        <w:rPr>
-          <w:sz w:val="32"/>
-          <w:szCs w:val="32"/>
-        </w:rPr>
-        <w:t xml:space="preserve"> mezőben, így nem volt szükség új adatbázis oszlopra.</w:t>
-      </w:r>
-    </w:p>
-    <w:p>
-      <w:pPr>
-        <w:ind w:left="1413"/>
-        <w:rPr>
-          <w:sz w:val="32"/>
-          <w:szCs w:val="32"/>
-        </w:rPr>
-      </w:pPr>
-      <w:r>
-        <w:rPr>
-          <w:b/>
-          <w:bCs/>
-          <w:sz w:val="32"/>
-          <w:szCs w:val="32"/>
-        </w:rPr>
-        <w:t>Mentés eseményre:</w:t>
-      </w:r>
-      <w:r>
-        <w:rPr>
-          <w:sz w:val="32"/>
-          <w:szCs w:val="32"/>
-        </w:rPr>
-        <w:t xml:space="preserve"> a módosítások nem folyamatosan, hanem a művelet végén mentődnek: mozgatás vagy átméretezés végén, alakzat hozzáadásakor és törlésekor, összekötés létrehozásakor, címke szerkesztésének befejezésekor (</w:t>
-      </w:r>
-      <w:proofErr w:type="spellStart"/>
-      <w:r>
-        <w:rPr>
-          <w:sz w:val="32"/>
-          <w:szCs w:val="32"/>
-        </w:rPr>
-        <w:t>blur</w:t>
-      </w:r>
-      <w:proofErr w:type="spellEnd"/>
-      <w:r>
-        <w:rPr>
-          <w:sz w:val="32"/>
-          <w:szCs w:val="32"/>
-        </w:rPr>
-        <w:t>), illetve kártya felvételekor, törlésekor vagy áthelyezésekor.</w:t>
-      </w:r>
-    </w:p>
-    <w:p>
-      <w:pPr>
-        <w:ind w:left="1413"/>
-        <w:rPr>
-          <w:sz w:val="32"/>
-          <w:szCs w:val="32"/>
-        </w:rPr>
-      </w:pPr>
-      <w:r>
-        <w:rPr>
-          <w:b/>
-          <w:bCs/>
-          <w:sz w:val="32"/>
-          <w:szCs w:val="32"/>
-        </w:rPr>
-        <w:t>Szerkesztés helyben (</w:t>
-      </w:r>
-      <w:proofErr w:type="spellStart"/>
-      <w:r>
-        <w:rPr>
-          <w:b/>
-          <w:bCs/>
-          <w:sz w:val="32"/>
-          <w:szCs w:val="32"/>
-        </w:rPr>
-        <w:t>inline</w:t>
-      </w:r>
-      <w:proofErr w:type="spellEnd"/>
-      <w:r>
-        <w:rPr>
-          <w:b/>
-          <w:bCs/>
-          <w:sz w:val="32"/>
-          <w:szCs w:val="32"/>
-        </w:rPr>
-        <w:t xml:space="preserve"> </w:t>
-      </w:r>
-      <w:proofErr w:type="spellStart"/>
-      <w:r>
-        <w:rPr>
-          <w:b/>
-          <w:bCs/>
-          <w:sz w:val="32"/>
-          <w:szCs w:val="32"/>
-        </w:rPr>
-        <w:t>edit</w:t>
-      </w:r>
-      <w:proofErr w:type="spellEnd"/>
-      <w:r>
-        <w:rPr>
-          <w:b/>
-          <w:bCs/>
-          <w:sz w:val="32"/>
-          <w:szCs w:val="32"/>
-        </w:rPr>
-        <w:t>)</w:t>
-      </w:r>
-      <w:r>
-        <w:rPr>
-          <w:b/>
-          <w:bCs/>
-          <w:sz w:val="32"/>
-          <w:szCs w:val="32"/>
-        </w:rPr>
-        <w:t>:</w:t>
-      </w:r>
-      <w:r>
-        <w:rPr>
-          <w:sz w:val="32"/>
-          <w:szCs w:val="32"/>
-        </w:rPr>
-        <w:t xml:space="preserve"> a projektnevek és az alakzatcímkék egy dedikált kattintásra (ceruza ikon, dupla kattintás) szerkeszthetővé válnak (</w:t>
-      </w:r>
-      <w:proofErr w:type="spellStart"/>
-      <w:r>
-        <w:rPr>
-          <w:sz w:val="32"/>
-          <w:szCs w:val="32"/>
-        </w:rPr>
-        <w:t>contentEditable</w:t>
-      </w:r>
-      <w:proofErr w:type="spellEnd"/>
-      <w:r>
-        <w:rPr>
-          <w:sz w:val="32"/>
-          <w:szCs w:val="32"/>
-        </w:rPr>
-        <w:t>), és a mező elhagyásakor vagy Enter megnyomásakor automatikusan mentődnek.</w:t>
-      </w:r>
-    </w:p>
-    <w:p>
-      <w:pPr>
-        <w:ind w:left="1413"/>
-        <w:rPr>
-          <w:sz w:val="32"/>
-          <w:szCs w:val="32"/>
-        </w:rPr>
-      </w:pPr>
-      <w:r>
-        <w:rPr>
-          <w:b/>
-          <w:bCs/>
-          <w:sz w:val="32"/>
-          <w:szCs w:val="32"/>
-        </w:rPr>
-        <w:lastRenderedPageBreak/>
-        <w:t>Hitelesítési őr (</w:t>
-      </w:r>
-      <w:proofErr w:type="spellStart"/>
-      <w:r>
-        <w:rPr>
-          <w:b/>
-          <w:bCs/>
-          <w:sz w:val="32"/>
-          <w:szCs w:val="32"/>
-        </w:rPr>
-        <w:t>auth</w:t>
-      </w:r>
-      <w:proofErr w:type="spellEnd"/>
-      <w:r>
-        <w:rPr>
-          <w:b/>
-          <w:bCs/>
-          <w:sz w:val="32"/>
-          <w:szCs w:val="32"/>
-        </w:rPr>
-        <w:t xml:space="preserve"> </w:t>
-      </w:r>
-      <w:proofErr w:type="spellStart"/>
-      <w:r>
-        <w:rPr>
-          <w:b/>
-          <w:bCs/>
-          <w:sz w:val="32"/>
-          <w:szCs w:val="32"/>
-        </w:rPr>
-        <w:t>guard</w:t>
-      </w:r>
-      <w:proofErr w:type="spellEnd"/>
-      <w:r>
-        <w:rPr>
-          <w:b/>
-          <w:bCs/>
-          <w:sz w:val="32"/>
-          <w:szCs w:val="32"/>
-        </w:rPr>
-        <w:t>):</w:t>
-      </w:r>
-      <w:r>
-        <w:rPr>
-          <w:sz w:val="32"/>
-          <w:szCs w:val="32"/>
-        </w:rPr>
-        <w:t xml:space="preserve"> a védett oldalak scriptje betöltéskor </w:t>
-      </w:r>
-      <w:proofErr w:type="spellStart"/>
-      <w:r>
-        <w:rPr>
-          <w:sz w:val="32"/>
-          <w:szCs w:val="32"/>
-        </w:rPr>
-        <w:t>mehívja</w:t>
-      </w:r>
-      <w:proofErr w:type="spellEnd"/>
-      <w:r>
-        <w:rPr>
-          <w:sz w:val="32"/>
-          <w:szCs w:val="32"/>
-        </w:rPr>
-        <w:t xml:space="preserve"> a GET /</w:t>
-      </w:r>
-      <w:proofErr w:type="spellStart"/>
-      <w:r>
-        <w:rPr>
-          <w:sz w:val="32"/>
-          <w:szCs w:val="32"/>
-        </w:rPr>
-        <w:t>api</w:t>
-      </w:r>
-      <w:proofErr w:type="spellEnd"/>
-      <w:r>
-        <w:rPr>
-          <w:sz w:val="32"/>
-          <w:szCs w:val="32"/>
-        </w:rPr>
-        <w:t>/</w:t>
-      </w:r>
-      <w:proofErr w:type="spellStart"/>
-      <w:r>
-        <w:rPr>
-          <w:sz w:val="32"/>
-          <w:szCs w:val="32"/>
-        </w:rPr>
-        <w:t>me</w:t>
-      </w:r>
-      <w:proofErr w:type="spellEnd"/>
-      <w:r>
-        <w:rPr>
-          <w:sz w:val="32"/>
-          <w:szCs w:val="32"/>
-        </w:rPr>
-        <w:t xml:space="preserve"> végpontot, és érvénytelen munkamenet esetén a bejelentkezési oldalra irányít.</w:t>
-      </w:r>
-    </w:p>
-    <w:p>
-      <w:pPr>
-        <w:ind w:left="1416"/>
-        <w:rPr>
-          <w:sz w:val="32"/>
-          <w:szCs w:val="32"/>
-        </w:rPr>
-      </w:pPr>
-      <w:r>
-        <w:rPr>
-          <w:b/>
-          <w:bCs/>
-          <w:sz w:val="32"/>
-          <w:szCs w:val="32"/>
-        </w:rPr>
-        <w:t>Bővülő rajzvászon:</w:t>
-      </w:r>
-      <w:r>
-        <w:rPr>
-          <w:sz w:val="32"/>
-          <w:szCs w:val="32"/>
-        </w:rPr>
-        <w:t xml:space="preserve"> a közös munkaterület jobb és alsó szélén a vászon automatikusan nő, ahogy egy táblát vagy folyamatábrát a széle felé húznak, a túlcsordulást pedig a környező panel görgetősávja kezeli.</w:t>
-      </w:r>
-    </w:p>
-    <w:p>
-      <w:pPr>
-        <w:ind w:left="708"/>
-        <w:rPr>
-          <w:sz w:val="32"/>
-          <w:szCs w:val="32"/>
-        </w:rPr>
-      </w:pPr>
-    </w:p>
-    <w:p>
-      <w:pPr>
-        <w:ind w:left="708"/>
+        <w:t xml:space="preserve">7.2 </w:t>
+      </w:r>
+      <w:r>
         <w:rPr>
           <w:b/>
           <w:bCs/>
           <w:sz w:val="36"/>
           <w:szCs w:val="36"/>
         </w:rPr>
-      </w:pPr>
+        <w:tab/>
+      </w:r>
       <w:r>
         <w:rPr>
           <w:b/>
@@ -13488,16 +12761,808 @@
           <w:sz w:val="36"/>
           <w:szCs w:val="36"/>
         </w:rPr>
-        <w:t xml:space="preserve">7.3 </w:t>
-      </w:r>
-      <w:r>
+        <w:t>Fontosabb funkciók</w:t>
+      </w:r>
+    </w:p>
+    <w:p>
+      <w:pPr>
+        <w:ind w:left="1413"/>
+        <w:rPr>
+          <w:sz w:val="32"/>
+          <w:szCs w:val="32"/>
+        </w:rPr>
+      </w:pPr>
+      <w:proofErr w:type="spellStart"/>
+      <w:r>
+        <w:rPr>
+          <w:sz w:val="32"/>
+          <w:szCs w:val="32"/>
+        </w:rPr>
+        <w:t>Drag</w:t>
+      </w:r>
+      <w:proofErr w:type="spellEnd"/>
+      <w:r>
+        <w:rPr>
+          <w:sz w:val="32"/>
+          <w:szCs w:val="32"/>
+        </w:rPr>
+        <w:t xml:space="preserve"> and </w:t>
+      </w:r>
+      <w:proofErr w:type="spellStart"/>
+      <w:r>
+        <w:rPr>
+          <w:sz w:val="32"/>
+          <w:szCs w:val="32"/>
+        </w:rPr>
+        <w:t>drop</w:t>
+      </w:r>
+      <w:proofErr w:type="spellEnd"/>
+      <w:r>
+        <w:rPr>
+          <w:sz w:val="32"/>
+          <w:szCs w:val="32"/>
+        </w:rPr>
+        <w:t xml:space="preserve"> mozgatás és átméretezés: a folyamatábrák és az alakzatok mozgatása és átméretezése Pointer </w:t>
+      </w:r>
+      <w:proofErr w:type="spellStart"/>
+      <w:r>
+        <w:rPr>
+          <w:sz w:val="32"/>
+          <w:szCs w:val="32"/>
+        </w:rPr>
+        <w:t>Events</w:t>
+      </w:r>
+      <w:proofErr w:type="spellEnd"/>
+      <w:r>
+        <w:rPr>
+          <w:sz w:val="32"/>
+          <w:szCs w:val="32"/>
+        </w:rPr>
+        <w:t xml:space="preserve"> segítségével történik (pointerdown / </w:t>
+      </w:r>
+      <w:proofErr w:type="spellStart"/>
+      <w:r>
+        <w:rPr>
+          <w:sz w:val="32"/>
+          <w:szCs w:val="32"/>
+        </w:rPr>
+        <w:t>pointermove</w:t>
+      </w:r>
+      <w:proofErr w:type="spellEnd"/>
+      <w:r>
+        <w:rPr>
+          <w:sz w:val="32"/>
+          <w:szCs w:val="32"/>
+        </w:rPr>
+        <w:t xml:space="preserve"> / </w:t>
+      </w:r>
+      <w:proofErr w:type="spellStart"/>
+      <w:r>
+        <w:rPr>
+          <w:sz w:val="32"/>
+          <w:szCs w:val="32"/>
+        </w:rPr>
+        <w:t>pointerup</w:t>
+      </w:r>
+      <w:proofErr w:type="spellEnd"/>
+      <w:r>
+        <w:rPr>
+          <w:sz w:val="32"/>
+          <w:szCs w:val="32"/>
+        </w:rPr>
+        <w:t>). A Kanban táblák mozgatása klasszikus</w:t>
+      </w:r>
+      <w:r>
+        <w:rPr>
+          <w:sz w:val="32"/>
+          <w:szCs w:val="32"/>
+        </w:rPr>
+        <w:t xml:space="preserve"> egéresemény kezeléssel (</w:t>
+      </w:r>
+      <w:proofErr w:type="spellStart"/>
+      <w:r>
+        <w:rPr>
+          <w:sz w:val="32"/>
+          <w:szCs w:val="32"/>
+        </w:rPr>
+        <w:t>onmousedown</w:t>
+      </w:r>
+      <w:proofErr w:type="spellEnd"/>
+      <w:r>
+        <w:rPr>
+          <w:sz w:val="32"/>
+          <w:szCs w:val="32"/>
+        </w:rPr>
+        <w:t xml:space="preserve"> / </w:t>
+      </w:r>
+      <w:proofErr w:type="spellStart"/>
+      <w:r>
+        <w:rPr>
+          <w:sz w:val="32"/>
+          <w:szCs w:val="32"/>
+        </w:rPr>
+        <w:t>onmousemove</w:t>
+      </w:r>
+      <w:proofErr w:type="spellEnd"/>
+      <w:r>
+        <w:rPr>
+          <w:sz w:val="32"/>
+          <w:szCs w:val="32"/>
+        </w:rPr>
+        <w:t xml:space="preserve"> </w:t>
+      </w:r>
+      <w:r>
+        <w:rPr>
+          <w:sz w:val="32"/>
+          <w:szCs w:val="32"/>
+        </w:rPr>
+        <w:t>/</w:t>
+      </w:r>
+      <w:proofErr w:type="spellStart"/>
+      <w:r>
+        <w:rPr>
+          <w:sz w:val="32"/>
+          <w:szCs w:val="32"/>
+        </w:rPr>
+        <w:t>onmouseup</w:t>
+      </w:r>
+      <w:proofErr w:type="spellEnd"/>
+      <w:r>
+        <w:rPr>
+          <w:sz w:val="32"/>
+          <w:szCs w:val="32"/>
+        </w:rPr>
+        <w:t xml:space="preserve">) működik, a kártyák oszlopok közötti áthelyezése pedig a böngésző natív HTML5 </w:t>
+      </w:r>
+      <w:proofErr w:type="spellStart"/>
+      <w:r>
+        <w:rPr>
+          <w:sz w:val="32"/>
+          <w:szCs w:val="32"/>
+        </w:rPr>
+        <w:t>Drag</w:t>
+      </w:r>
+      <w:proofErr w:type="spellEnd"/>
+      <w:r>
+        <w:rPr>
+          <w:sz w:val="32"/>
+          <w:szCs w:val="32"/>
+        </w:rPr>
+        <w:t xml:space="preserve"> and </w:t>
+      </w:r>
+      <w:proofErr w:type="spellStart"/>
+      <w:r>
+        <w:rPr>
+          <w:sz w:val="32"/>
+          <w:szCs w:val="32"/>
+        </w:rPr>
+        <w:t>Drop</w:t>
+      </w:r>
+      <w:proofErr w:type="spellEnd"/>
+      <w:r>
+        <w:rPr>
+          <w:sz w:val="32"/>
+          <w:szCs w:val="32"/>
+        </w:rPr>
+        <w:t xml:space="preserve"> API-ját használja.</w:t>
+      </w:r>
+    </w:p>
+    <w:p>
+      <w:pPr>
+        <w:ind w:left="1413"/>
+        <w:rPr>
+          <w:sz w:val="32"/>
+          <w:szCs w:val="32"/>
+        </w:rPr>
+      </w:pPr>
+      <w:r>
+        <w:rPr>
+          <w:b/>
+          <w:bCs/>
+          <w:sz w:val="32"/>
+          <w:szCs w:val="32"/>
+        </w:rPr>
+        <w:t>Dinamikus DOM építés:</w:t>
+      </w:r>
+      <w:r>
+        <w:rPr>
+          <w:sz w:val="32"/>
+          <w:szCs w:val="32"/>
+        </w:rPr>
+        <w:t xml:space="preserve"> a táblák, kártyák, folyamatábrák, alakzatok és felugró ablakok (</w:t>
+      </w:r>
+      <w:proofErr w:type="spellStart"/>
+      <w:r>
+        <w:rPr>
+          <w:sz w:val="32"/>
+          <w:szCs w:val="32"/>
+        </w:rPr>
+        <w:t>modal</w:t>
+      </w:r>
+      <w:proofErr w:type="spellEnd"/>
+      <w:r>
+        <w:rPr>
+          <w:sz w:val="32"/>
+          <w:szCs w:val="32"/>
+        </w:rPr>
+        <w:t xml:space="preserve">) futásidőben jönnek létre </w:t>
+      </w:r>
+      <w:proofErr w:type="spellStart"/>
+      <w:proofErr w:type="gramStart"/>
+      <w:r>
+        <w:rPr>
+          <w:sz w:val="32"/>
+          <w:szCs w:val="32"/>
+        </w:rPr>
+        <w:t>document.createElement</w:t>
+      </w:r>
+      <w:proofErr w:type="spellEnd"/>
+      <w:proofErr w:type="gramEnd"/>
+      <w:r>
+        <w:rPr>
+          <w:sz w:val="32"/>
+          <w:szCs w:val="32"/>
+        </w:rPr>
+        <w:t xml:space="preserve"> és </w:t>
+      </w:r>
+      <w:proofErr w:type="spellStart"/>
+      <w:r>
+        <w:rPr>
+          <w:sz w:val="32"/>
+          <w:szCs w:val="32"/>
+        </w:rPr>
+        <w:t>innerHTML</w:t>
+      </w:r>
+      <w:proofErr w:type="spellEnd"/>
+      <w:r>
+        <w:rPr>
+          <w:sz w:val="32"/>
+          <w:szCs w:val="32"/>
+        </w:rPr>
+        <w:t xml:space="preserve"> használatával, nem statikus </w:t>
+      </w:r>
+      <w:proofErr w:type="spellStart"/>
+      <w:r>
+        <w:rPr>
+          <w:sz w:val="32"/>
+          <w:szCs w:val="32"/>
+        </w:rPr>
+        <w:t>markupként</w:t>
+      </w:r>
+      <w:proofErr w:type="spellEnd"/>
+      <w:r>
+        <w:rPr>
+          <w:sz w:val="32"/>
+          <w:szCs w:val="32"/>
+        </w:rPr>
+        <w:t xml:space="preserve"> léteznek az oldalon.</w:t>
+      </w:r>
+    </w:p>
+    <w:p>
+      <w:pPr>
+        <w:ind w:left="1413"/>
+        <w:rPr>
+          <w:sz w:val="32"/>
+          <w:szCs w:val="32"/>
+        </w:rPr>
+      </w:pPr>
+      <w:r>
+        <w:rPr>
+          <w:b/>
+          <w:bCs/>
+          <w:sz w:val="32"/>
+          <w:szCs w:val="32"/>
+        </w:rPr>
+        <w:t xml:space="preserve">Mentés HTML </w:t>
+      </w:r>
+      <w:proofErr w:type="spellStart"/>
+      <w:r>
+        <w:rPr>
+          <w:b/>
+          <w:bCs/>
+          <w:sz w:val="32"/>
+          <w:szCs w:val="32"/>
+        </w:rPr>
+        <w:t>szerializálással</w:t>
+      </w:r>
+      <w:proofErr w:type="spellEnd"/>
+      <w:r>
+        <w:rPr>
+          <w:b/>
+          <w:bCs/>
+          <w:sz w:val="32"/>
+          <w:szCs w:val="32"/>
+        </w:rPr>
+        <w:t>:</w:t>
+      </w:r>
+      <w:r>
+        <w:rPr>
+          <w:sz w:val="32"/>
+          <w:szCs w:val="32"/>
+        </w:rPr>
+        <w:t xml:space="preserve"> egy tábla vagy folyamatábra tartalma </w:t>
+      </w:r>
+      <w:proofErr w:type="spellStart"/>
+      <w:r>
+        <w:rPr>
+          <w:sz w:val="32"/>
+          <w:szCs w:val="32"/>
+        </w:rPr>
+        <w:t>szerializált</w:t>
+      </w:r>
+      <w:proofErr w:type="spellEnd"/>
+      <w:r>
+        <w:rPr>
+          <w:sz w:val="32"/>
+          <w:szCs w:val="32"/>
+        </w:rPr>
+        <w:t xml:space="preserve"> HTML-ként tárolódik az adatbázis </w:t>
+      </w:r>
+      <w:proofErr w:type="spellStart"/>
+      <w:r>
+        <w:rPr>
+          <w:sz w:val="32"/>
+          <w:szCs w:val="32"/>
+        </w:rPr>
+        <w:t>data</w:t>
+      </w:r>
+      <w:proofErr w:type="spellEnd"/>
+      <w:r>
+        <w:rPr>
+          <w:sz w:val="32"/>
+          <w:szCs w:val="32"/>
+        </w:rPr>
+        <w:t xml:space="preserve"> mezőjében. Mivel az eseménykezelők nem </w:t>
+      </w:r>
+      <w:proofErr w:type="spellStart"/>
+      <w:r>
+        <w:rPr>
+          <w:sz w:val="32"/>
+          <w:szCs w:val="32"/>
+        </w:rPr>
+        <w:t>szerializálhatók</w:t>
+      </w:r>
+      <w:proofErr w:type="spellEnd"/>
+      <w:r>
+        <w:rPr>
+          <w:sz w:val="32"/>
+          <w:szCs w:val="32"/>
+        </w:rPr>
+        <w:t xml:space="preserve">, betöltéskor a kód újra felépíti őket: a Kanban modul a kártyákat a </w:t>
+      </w:r>
+      <w:proofErr w:type="spellStart"/>
+      <w:r>
+        <w:rPr>
+          <w:sz w:val="32"/>
+          <w:szCs w:val="32"/>
+        </w:rPr>
+        <w:t>renderCard</w:t>
+      </w:r>
+      <w:proofErr w:type="spellEnd"/>
+      <w:r>
+        <w:rPr>
+          <w:sz w:val="32"/>
+          <w:szCs w:val="32"/>
+        </w:rPr>
+        <w:t xml:space="preserve"> függvénnyel </w:t>
+      </w:r>
+      <w:proofErr w:type="spellStart"/>
+      <w:r>
+        <w:rPr>
+          <w:sz w:val="32"/>
+          <w:szCs w:val="32"/>
+        </w:rPr>
+        <w:t>rendereli</w:t>
+      </w:r>
+      <w:proofErr w:type="spellEnd"/>
+      <w:r>
+        <w:rPr>
+          <w:sz w:val="32"/>
+          <w:szCs w:val="32"/>
+        </w:rPr>
+        <w:t xml:space="preserve"> újra, a folyamatábra modul pedig a </w:t>
+      </w:r>
+      <w:proofErr w:type="spellStart"/>
+      <w:r>
+        <w:rPr>
+          <w:sz w:val="32"/>
+          <w:szCs w:val="32"/>
+        </w:rPr>
+        <w:t>rehydrateExistingContent</w:t>
+      </w:r>
+      <w:proofErr w:type="spellEnd"/>
+      <w:r>
+        <w:rPr>
+          <w:sz w:val="32"/>
+          <w:szCs w:val="32"/>
+        </w:rPr>
+        <w:t xml:space="preserve"> függvénnyel köti vissza a mozgatást, a címke szerkesztést</w:t>
+      </w:r>
+      <w:r>
+        <w:rPr>
+          <w:sz w:val="32"/>
+          <w:szCs w:val="32"/>
+        </w:rPr>
+        <w:t xml:space="preserve"> és a törlést, valamint építi újra az összekötések listáját az SVG vonalak </w:t>
+      </w:r>
+      <w:proofErr w:type="spellStart"/>
+      <w:r>
+        <w:rPr>
+          <w:sz w:val="32"/>
+          <w:szCs w:val="32"/>
+        </w:rPr>
+        <w:t>data-from</w:t>
+      </w:r>
+      <w:proofErr w:type="spellEnd"/>
+      <w:r>
+        <w:rPr>
+          <w:sz w:val="32"/>
+          <w:szCs w:val="32"/>
+        </w:rPr>
+        <w:t xml:space="preserve"> / </w:t>
+      </w:r>
+      <w:proofErr w:type="spellStart"/>
+      <w:r>
+        <w:rPr>
+          <w:sz w:val="32"/>
+          <w:szCs w:val="32"/>
+        </w:rPr>
+        <w:t>data-to</w:t>
+      </w:r>
+      <w:proofErr w:type="spellEnd"/>
+      <w:r>
+        <w:rPr>
+          <w:sz w:val="32"/>
+          <w:szCs w:val="32"/>
+        </w:rPr>
+        <w:t xml:space="preserve"> / </w:t>
+      </w:r>
+      <w:proofErr w:type="spellStart"/>
+      <w:r>
+        <w:rPr>
+          <w:sz w:val="32"/>
+          <w:szCs w:val="32"/>
+        </w:rPr>
+        <w:t>data</w:t>
+      </w:r>
+      <w:proofErr w:type="spellEnd"/>
+      <w:r>
+        <w:rPr>
+          <w:sz w:val="32"/>
+          <w:szCs w:val="32"/>
+        </w:rPr>
+        <w:t xml:space="preserve">-h attribútumai hordozzák ugyanabban a </w:t>
+      </w:r>
+      <w:proofErr w:type="spellStart"/>
+      <w:r>
+        <w:rPr>
+          <w:sz w:val="32"/>
+          <w:szCs w:val="32"/>
+        </w:rPr>
+        <w:t>data</w:t>
+      </w:r>
+      <w:proofErr w:type="spellEnd"/>
+      <w:r>
+        <w:rPr>
+          <w:sz w:val="32"/>
+          <w:szCs w:val="32"/>
+        </w:rPr>
+        <w:t xml:space="preserve"> mezőben, így nem volt szükség új adatbázis oszlopra.</w:t>
+      </w:r>
+    </w:p>
+    <w:p>
+      <w:pPr>
+        <w:ind w:left="1413"/>
+        <w:rPr>
+          <w:sz w:val="32"/>
+          <w:szCs w:val="32"/>
+        </w:rPr>
+      </w:pPr>
+      <w:r>
+        <w:rPr>
+          <w:b/>
+          <w:bCs/>
+          <w:sz w:val="32"/>
+          <w:szCs w:val="32"/>
+        </w:rPr>
+        <w:t>Mentés eseményre:</w:t>
+      </w:r>
+      <w:r>
+        <w:rPr>
+          <w:sz w:val="32"/>
+          <w:szCs w:val="32"/>
+        </w:rPr>
+        <w:t xml:space="preserve"> a módosítások nem folyamatosan, hanem a művelet végén mentődnek: mozgatás vagy átméretezés végén, alakzat hozzáadásakor és törlésekor, összekötés létrehozásakor, címke szerkesztésének befejezésekor (</w:t>
+      </w:r>
+      <w:proofErr w:type="spellStart"/>
+      <w:r>
+        <w:rPr>
+          <w:sz w:val="32"/>
+          <w:szCs w:val="32"/>
+        </w:rPr>
+        <w:t>blur</w:t>
+      </w:r>
+      <w:proofErr w:type="spellEnd"/>
+      <w:r>
+        <w:rPr>
+          <w:sz w:val="32"/>
+          <w:szCs w:val="32"/>
+        </w:rPr>
+        <w:t>), illetve kártya felvételekor, törlésekor vagy áthelyezésekor.</w:t>
+      </w:r>
+    </w:p>
+    <w:p>
+      <w:pPr>
+        <w:ind w:left="1413"/>
+        <w:rPr>
+          <w:sz w:val="32"/>
+          <w:szCs w:val="32"/>
+        </w:rPr>
+      </w:pPr>
+      <w:r>
+        <w:rPr>
+          <w:b/>
+          <w:bCs/>
+          <w:sz w:val="32"/>
+          <w:szCs w:val="32"/>
+        </w:rPr>
+        <w:t>Szerkesztés helyben (</w:t>
+      </w:r>
+      <w:proofErr w:type="spellStart"/>
+      <w:r>
+        <w:rPr>
+          <w:b/>
+          <w:bCs/>
+          <w:sz w:val="32"/>
+          <w:szCs w:val="32"/>
+        </w:rPr>
+        <w:t>inline</w:t>
+      </w:r>
+      <w:proofErr w:type="spellEnd"/>
+      <w:r>
+        <w:rPr>
+          <w:b/>
+          <w:bCs/>
+          <w:sz w:val="32"/>
+          <w:szCs w:val="32"/>
+        </w:rPr>
+        <w:t xml:space="preserve"> </w:t>
+      </w:r>
+      <w:proofErr w:type="spellStart"/>
+      <w:r>
+        <w:rPr>
+          <w:b/>
+          <w:bCs/>
+          <w:sz w:val="32"/>
+          <w:szCs w:val="32"/>
+        </w:rPr>
+        <w:t>edit</w:t>
+      </w:r>
+      <w:proofErr w:type="spellEnd"/>
+      <w:r>
+        <w:rPr>
+          <w:b/>
+          <w:bCs/>
+          <w:sz w:val="32"/>
+          <w:szCs w:val="32"/>
+        </w:rPr>
+        <w:t>)</w:t>
+      </w:r>
+      <w:r>
+        <w:rPr>
+          <w:b/>
+          <w:bCs/>
+          <w:sz w:val="32"/>
+          <w:szCs w:val="32"/>
+        </w:rPr>
+        <w:t>:</w:t>
+      </w:r>
+      <w:r>
+        <w:rPr>
+          <w:sz w:val="32"/>
+          <w:szCs w:val="32"/>
+        </w:rPr>
+        <w:t xml:space="preserve"> a projektnevek és az alakzatcímkék egy dedikált kattintásra (ceruza ikon, dupla kattintás) szerkeszthetővé válnak (</w:t>
+      </w:r>
+      <w:proofErr w:type="spellStart"/>
+      <w:r>
+        <w:rPr>
+          <w:sz w:val="32"/>
+          <w:szCs w:val="32"/>
+        </w:rPr>
+        <w:t>contentEditable</w:t>
+      </w:r>
+      <w:proofErr w:type="spellEnd"/>
+      <w:r>
+        <w:rPr>
+          <w:sz w:val="32"/>
+          <w:szCs w:val="32"/>
+        </w:rPr>
+        <w:t>), és a mező elhagyásakor vagy Enter megnyomásakor automatikusan mentődnek.</w:t>
+      </w:r>
+    </w:p>
+    <w:p>
+      <w:pPr>
+        <w:ind w:left="1413"/>
+        <w:rPr>
+          <w:sz w:val="32"/>
+          <w:szCs w:val="32"/>
+        </w:rPr>
+      </w:pPr>
+      <w:r>
+        <w:rPr>
+          <w:b/>
+          <w:bCs/>
+          <w:sz w:val="32"/>
+          <w:szCs w:val="32"/>
+        </w:rPr>
+        <w:t>Hitelesítési őr (</w:t>
+      </w:r>
+      <w:proofErr w:type="spellStart"/>
+      <w:r>
+        <w:rPr>
+          <w:b/>
+          <w:bCs/>
+          <w:sz w:val="32"/>
+          <w:szCs w:val="32"/>
+        </w:rPr>
+        <w:t>auth</w:t>
+      </w:r>
+      <w:proofErr w:type="spellEnd"/>
+      <w:r>
+        <w:rPr>
+          <w:b/>
+          <w:bCs/>
+          <w:sz w:val="32"/>
+          <w:szCs w:val="32"/>
+        </w:rPr>
+        <w:t xml:space="preserve"> </w:t>
+      </w:r>
+      <w:proofErr w:type="spellStart"/>
+      <w:r>
+        <w:rPr>
+          <w:b/>
+          <w:bCs/>
+          <w:sz w:val="32"/>
+          <w:szCs w:val="32"/>
+        </w:rPr>
+        <w:t>guard</w:t>
+      </w:r>
+      <w:proofErr w:type="spellEnd"/>
+      <w:r>
+        <w:rPr>
+          <w:b/>
+          <w:bCs/>
+          <w:sz w:val="32"/>
+          <w:szCs w:val="32"/>
+        </w:rPr>
+        <w:t>):</w:t>
+      </w:r>
+      <w:r>
+        <w:rPr>
+          <w:sz w:val="32"/>
+          <w:szCs w:val="32"/>
+        </w:rPr>
+        <w:t xml:space="preserve"> a védett oldalak scriptje betöltéskor </w:t>
+      </w:r>
+      <w:proofErr w:type="spellStart"/>
+      <w:r>
+        <w:rPr>
+          <w:sz w:val="32"/>
+          <w:szCs w:val="32"/>
+        </w:rPr>
+        <w:t>mehívja</w:t>
+      </w:r>
+      <w:proofErr w:type="spellEnd"/>
+      <w:r>
+        <w:rPr>
+          <w:sz w:val="32"/>
+          <w:szCs w:val="32"/>
+        </w:rPr>
+        <w:t xml:space="preserve"> a GET /</w:t>
+      </w:r>
+      <w:proofErr w:type="spellStart"/>
+      <w:r>
+        <w:rPr>
+          <w:sz w:val="32"/>
+          <w:szCs w:val="32"/>
+        </w:rPr>
+        <w:t>api</w:t>
+      </w:r>
+      <w:proofErr w:type="spellEnd"/>
+      <w:r>
+        <w:rPr>
+          <w:sz w:val="32"/>
+          <w:szCs w:val="32"/>
+        </w:rPr>
+        <w:t>/</w:t>
+      </w:r>
+      <w:proofErr w:type="spellStart"/>
+      <w:r>
+        <w:rPr>
+          <w:sz w:val="32"/>
+          <w:szCs w:val="32"/>
+        </w:rPr>
+        <w:t>me</w:t>
+      </w:r>
+      <w:proofErr w:type="spellEnd"/>
+      <w:r>
+        <w:rPr>
+          <w:sz w:val="32"/>
+          <w:szCs w:val="32"/>
+        </w:rPr>
+        <w:t xml:space="preserve"> végpontot, és érvénytelen munkamenet esetén a bejelentkezési oldalra irányít.</w:t>
+      </w:r>
+    </w:p>
+    <w:p>
+      <w:pPr>
+        <w:ind w:left="1416"/>
+        <w:rPr>
+          <w:sz w:val="32"/>
+          <w:szCs w:val="32"/>
+        </w:rPr>
+      </w:pPr>
+      <w:r>
+        <w:rPr>
+          <w:b/>
+          <w:bCs/>
+          <w:sz w:val="32"/>
+          <w:szCs w:val="32"/>
+        </w:rPr>
+        <w:t>Bővülő rajzvászon:</w:t>
+      </w:r>
+      <w:r>
+        <w:rPr>
+          <w:sz w:val="32"/>
+          <w:szCs w:val="32"/>
+        </w:rPr>
+        <w:t xml:space="preserve"> a közös munkaterület jobb és alsó szélén a vászon automatikusan nő, ahogy egy táblát vagy folyamatábrát a széle felé húznak, a túlcsordulást pedig a környező panel görgetősávja kezeli.</w:t>
+      </w:r>
+    </w:p>
+    <w:p>
+      <w:pPr>
+        <w:ind w:left="708"/>
+        <w:rPr>
+          <w:sz w:val="32"/>
+          <w:szCs w:val="32"/>
+        </w:rPr>
+      </w:pPr>
+    </w:p>
+    <w:p>
+      <w:pPr>
+        <w:ind w:left="708"/>
         <w:rPr>
           <w:b/>
           <w:bCs/>
           <w:sz w:val="36"/>
           <w:szCs w:val="36"/>
         </w:rPr>
+      </w:pPr>
+      <w:r>
+        <w:rPr>
+          <w:b/>
+          <w:bCs/>
+          <w:sz w:val="36"/>
+          <w:szCs w:val="36"/>
+        </w:rPr>
+        <w:t xml:space="preserve">7.3 </w:t>
+      </w:r>
+      <w:r>
+        <w:rPr>
+          <w:b/>
+          <w:bCs/>
+          <w:sz w:val="36"/>
+          <w:szCs w:val="36"/>
+        </w:rPr>
         <w:tab/>
+      </w:r>
+      <w:r>
+        <w:rPr>
+          <w:b/>
+          <w:bCs/>
+          <w:sz w:val="36"/>
+          <w:szCs w:val="36"/>
+        </w:rPr>
         <w:t>API használata</w:t>
       </w:r>
     </w:p>
@@ -13784,7 +13849,6 @@
           <w:sz w:val="96"/>
           <w:szCs w:val="96"/>
         </w:rPr>
-        <w:lastRenderedPageBreak/>
         <w:t>8. Telepítés és üzemeltetés</w:t>
       </w:r>
     </w:p>
@@ -13815,190 +13879,189 @@
           <w:szCs w:val="36"/>
         </w:rPr>
         <w:tab/>
-        <w:t>Szükséges környezet</w:t>
-      </w:r>
-    </w:p>
-    <w:p>
-      <w:pPr>
-        <w:ind w:left="1413"/>
-        <w:rPr>
-          <w:sz w:val="32"/>
-          <w:szCs w:val="32"/>
-        </w:rPr>
-      </w:pPr>
-      <w:r>
-        <w:rPr>
-          <w:sz w:val="32"/>
-          <w:szCs w:val="32"/>
-        </w:rPr>
-        <w:t xml:space="preserve">Node.js 18 vagy újabb, az </w:t>
-      </w:r>
-      <w:proofErr w:type="spellStart"/>
-      <w:r>
-        <w:rPr>
-          <w:sz w:val="32"/>
-          <w:szCs w:val="32"/>
-        </w:rPr>
-        <w:t>npm</w:t>
-      </w:r>
-      <w:proofErr w:type="spellEnd"/>
-      <w:r>
-        <w:rPr>
-          <w:sz w:val="32"/>
-          <w:szCs w:val="32"/>
-        </w:rPr>
-        <w:t xml:space="preserve"> csomagkezelővel együtt (az Express 5 legalább a 18-as verziót igényli, a fejlesztés Node.js 22 alatt történt)</w:t>
-      </w:r>
-    </w:p>
-    <w:p>
-      <w:pPr>
-        <w:ind w:left="1413"/>
-        <w:rPr>
-          <w:sz w:val="32"/>
-          <w:szCs w:val="32"/>
-        </w:rPr>
-      </w:pPr>
-      <w:proofErr w:type="spellStart"/>
-      <w:r>
-        <w:rPr>
-          <w:sz w:val="32"/>
-          <w:szCs w:val="32"/>
-        </w:rPr>
-        <w:t>MySQL</w:t>
-      </w:r>
-      <w:proofErr w:type="spellEnd"/>
-      <w:r>
-        <w:rPr>
-          <w:sz w:val="32"/>
-          <w:szCs w:val="32"/>
-        </w:rPr>
-        <w:t>-kompatibilis adatbázis szerver (</w:t>
-      </w:r>
-      <w:proofErr w:type="spellStart"/>
-      <w:r>
-        <w:rPr>
-          <w:sz w:val="32"/>
-          <w:szCs w:val="32"/>
-        </w:rPr>
-        <w:t>MySQL</w:t>
-      </w:r>
-      <w:proofErr w:type="spellEnd"/>
-      <w:r>
-        <w:rPr>
-          <w:sz w:val="32"/>
-          <w:szCs w:val="32"/>
-        </w:rPr>
-        <w:t xml:space="preserve"> vagy </w:t>
-      </w:r>
-      <w:proofErr w:type="spellStart"/>
-      <w:r>
-        <w:rPr>
-          <w:sz w:val="32"/>
-          <w:szCs w:val="32"/>
-        </w:rPr>
-        <w:t>MariaDB</w:t>
-      </w:r>
-      <w:proofErr w:type="spellEnd"/>
-      <w:r>
-        <w:rPr>
-          <w:sz w:val="32"/>
-          <w:szCs w:val="32"/>
-        </w:rPr>
-        <w:t xml:space="preserve">). A fejlesztés XAMPP csomag alatt történt, ahol elég a </w:t>
-      </w:r>
-      <w:proofErr w:type="spellStart"/>
-      <w:r>
-        <w:rPr>
-          <w:sz w:val="32"/>
-          <w:szCs w:val="32"/>
-        </w:rPr>
-        <w:t>MySQL</w:t>
-      </w:r>
-      <w:proofErr w:type="spellEnd"/>
-      <w:r>
-        <w:rPr>
-          <w:sz w:val="32"/>
-          <w:szCs w:val="32"/>
-        </w:rPr>
-        <w:t xml:space="preserve"> modult elindítani, az </w:t>
-      </w:r>
-      <w:proofErr w:type="spellStart"/>
-      <w:r>
-        <w:rPr>
-          <w:sz w:val="32"/>
-          <w:szCs w:val="32"/>
-        </w:rPr>
-        <w:t>Apache</w:t>
-      </w:r>
-      <w:proofErr w:type="spellEnd"/>
-      <w:r>
-        <w:rPr>
-          <w:sz w:val="32"/>
-          <w:szCs w:val="32"/>
-        </w:rPr>
-        <w:t xml:space="preserve"> csak akkor kell, ha az adatbázist </w:t>
-      </w:r>
-      <w:proofErr w:type="spellStart"/>
-      <w:r>
-        <w:rPr>
-          <w:sz w:val="32"/>
-          <w:szCs w:val="32"/>
-        </w:rPr>
-        <w:t>phpMyAdminnal</w:t>
-      </w:r>
-      <w:proofErr w:type="spellEnd"/>
-      <w:r>
-        <w:rPr>
-          <w:sz w:val="32"/>
-          <w:szCs w:val="32"/>
-        </w:rPr>
-        <w:t xml:space="preserve"> szeretnéd kezelni</w:t>
-      </w:r>
-    </w:p>
-    <w:p>
-      <w:pPr>
-        <w:ind w:left="708" w:firstLine="705"/>
-        <w:rPr>
-          <w:sz w:val="32"/>
-          <w:szCs w:val="32"/>
-        </w:rPr>
-      </w:pPr>
-      <w:r>
-        <w:rPr>
-          <w:sz w:val="32"/>
-          <w:szCs w:val="32"/>
-        </w:rPr>
-        <w:t>Modern asztali böngésző (pl. Chrome, Edge, Firefox)</w:t>
-      </w:r>
-    </w:p>
-    <w:p>
-      <w:pPr>
-        <w:ind w:left="708"/>
-        <w:rPr>
-          <w:sz w:val="32"/>
-          <w:szCs w:val="32"/>
-        </w:rPr>
-      </w:pPr>
-    </w:p>
-    <w:p>
-      <w:pPr>
-        <w:ind w:left="708"/>
+      </w:r>
+      <w:r>
         <w:rPr>
           <w:b/>
           <w:bCs/>
           <w:sz w:val="36"/>
           <w:szCs w:val="36"/>
         </w:rPr>
-      </w:pPr>
-      <w:r>
+        <w:t>Szükséges környezet</w:t>
+      </w:r>
+    </w:p>
+    <w:p>
+      <w:pPr>
+        <w:ind w:left="1413"/>
+        <w:rPr>
+          <w:sz w:val="32"/>
+          <w:szCs w:val="32"/>
+        </w:rPr>
+      </w:pPr>
+      <w:r>
+        <w:rPr>
+          <w:sz w:val="32"/>
+          <w:szCs w:val="32"/>
+        </w:rPr>
+        <w:t xml:space="preserve">Node.js 18 vagy újabb, az </w:t>
+      </w:r>
+      <w:proofErr w:type="spellStart"/>
+      <w:r>
+        <w:rPr>
+          <w:sz w:val="32"/>
+          <w:szCs w:val="32"/>
+        </w:rPr>
+        <w:t>npm</w:t>
+      </w:r>
+      <w:proofErr w:type="spellEnd"/>
+      <w:r>
+        <w:rPr>
+          <w:sz w:val="32"/>
+          <w:szCs w:val="32"/>
+        </w:rPr>
+        <w:t xml:space="preserve"> csomagkezelővel együtt (az Express 5 legalább a 18-as verziót igényli, a fejlesztés Node.js 22 alatt történt)</w:t>
+      </w:r>
+    </w:p>
+    <w:p>
+      <w:pPr>
+        <w:ind w:left="1413"/>
+        <w:rPr>
+          <w:sz w:val="32"/>
+          <w:szCs w:val="32"/>
+        </w:rPr>
+      </w:pPr>
+      <w:proofErr w:type="spellStart"/>
+      <w:r>
+        <w:rPr>
+          <w:sz w:val="32"/>
+          <w:szCs w:val="32"/>
+        </w:rPr>
+        <w:t>MySQL</w:t>
+      </w:r>
+      <w:proofErr w:type="spellEnd"/>
+      <w:r>
+        <w:rPr>
+          <w:sz w:val="32"/>
+          <w:szCs w:val="32"/>
+        </w:rPr>
+        <w:t>-kompatibilis adatbázis szerver (</w:t>
+      </w:r>
+      <w:proofErr w:type="spellStart"/>
+      <w:r>
+        <w:rPr>
+          <w:sz w:val="32"/>
+          <w:szCs w:val="32"/>
+        </w:rPr>
+        <w:t>MySQL</w:t>
+      </w:r>
+      <w:proofErr w:type="spellEnd"/>
+      <w:r>
+        <w:rPr>
+          <w:sz w:val="32"/>
+          <w:szCs w:val="32"/>
+        </w:rPr>
+        <w:t xml:space="preserve"> vagy </w:t>
+      </w:r>
+      <w:proofErr w:type="spellStart"/>
+      <w:r>
+        <w:rPr>
+          <w:sz w:val="32"/>
+          <w:szCs w:val="32"/>
+        </w:rPr>
+        <w:t>MariaDB</w:t>
+      </w:r>
+      <w:proofErr w:type="spellEnd"/>
+      <w:r>
+        <w:rPr>
+          <w:sz w:val="32"/>
+          <w:szCs w:val="32"/>
+        </w:rPr>
+        <w:t xml:space="preserve">). A fejlesztés XAMPP csomag alatt történt, ahol elég a </w:t>
+      </w:r>
+      <w:proofErr w:type="spellStart"/>
+      <w:r>
+        <w:rPr>
+          <w:sz w:val="32"/>
+          <w:szCs w:val="32"/>
+        </w:rPr>
+        <w:t>MySQL</w:t>
+      </w:r>
+      <w:proofErr w:type="spellEnd"/>
+      <w:r>
+        <w:rPr>
+          <w:sz w:val="32"/>
+          <w:szCs w:val="32"/>
+        </w:rPr>
+        <w:t xml:space="preserve"> modult elindítani, az </w:t>
+      </w:r>
+      <w:proofErr w:type="spellStart"/>
+      <w:r>
+        <w:rPr>
+          <w:sz w:val="32"/>
+          <w:szCs w:val="32"/>
+        </w:rPr>
+        <w:t>Apache</w:t>
+      </w:r>
+      <w:proofErr w:type="spellEnd"/>
+      <w:r>
+        <w:rPr>
+          <w:sz w:val="32"/>
+          <w:szCs w:val="32"/>
+        </w:rPr>
+        <w:t xml:space="preserve"> csak akkor kell, ha az adatbázist </w:t>
+      </w:r>
+      <w:proofErr w:type="spellStart"/>
+      <w:r>
+        <w:rPr>
+          <w:sz w:val="32"/>
+          <w:szCs w:val="32"/>
+        </w:rPr>
+        <w:t>phpMyAdminnal</w:t>
+      </w:r>
+      <w:proofErr w:type="spellEnd"/>
+      <w:r>
+        <w:rPr>
+          <w:sz w:val="32"/>
+          <w:szCs w:val="32"/>
+        </w:rPr>
+        <w:t xml:space="preserve"> szeretnéd kezelni</w:t>
+      </w:r>
+    </w:p>
+    <w:p>
+      <w:pPr>
+        <w:ind w:left="708" w:firstLine="705"/>
+        <w:rPr>
+          <w:sz w:val="32"/>
+          <w:szCs w:val="32"/>
+        </w:rPr>
+      </w:pPr>
+      <w:r>
+        <w:rPr>
+          <w:sz w:val="32"/>
+          <w:szCs w:val="32"/>
+        </w:rPr>
+        <w:t>Modern asztali böngésző (pl. Chrome, Edge, Firefox)</w:t>
+      </w:r>
+    </w:p>
+    <w:p>
+      <w:pPr>
+        <w:ind w:left="708"/>
+        <w:rPr>
+          <w:sz w:val="32"/>
+          <w:szCs w:val="32"/>
+        </w:rPr>
+      </w:pPr>
+    </w:p>
+    <w:p>
+      <w:pPr>
+        <w:ind w:left="708"/>
         <w:rPr>
           <w:b/>
           <w:bCs/>
           <w:sz w:val="36"/>
           <w:szCs w:val="36"/>
         </w:rPr>
-        <w:t xml:space="preserve">8.2 </w:t>
-      </w:r>
+      </w:pPr>
       <w:r>
         <w:rPr>
           <w:b/>
@@ -14006,307 +14069,17 @@
           <w:sz w:val="36"/>
           <w:szCs w:val="36"/>
         </w:rPr>
-        <w:tab/>
-        <w:t>Telepítés</w:t>
-      </w:r>
-    </w:p>
-    <w:p>
-      <w:pPr>
-        <w:ind w:left="1413"/>
-        <w:rPr>
-          <w:sz w:val="32"/>
-          <w:szCs w:val="32"/>
-        </w:rPr>
-      </w:pPr>
-      <w:r>
-        <w:rPr>
-          <w:sz w:val="32"/>
-          <w:szCs w:val="32"/>
-        </w:rPr>
-        <w:t>A projektmappát (</w:t>
-      </w:r>
-      <w:proofErr w:type="spellStart"/>
-      <w:r>
-        <w:rPr>
-          <w:sz w:val="32"/>
-          <w:szCs w:val="32"/>
-        </w:rPr>
-        <w:t>NotedApp</w:t>
-      </w:r>
-      <w:proofErr w:type="spellEnd"/>
-      <w:r>
-        <w:rPr>
-          <w:sz w:val="32"/>
-          <w:szCs w:val="32"/>
-        </w:rPr>
-        <w:t xml:space="preserve">) el kell helyezni a célgépen, majd a mappában ki kell adni a függőségek telepítéséhez szükséges parancsot. A </w:t>
-      </w:r>
-      <w:proofErr w:type="spellStart"/>
-      <w:r>
-        <w:rPr>
-          <w:sz w:val="32"/>
-          <w:szCs w:val="32"/>
-        </w:rPr>
-        <w:t>node_modules</w:t>
-      </w:r>
-      <w:proofErr w:type="spellEnd"/>
-      <w:r>
-        <w:rPr>
-          <w:sz w:val="32"/>
-          <w:szCs w:val="32"/>
-        </w:rPr>
-        <w:t xml:space="preserve"> mappát nem kell átmásolni, az </w:t>
-      </w:r>
-      <w:proofErr w:type="spellStart"/>
-      <w:r>
-        <w:rPr>
-          <w:sz w:val="32"/>
-          <w:szCs w:val="32"/>
-        </w:rPr>
-        <w:t>npm</w:t>
-      </w:r>
-      <w:proofErr w:type="spellEnd"/>
-      <w:r>
-        <w:rPr>
-          <w:sz w:val="32"/>
-          <w:szCs w:val="32"/>
-        </w:rPr>
-        <w:t xml:space="preserve"> </w:t>
-      </w:r>
-      <w:proofErr w:type="spellStart"/>
-      <w:r>
-        <w:rPr>
-          <w:sz w:val="32"/>
-          <w:szCs w:val="32"/>
-        </w:rPr>
-        <w:t>install</w:t>
-      </w:r>
-      <w:proofErr w:type="spellEnd"/>
-      <w:r>
-        <w:rPr>
-          <w:sz w:val="32"/>
-          <w:szCs w:val="32"/>
-        </w:rPr>
-        <w:t xml:space="preserve"> létrehozza:</w:t>
-      </w:r>
-    </w:p>
-    <w:p>
-      <w:pPr>
-        <w:ind w:left="708" w:firstLine="705"/>
-        <w:rPr>
-          <w:sz w:val="32"/>
-          <w:szCs w:val="32"/>
-        </w:rPr>
-      </w:pPr>
-      <w:r>
-        <w:rPr>
-          <w:sz w:val="32"/>
-          <w:szCs w:val="32"/>
-        </w:rPr>
-        <w:t xml:space="preserve">cd </w:t>
-      </w:r>
-      <w:proofErr w:type="spellStart"/>
-      <w:r>
-        <w:rPr>
-          <w:sz w:val="32"/>
-          <w:szCs w:val="32"/>
-        </w:rPr>
-        <w:t>NotedApp</w:t>
-      </w:r>
-      <w:proofErr w:type="spellEnd"/>
-    </w:p>
-    <w:p>
-      <w:pPr>
-        <w:ind w:left="708" w:firstLine="705"/>
-        <w:rPr>
-          <w:sz w:val="32"/>
-          <w:szCs w:val="32"/>
-        </w:rPr>
-      </w:pPr>
-      <w:proofErr w:type="spellStart"/>
-      <w:r>
-        <w:rPr>
-          <w:sz w:val="32"/>
-          <w:szCs w:val="32"/>
-        </w:rPr>
-        <w:t>npm</w:t>
-      </w:r>
-      <w:proofErr w:type="spellEnd"/>
-      <w:r>
-        <w:rPr>
-          <w:sz w:val="32"/>
-          <w:szCs w:val="32"/>
-        </w:rPr>
-        <w:t xml:space="preserve"> </w:t>
-      </w:r>
-      <w:proofErr w:type="spellStart"/>
-      <w:r>
-        <w:rPr>
-          <w:sz w:val="32"/>
-          <w:szCs w:val="32"/>
-        </w:rPr>
-        <w:t>install</w:t>
-      </w:r>
-      <w:proofErr w:type="spellEnd"/>
-    </w:p>
-    <w:p>
-      <w:pPr>
-        <w:ind w:left="1413"/>
-        <w:rPr>
-          <w:sz w:val="32"/>
-          <w:szCs w:val="32"/>
-        </w:rPr>
-      </w:pPr>
-      <w:r>
-        <w:rPr>
-          <w:sz w:val="32"/>
-          <w:szCs w:val="32"/>
-        </w:rPr>
-        <w:t xml:space="preserve">Ez telepíti a </w:t>
-      </w:r>
-      <w:proofErr w:type="spellStart"/>
-      <w:proofErr w:type="gramStart"/>
-      <w:r>
-        <w:rPr>
-          <w:sz w:val="32"/>
-          <w:szCs w:val="32"/>
-        </w:rPr>
-        <w:t>package.json</w:t>
-      </w:r>
-      <w:proofErr w:type="spellEnd"/>
-      <w:proofErr w:type="gramEnd"/>
-      <w:r>
-        <w:rPr>
-          <w:sz w:val="32"/>
-          <w:szCs w:val="32"/>
-        </w:rPr>
-        <w:t xml:space="preserve">-ben felsorolt függőségeket: </w:t>
-      </w:r>
-      <w:proofErr w:type="spellStart"/>
-      <w:r>
-        <w:rPr>
-          <w:sz w:val="32"/>
-          <w:szCs w:val="32"/>
-        </w:rPr>
-        <w:t>express</w:t>
-      </w:r>
-      <w:proofErr w:type="spellEnd"/>
-      <w:r>
-        <w:rPr>
-          <w:sz w:val="32"/>
-          <w:szCs w:val="32"/>
-        </w:rPr>
-        <w:t xml:space="preserve">, mysql2, </w:t>
-      </w:r>
-      <w:proofErr w:type="spellStart"/>
-      <w:r>
-        <w:rPr>
-          <w:sz w:val="32"/>
-          <w:szCs w:val="32"/>
-        </w:rPr>
-        <w:t>bcrypt</w:t>
-      </w:r>
-      <w:proofErr w:type="spellEnd"/>
-      <w:r>
-        <w:rPr>
-          <w:sz w:val="32"/>
-          <w:szCs w:val="32"/>
-        </w:rPr>
-        <w:t xml:space="preserve">, </w:t>
-      </w:r>
-      <w:proofErr w:type="spellStart"/>
-      <w:r>
-        <w:rPr>
-          <w:sz w:val="32"/>
-          <w:szCs w:val="32"/>
-        </w:rPr>
-        <w:t>express</w:t>
-      </w:r>
-      <w:proofErr w:type="spellEnd"/>
-      <w:r>
-        <w:rPr>
-          <w:sz w:val="32"/>
-          <w:szCs w:val="32"/>
-        </w:rPr>
-        <w:t xml:space="preserve">-session, </w:t>
-      </w:r>
-      <w:proofErr w:type="spellStart"/>
-      <w:r>
-        <w:rPr>
-          <w:sz w:val="32"/>
-          <w:szCs w:val="32"/>
-        </w:rPr>
-        <w:t>cors</w:t>
-      </w:r>
-      <w:proofErr w:type="spellEnd"/>
-      <w:r>
-        <w:rPr>
-          <w:sz w:val="32"/>
-          <w:szCs w:val="32"/>
-        </w:rPr>
-        <w:t xml:space="preserve">, </w:t>
-      </w:r>
-      <w:proofErr w:type="spellStart"/>
-      <w:r>
-        <w:rPr>
-          <w:sz w:val="32"/>
-          <w:szCs w:val="32"/>
-        </w:rPr>
-        <w:t>dotenv</w:t>
-      </w:r>
-      <w:proofErr w:type="spellEnd"/>
-      <w:r>
-        <w:rPr>
-          <w:sz w:val="32"/>
-          <w:szCs w:val="32"/>
-        </w:rPr>
-        <w:t xml:space="preserve">, valamint fejlesztői függőségként a </w:t>
-      </w:r>
-      <w:proofErr w:type="spellStart"/>
-      <w:r>
-        <w:rPr>
-          <w:sz w:val="32"/>
-          <w:szCs w:val="32"/>
-        </w:rPr>
-        <w:t>nodemon</w:t>
-      </w:r>
-      <w:proofErr w:type="spellEnd"/>
-      <w:r>
-        <w:rPr>
-          <w:sz w:val="32"/>
-          <w:szCs w:val="32"/>
-        </w:rPr>
-        <w:t>-t</w:t>
-      </w:r>
-    </w:p>
-    <w:p>
-      <w:pPr>
-        <w:ind w:left="708"/>
-        <w:rPr>
-          <w:sz w:val="32"/>
-          <w:szCs w:val="32"/>
-        </w:rPr>
-      </w:pPr>
-    </w:p>
-    <w:p>
-      <w:pPr>
-        <w:ind w:left="708"/>
-        <w:rPr>
-          <w:sz w:val="32"/>
-          <w:szCs w:val="32"/>
-        </w:rPr>
-      </w:pPr>
-    </w:p>
-    <w:p>
-      <w:pPr>
-        <w:ind w:left="708"/>
+        <w:t xml:space="preserve">8.2 </w:t>
+      </w:r>
+      <w:r>
         <w:rPr>
           <w:b/>
           <w:bCs/>
           <w:sz w:val="36"/>
           <w:szCs w:val="36"/>
         </w:rPr>
-      </w:pPr>
+        <w:tab/>
+      </w:r>
       <w:r>
         <w:rPr>
           <w:b/>
@@ -14314,17 +14087,374 @@
           <w:sz w:val="36"/>
           <w:szCs w:val="36"/>
         </w:rPr>
-        <w:lastRenderedPageBreak/>
-        <w:t xml:space="preserve">8.3 </w:t>
-      </w:r>
-      <w:r>
+        <w:t>Telepítés</w:t>
+      </w:r>
+    </w:p>
+    <w:p>
+      <w:pPr>
+        <w:ind w:left="1413"/>
+        <w:rPr>
+          <w:sz w:val="32"/>
+          <w:szCs w:val="32"/>
+        </w:rPr>
+      </w:pPr>
+      <w:r>
+        <w:rPr>
+          <w:sz w:val="32"/>
+          <w:szCs w:val="32"/>
+        </w:rPr>
+        <w:t>A projektmappát (</w:t>
+      </w:r>
+      <w:proofErr w:type="spellStart"/>
+      <w:r>
+        <w:rPr>
+          <w:sz w:val="32"/>
+          <w:szCs w:val="32"/>
+        </w:rPr>
+        <w:t>NotedApp</w:t>
+      </w:r>
+      <w:proofErr w:type="spellEnd"/>
+      <w:r>
+        <w:rPr>
+          <w:sz w:val="32"/>
+          <w:szCs w:val="32"/>
+        </w:rPr>
+        <w:t xml:space="preserve">) el kell helyezni a célgépen, majd a mappában ki kell adni a függőségek telepítéséhez szükséges parancsot. A </w:t>
+      </w:r>
+      <w:proofErr w:type="spellStart"/>
+      <w:r>
+        <w:rPr>
+          <w:sz w:val="32"/>
+          <w:szCs w:val="32"/>
+        </w:rPr>
+        <w:t>node_modules</w:t>
+      </w:r>
+      <w:proofErr w:type="spellEnd"/>
+      <w:r>
+        <w:rPr>
+          <w:sz w:val="32"/>
+          <w:szCs w:val="32"/>
+        </w:rPr>
+        <w:t xml:space="preserve"> mappát nem kell átmásolni, az </w:t>
+      </w:r>
+      <w:proofErr w:type="spellStart"/>
+      <w:r>
+        <w:rPr>
+          <w:sz w:val="32"/>
+          <w:szCs w:val="32"/>
+        </w:rPr>
+        <w:t>npm</w:t>
+      </w:r>
+      <w:proofErr w:type="spellEnd"/>
+      <w:r>
+        <w:rPr>
+          <w:sz w:val="32"/>
+          <w:szCs w:val="32"/>
+        </w:rPr>
+        <w:t xml:space="preserve"> </w:t>
+      </w:r>
+      <w:proofErr w:type="spellStart"/>
+      <w:r>
+        <w:rPr>
+          <w:sz w:val="32"/>
+          <w:szCs w:val="32"/>
+        </w:rPr>
+        <w:t>install</w:t>
+      </w:r>
+      <w:proofErr w:type="spellEnd"/>
+      <w:r>
+        <w:rPr>
+          <w:sz w:val="32"/>
+          <w:szCs w:val="32"/>
+        </w:rPr>
+        <w:t xml:space="preserve"> létrehozza:</w:t>
+      </w:r>
+    </w:p>
+    <w:p>
+      <w:pPr>
+        <w:ind w:left="708" w:firstLine="705"/>
+        <w:rPr>
+          <w:sz w:val="32"/>
+          <w:szCs w:val="32"/>
+        </w:rPr>
+      </w:pPr>
+      <w:r>
+        <w:rPr>
+          <w:sz w:val="32"/>
+          <w:szCs w:val="32"/>
+        </w:rPr>
+        <w:t xml:space="preserve">cd </w:t>
+      </w:r>
+      <w:proofErr w:type="spellStart"/>
+      <w:r>
+        <w:rPr>
+          <w:sz w:val="32"/>
+          <w:szCs w:val="32"/>
+        </w:rPr>
+        <w:t>NotedApp</w:t>
+      </w:r>
+      <w:proofErr w:type="spellEnd"/>
+    </w:p>
+    <w:p>
+      <w:pPr>
+        <w:ind w:left="708" w:firstLine="705"/>
+        <w:rPr>
+          <w:sz w:val="32"/>
+          <w:szCs w:val="32"/>
+        </w:rPr>
+      </w:pPr>
+      <w:proofErr w:type="spellStart"/>
+      <w:r>
+        <w:rPr>
+          <w:sz w:val="32"/>
+          <w:szCs w:val="32"/>
+        </w:rPr>
+        <w:t>npm</w:t>
+      </w:r>
+      <w:proofErr w:type="spellEnd"/>
+      <w:r>
+        <w:rPr>
+          <w:sz w:val="32"/>
+          <w:szCs w:val="32"/>
+        </w:rPr>
+        <w:t xml:space="preserve"> </w:t>
+      </w:r>
+      <w:proofErr w:type="spellStart"/>
+      <w:r>
+        <w:rPr>
+          <w:sz w:val="32"/>
+          <w:szCs w:val="32"/>
+        </w:rPr>
+        <w:t>install</w:t>
+      </w:r>
+      <w:proofErr w:type="spellEnd"/>
+    </w:p>
+    <w:p>
+      <w:pPr>
+        <w:ind w:left="1413"/>
+      </w:pPr>
+      <w:r>
+        <w:rPr>
+          <w:sz w:val="32"/>
+          <w:szCs w:val="32"/>
+        </w:rPr>
+        <w:t xml:space="preserve">Ez telepíti a </w:t>
+      </w:r>
+      <w:r>
+        <w:rPr>
+          <w:sz w:val="32"/>
+          <w:szCs w:val="32"/>
+        </w:rPr>
+        <w:t>package.json</w:t>
+      </w:r>
+      <w:r>
+        <w:rPr>
+          <w:sz w:val="32"/>
+          <w:szCs w:val="32"/>
+        </w:rPr>
+        <w:t xml:space="preserve">-ben felsorolt függőségeket: </w:t>
+      </w:r>
+      <w:r>
+        <w:rPr>
+          <w:sz w:val="32"/>
+          <w:szCs w:val="32"/>
+        </w:rPr>
+        <w:t>express</w:t>
+      </w:r>
+      <w:r>
+        <w:rPr>
+          <w:sz w:val="32"/>
+          <w:szCs w:val="32"/>
+        </w:rPr>
+        <w:t xml:space="preserve">, mysql2, </w:t>
+      </w:r>
+      <w:r>
+        <w:rPr>
+          <w:sz w:val="32"/>
+          <w:szCs w:val="32"/>
+        </w:rPr>
+        <w:t>bcrypt</w:t>
+      </w:r>
+      <w:r>
+        <w:rPr>
+          <w:sz w:val="32"/>
+          <w:szCs w:val="32"/>
+        </w:rPr>
+        <w:t xml:space="preserve">, </w:t>
+      </w:r>
+      <w:r>
+        <w:rPr>
+          <w:sz w:val="32"/>
+          <w:szCs w:val="32"/>
+        </w:rPr>
+        <w:t>express</w:t>
+      </w:r>
+      <w:r>
+        <w:rPr>
+          <w:sz w:val="32"/>
+          <w:szCs w:val="32"/>
+        </w:rPr>
+        <w:t xml:space="preserve">-session, </w:t>
+      </w:r>
+      <w:r>
+        <w:rPr>
+          <w:sz w:val="32"/>
+          <w:szCs w:val="32"/>
+        </w:rPr>
+        <w:t>cors</w:t>
+      </w:r>
+      <w:r>
+        <w:rPr>
+          <w:sz w:val="32"/>
+          <w:szCs w:val="32"/>
+        </w:rPr>
+        <w:t xml:space="preserve">, </w:t>
+      </w:r>
+      <w:r>
+        <w:rPr>
+          <w:sz w:val="32"/>
+          <w:szCs w:val="32"/>
+        </w:rPr>
+        <w:t>dotenv</w:t>
+      </w:r>
+      <w:r>
+        <w:rPr>
+          <w:sz w:val="32"/>
+          <w:szCs w:val="32"/>
+        </w:rPr>
+        <w:t xml:space="preserve">, valamint fejlesztői függőségként a </w:t>
+      </w:r>
+      <w:r>
+        <w:rPr>
+          <w:sz w:val="32"/>
+          <w:szCs w:val="32"/>
+        </w:rPr>
+        <w:t>nodemon</w:t>
+      </w:r>
+      <w:r>
+        <w:rPr>
+          <w:sz w:val="32"/>
+          <w:szCs w:val="32"/>
+        </w:rPr>
+        <w:t>-t</w:t>
+      </w:r>
+    </w:p>
+    <w:p>
+      <w:pPr>
+        <w:ind w:left="1413"/>
+      </w:pPr>
+      <w:r>
+        <w:rPr>
+          <w:sz w:val="32"/>
+          <w:szCs w:val="32"/>
+        </w:rPr>
+        <w:t>(Ha nem engedi a rendszer a scriptek futtatását akkor az alábbit futtassa a terminálban</w:t>
+      </w:r>
+      <w:r>
+        <w:rPr>
+          <w:sz w:val="32"/>
+          <w:szCs w:val="32"/>
+        </w:rPr>
+        <w:t>, és ha kell akkor Y-t nyomjon</w:t>
+      </w:r>
+      <w:r>
+        <w:rPr>
+          <w:sz w:val="32"/>
+          <w:szCs w:val="32"/>
+        </w:rPr>
+        <w:t>, és próbálja meg újra a telepítést):</w:t>
+      </w:r>
+    </w:p>
+    <w:tbl>
+      <w:tblPr>
+        <w:tblStyle w:val="Rcsostblzat"/>
+        <w:tblW w:w="0" w:type="auto"/>
+        <w:tblInd w:w="1413" w:type="dxa"/>
+        <w:tblLook w:val="06A0" w:firstRow="1" w:lastRow="0" w:firstColumn="1" w:lastColumn="0" w:noHBand="1" w:noVBand="1"/>
+      </w:tblPr>
+      <w:tblGrid>
+        <w:gridCol w:w="7650"/>
+      </w:tblGrid>
+      <w:tr>
+        <w:trPr>
+          <w:trHeight w:val="300"/>
+        </w:trPr>
+        <w:tc>
+          <w:tcPr>
+            <w:tcW w:w="7650" w:type="dxa"/>
+            <w:tcMar/>
+          </w:tcPr>
+          <w:p>
+            <w:pPr>
+              <w:pStyle w:val="Norml"/>
+            </w:pPr>
+            <w:r>
+              <w:rPr>
+                <w:rFonts w:ascii="Calibri" w:hAnsi="Calibri" w:eastAsia="Calibri" w:cs="Calibri"/>
+                <w:noProof w:val="0"/>
+                <w:sz w:val="32"/>
+                <w:szCs w:val="32"/>
+                <w:lang w:val="en-US"/>
+              </w:rPr>
+              <w:t>Set-ExecutionPolicy -Scope CurrentUser -ExecutionPolicy RemoteSigned</w:t>
+            </w:r>
+          </w:p>
+        </w:tc>
+      </w:tr>
+    </w:tbl>
+    <w:p>
+      <w:pPr>
+        <w:ind w:left="708"/>
+        <w:rPr>
+          <w:sz w:val="32"/>
+          <w:szCs w:val="32"/>
+        </w:rPr>
+      </w:pPr>
+    </w:p>
+    <w:p>
+      <w:pPr>
+        <w:ind w:left="708"/>
+        <w:rPr>
+          <w:sz w:val="32"/>
+          <w:szCs w:val="32"/>
+        </w:rPr>
+      </w:pPr>
+    </w:p>
+    <w:p>
+      <w:pPr>
+        <w:ind w:left="708"/>
         <w:rPr>
           <w:b/>
           <w:bCs/>
           <w:sz w:val="36"/>
           <w:szCs w:val="36"/>
         </w:rPr>
+      </w:pPr>
+      <w:r>
+        <w:rPr>
+          <w:b/>
+          <w:bCs/>
+          <w:sz w:val="36"/>
+          <w:szCs w:val="36"/>
+        </w:rPr>
+        <w:t xml:space="preserve">8.3 </w:t>
+      </w:r>
+      <w:r>
+        <w:rPr>
+          <w:b/>
+          <w:bCs/>
+          <w:sz w:val="36"/>
+          <w:szCs w:val="36"/>
+        </w:rPr>
         <w:tab/>
+      </w:r>
+      <w:r>
+        <w:rPr>
+          <w:b/>
+          <w:bCs/>
+          <w:sz w:val="36"/>
+          <w:szCs w:val="36"/>
+        </w:rPr>
         <w:t>Konfiguráció</w:t>
       </w:r>
     </w:p>
@@ -15037,6 +15167,7 @@
     </w:p>
     <w:p>
       <w:pPr>
+        <w:pStyle w:val="Norml"/>
         <w:ind w:left="708"/>
         <w:rPr>
           <w:sz w:val="32"/>
@@ -15052,34 +15183,13 @@
           <w:szCs w:val="32"/>
         </w:rPr>
       </w:pPr>
-    </w:p>
-    <w:p>
-      <w:pPr>
-        <w:ind w:left="708"/>
-        <w:rPr>
-          <w:sz w:val="32"/>
-          <w:szCs w:val="32"/>
-        </w:rPr>
-      </w:pPr>
-    </w:p>
-    <w:p>
-      <w:pPr>
-        <w:ind w:left="708"/>
-        <w:rPr>
-          <w:sz w:val="32"/>
-          <w:szCs w:val="32"/>
-        </w:rPr>
-      </w:pPr>
-      <w:proofErr w:type="gramStart"/>
-      <w:r>
-        <w:rPr>
-          <w:sz w:val="32"/>
-          <w:szCs w:val="32"/>
-        </w:rPr>
-        <w:lastRenderedPageBreak/>
+      <w:r>
+        <w:rPr>
+          <w:sz w:val="32"/>
+          <w:szCs w:val="32"/>
+        </w:rPr>
         <w:t>Példa .</w:t>
       </w:r>
-      <w:proofErr w:type="spellStart"/>
       <w:r>
         <w:rPr>
           <w:sz w:val="32"/>
@@ -15087,30 +15197,12 @@
         </w:rPr>
         <w:t>env</w:t>
       </w:r>
-      <w:proofErr w:type="spellEnd"/>
-      <w:proofErr w:type="gramEnd"/>
       <w:r>
         <w:rPr>
           <w:sz w:val="32"/>
           <w:szCs w:val="32"/>
         </w:rPr>
         <w:t xml:space="preserve"> fájl:</w:t>
-      </w:r>
-    </w:p>
-    <w:p>
-      <w:pPr>
-        <w:ind w:left="708"/>
-        <w:rPr>
-          <w:sz w:val="32"/>
-          <w:szCs w:val="32"/>
-        </w:rPr>
-      </w:pPr>
-      <w:r>
-        <w:rPr>
-          <w:sz w:val="32"/>
-          <w:szCs w:val="32"/>
-        </w:rPr>
-        <w:tab/>
       </w:r>
     </w:p>
     <w:tbl>
@@ -15252,6 +15344,25 @@
           <w:szCs w:val="32"/>
         </w:rPr>
       </w:pPr>
+    </w:p>
+    <w:p>
+      <w:pPr>
+        <w:pStyle w:val="Norml"/>
+        <w:ind w:left="708"/>
+        <w:rPr>
+          <w:sz w:val="32"/>
+          <w:szCs w:val="32"/>
+        </w:rPr>
+      </w:pPr>
+    </w:p>
+    <w:p>
+      <w:pPr>
+        <w:ind w:left="708"/>
+        <w:rPr>
+          <w:sz w:val="32"/>
+          <w:szCs w:val="32"/>
+        </w:rPr>
+      </w:pPr>
       <w:r>
         <w:rPr>
           <w:sz w:val="32"/>
@@ -15259,60 +15370,6 @@
         </w:rPr>
         <w:t xml:space="preserve">A </w:t>
       </w:r>
-    </w:p>
-    <w:p>
-      <w:pPr>
-        <w:ind w:left="708"/>
-        <w:rPr>
-          <w:sz w:val="32"/>
-          <w:szCs w:val="32"/>
-        </w:rPr>
-      </w:pPr>
-    </w:p>
-    <w:p>
-      <w:pPr>
-        <w:ind w:left="708"/>
-        <w:rPr>
-          <w:sz w:val="32"/>
-          <w:szCs w:val="32"/>
-        </w:rPr>
-      </w:pPr>
-    </w:p>
-    <w:p>
-      <w:pPr>
-        <w:ind w:left="708"/>
-        <w:rPr>
-          <w:sz w:val="32"/>
-          <w:szCs w:val="32"/>
-        </w:rPr>
-      </w:pPr>
-    </w:p>
-    <w:p>
-      <w:pPr>
-        <w:ind w:left="708"/>
-        <w:rPr>
-          <w:sz w:val="32"/>
-          <w:szCs w:val="32"/>
-        </w:rPr>
-      </w:pPr>
-    </w:p>
-    <w:p>
-      <w:pPr>
-        <w:ind w:left="708"/>
-        <w:rPr>
-          <w:sz w:val="32"/>
-          <w:szCs w:val="32"/>
-        </w:rPr>
-      </w:pPr>
-    </w:p>
-    <w:p>
-      <w:pPr>
-        <w:ind w:left="708"/>
-        <w:rPr>
-          <w:sz w:val="32"/>
-          <w:szCs w:val="32"/>
-        </w:rPr>
-      </w:pPr>
       <w:r>
         <w:rPr>
           <w:sz w:val="32"/>
@@ -15549,193 +15606,191 @@
           <w:szCs w:val="36"/>
         </w:rPr>
         <w:tab/>
-        <w:t>Adatbázis létrehozása</w:t>
-      </w:r>
-    </w:p>
-    <w:p>
-      <w:pPr>
-        <w:ind w:left="1413"/>
-        <w:rPr>
-          <w:sz w:val="32"/>
-          <w:szCs w:val="32"/>
-        </w:rPr>
-      </w:pPr>
-      <w:r>
-        <w:rPr>
-          <w:sz w:val="32"/>
-          <w:szCs w:val="32"/>
-        </w:rPr>
-        <w:t xml:space="preserve">A 4.5 fejezetben szereplő SQL scriptet le kell futtatni az adatbázis szerveren (például a </w:t>
-      </w:r>
-      <w:proofErr w:type="spellStart"/>
-      <w:r>
-        <w:rPr>
-          <w:sz w:val="32"/>
-          <w:szCs w:val="32"/>
-        </w:rPr>
-        <w:t>phpMyAdmin</w:t>
-      </w:r>
-      <w:proofErr w:type="spellEnd"/>
-      <w:r>
-        <w:rPr>
-          <w:sz w:val="32"/>
-          <w:szCs w:val="32"/>
-        </w:rPr>
-        <w:t xml:space="preserve"> SQL fülén, vagy a </w:t>
-      </w:r>
-      <w:proofErr w:type="spellStart"/>
-      <w:r>
-        <w:rPr>
-          <w:sz w:val="32"/>
-          <w:szCs w:val="32"/>
-        </w:rPr>
-        <w:t>mysql</w:t>
-      </w:r>
-      <w:proofErr w:type="spellEnd"/>
-      <w:r>
-        <w:rPr>
-          <w:sz w:val="32"/>
-          <w:szCs w:val="32"/>
-        </w:rPr>
-        <w:t xml:space="preserve"> parancssori klienssel). A script létrehozza az adatbázist és mind a négy táblát (</w:t>
-      </w:r>
-      <w:proofErr w:type="spellStart"/>
-      <w:r>
-        <w:rPr>
-          <w:sz w:val="32"/>
-          <w:szCs w:val="32"/>
-        </w:rPr>
-        <w:t>users</w:t>
-      </w:r>
-      <w:proofErr w:type="spellEnd"/>
-      <w:r>
-        <w:rPr>
-          <w:sz w:val="32"/>
-          <w:szCs w:val="32"/>
-        </w:rPr>
-        <w:t xml:space="preserve">, </w:t>
-      </w:r>
-      <w:proofErr w:type="spellStart"/>
-      <w:r>
-        <w:rPr>
-          <w:sz w:val="32"/>
-          <w:szCs w:val="32"/>
-        </w:rPr>
-        <w:t>projects</w:t>
-      </w:r>
-      <w:proofErr w:type="spellEnd"/>
-      <w:r>
-        <w:rPr>
-          <w:sz w:val="32"/>
-          <w:szCs w:val="32"/>
-        </w:rPr>
-        <w:t xml:space="preserve">, </w:t>
-      </w:r>
-      <w:proofErr w:type="spellStart"/>
-      <w:r>
-        <w:rPr>
-          <w:sz w:val="32"/>
-          <w:szCs w:val="32"/>
-        </w:rPr>
-        <w:t>modules</w:t>
-      </w:r>
-      <w:proofErr w:type="spellEnd"/>
-      <w:r>
-        <w:rPr>
-          <w:sz w:val="32"/>
-          <w:szCs w:val="32"/>
-        </w:rPr>
-        <w:t xml:space="preserve">, </w:t>
-      </w:r>
-      <w:proofErr w:type="spellStart"/>
-      <w:r>
-        <w:rPr>
-          <w:sz w:val="32"/>
-          <w:szCs w:val="32"/>
-        </w:rPr>
-        <w:t>user_projects</w:t>
-      </w:r>
-      <w:proofErr w:type="spellEnd"/>
-      <w:r>
-        <w:rPr>
-          <w:sz w:val="32"/>
-          <w:szCs w:val="32"/>
-        </w:rPr>
-        <w:t xml:space="preserve">). </w:t>
-      </w:r>
-      <w:proofErr w:type="gramStart"/>
-      <w:r>
-        <w:rPr>
-          <w:sz w:val="32"/>
-          <w:szCs w:val="32"/>
-        </w:rPr>
-        <w:t>A .</w:t>
-      </w:r>
-      <w:proofErr w:type="spellStart"/>
-      <w:r>
-        <w:rPr>
-          <w:sz w:val="32"/>
-          <w:szCs w:val="32"/>
-        </w:rPr>
-        <w:t>env</w:t>
-      </w:r>
-      <w:proofErr w:type="spellEnd"/>
-      <w:proofErr w:type="gramEnd"/>
-      <w:r>
-        <w:rPr>
-          <w:sz w:val="32"/>
-          <w:szCs w:val="32"/>
-        </w:rPr>
-        <w:t xml:space="preserve"> fájl DB_NAME értékének meg kell egyeznie a létrehozott adatbázis nevével.</w:t>
-      </w:r>
-    </w:p>
-    <w:p>
-      <w:pPr>
-        <w:ind w:left="708"/>
-        <w:rPr>
+      </w:r>
+      <w:r>
+        <w:rPr>
+          <w:b/>
+          <w:bCs/>
           <w:sz w:val="36"/>
           <w:szCs w:val="36"/>
         </w:rPr>
-      </w:pPr>
+        <w:t>Adatbázis létrehozása</w:t>
+      </w:r>
+    </w:p>
+    <w:p>
+      <w:pPr>
+        <w:ind w:left="1413"/>
+        <w:rPr>
+          <w:sz w:val="32"/>
+          <w:szCs w:val="32"/>
+        </w:rPr>
+      </w:pPr>
+      <w:r>
+        <w:rPr>
+          <w:sz w:val="32"/>
+          <w:szCs w:val="32"/>
+        </w:rPr>
+        <w:t xml:space="preserve">A 4.5 fejezetben szereplő SQL scriptet le kell futtatni az adatbázis szerveren (például a </w:t>
+      </w:r>
+      <w:proofErr w:type="spellStart"/>
+      <w:r>
+        <w:rPr>
+          <w:sz w:val="32"/>
+          <w:szCs w:val="32"/>
+        </w:rPr>
+        <w:t>phpMyAdmin</w:t>
+      </w:r>
+      <w:proofErr w:type="spellEnd"/>
+      <w:r>
+        <w:rPr>
+          <w:sz w:val="32"/>
+          <w:szCs w:val="32"/>
+        </w:rPr>
+        <w:t xml:space="preserve"> SQL fülén, vagy a </w:t>
+      </w:r>
+      <w:proofErr w:type="spellStart"/>
+      <w:r>
+        <w:rPr>
+          <w:sz w:val="32"/>
+          <w:szCs w:val="32"/>
+        </w:rPr>
+        <w:t>mysql</w:t>
+      </w:r>
+      <w:proofErr w:type="spellEnd"/>
+      <w:r>
+        <w:rPr>
+          <w:sz w:val="32"/>
+          <w:szCs w:val="32"/>
+        </w:rPr>
+        <w:t xml:space="preserve"> parancssori klienssel). A script létrehozza az adatbázist és mind a négy táblát (</w:t>
+      </w:r>
+      <w:proofErr w:type="spellStart"/>
+      <w:r>
+        <w:rPr>
+          <w:sz w:val="32"/>
+          <w:szCs w:val="32"/>
+        </w:rPr>
+        <w:t>users</w:t>
+      </w:r>
+      <w:proofErr w:type="spellEnd"/>
+      <w:r>
+        <w:rPr>
+          <w:sz w:val="32"/>
+          <w:szCs w:val="32"/>
+        </w:rPr>
+        <w:t xml:space="preserve">, </w:t>
+      </w:r>
+      <w:proofErr w:type="spellStart"/>
+      <w:r>
+        <w:rPr>
+          <w:sz w:val="32"/>
+          <w:szCs w:val="32"/>
+        </w:rPr>
+        <w:t>projects</w:t>
+      </w:r>
+      <w:proofErr w:type="spellEnd"/>
+      <w:r>
+        <w:rPr>
+          <w:sz w:val="32"/>
+          <w:szCs w:val="32"/>
+        </w:rPr>
+        <w:t xml:space="preserve">, </w:t>
+      </w:r>
+      <w:proofErr w:type="spellStart"/>
+      <w:r>
+        <w:rPr>
+          <w:sz w:val="32"/>
+          <w:szCs w:val="32"/>
+        </w:rPr>
+        <w:t>modules</w:t>
+      </w:r>
+      <w:proofErr w:type="spellEnd"/>
+      <w:r>
+        <w:rPr>
+          <w:sz w:val="32"/>
+          <w:szCs w:val="32"/>
+        </w:rPr>
+        <w:t xml:space="preserve">, </w:t>
+      </w:r>
+      <w:proofErr w:type="spellStart"/>
+      <w:r>
+        <w:rPr>
+          <w:sz w:val="32"/>
+          <w:szCs w:val="32"/>
+        </w:rPr>
+        <w:t>user_projects</w:t>
+      </w:r>
+      <w:proofErr w:type="spellEnd"/>
+      <w:r>
+        <w:rPr>
+          <w:sz w:val="32"/>
+          <w:szCs w:val="32"/>
+        </w:rPr>
+        <w:t xml:space="preserve">). </w:t>
+      </w:r>
+      <w:proofErr w:type="gramStart"/>
+      <w:r>
+        <w:rPr>
+          <w:sz w:val="32"/>
+          <w:szCs w:val="32"/>
+        </w:rPr>
+        <w:t>A .</w:t>
+      </w:r>
+      <w:proofErr w:type="spellStart"/>
+      <w:r>
+        <w:rPr>
+          <w:sz w:val="32"/>
+          <w:szCs w:val="32"/>
+        </w:rPr>
+        <w:t>env</w:t>
+      </w:r>
+      <w:proofErr w:type="spellEnd"/>
+      <w:proofErr w:type="gramEnd"/>
+      <w:r>
+        <w:rPr>
+          <w:sz w:val="32"/>
+          <w:szCs w:val="32"/>
+        </w:rPr>
+        <w:t xml:space="preserve"> fájl DB_NAME értékének meg kell egyeznie a létrehozott adatbázis nevével.</w:t>
+      </w:r>
     </w:p>
     <w:p>
       <w:pPr>
         <w:ind w:left="708"/>
         <w:rPr>
-          <w:sz w:val="32"/>
-          <w:szCs w:val="32"/>
-        </w:rPr>
-      </w:pPr>
-    </w:p>
-    <w:p>
-      <w:pPr>
-        <w:ind w:left="708"/>
-        <w:rPr>
-          <w:sz w:val="32"/>
-          <w:szCs w:val="32"/>
-        </w:rPr>
-      </w:pPr>
-    </w:p>
-    <w:p>
-      <w:pPr>
-        <w:ind w:left="708"/>
-        <w:rPr>
-          <w:b/>
-          <w:bCs/>
           <w:sz w:val="36"/>
           <w:szCs w:val="36"/>
         </w:rPr>
       </w:pPr>
-      <w:r>
+    </w:p>
+    <w:p>
+      <w:pPr>
+        <w:ind w:left="708"/>
+        <w:rPr>
+          <w:sz w:val="32"/>
+          <w:szCs w:val="32"/>
+        </w:rPr>
+      </w:pPr>
+    </w:p>
+    <w:p>
+      <w:pPr>
+        <w:ind w:left="708"/>
+        <w:rPr>
+          <w:sz w:val="32"/>
+          <w:szCs w:val="32"/>
+        </w:rPr>
+      </w:pPr>
+    </w:p>
+    <w:p>
+      <w:pPr>
+        <w:ind w:left="708"/>
         <w:rPr>
           <w:b/>
           <w:bCs/>
           <w:sz w:val="36"/>
           <w:szCs w:val="36"/>
         </w:rPr>
-        <w:lastRenderedPageBreak/>
-        <w:t xml:space="preserve">8.5 </w:t>
-      </w:r>
+      </w:pPr>
       <w:r>
         <w:rPr>
           <w:b/>
@@ -15743,7 +15798,24 @@
           <w:sz w:val="36"/>
           <w:szCs w:val="36"/>
         </w:rPr>
+        <w:t xml:space="preserve">8.5 </w:t>
+      </w:r>
+      <w:r>
+        <w:rPr>
+          <w:b/>
+          <w:bCs/>
+          <w:sz w:val="36"/>
+          <w:szCs w:val="36"/>
+        </w:rPr>
         <w:tab/>
+      </w:r>
+      <w:r>
+        <w:rPr>
+          <w:b/>
+          <w:bCs/>
+          <w:sz w:val="36"/>
+          <w:szCs w:val="36"/>
+        </w:rPr>
         <w:t>Indítás</w:t>
       </w:r>
     </w:p>
@@ -15956,7 +16028,7 @@
         </w:rPr>
         <w:t xml:space="preserve"> </w:t>
       </w:r>
-      <w:hyperlink r:id="rId7" w:history="1">
+      <w:hyperlink w:history="1" r:id="rId7">
         <w:r>
           <w:rPr>
             <w:rStyle w:val="Hiperhivatkozs"/>
@@ -15973,7 +16045,7 @@
         </w:rPr>
         <w:t xml:space="preserve">” üzenet. A működés gyors ellenőrzéséhez a böngészőben a </w:t>
       </w:r>
-      <w:hyperlink r:id="rId8" w:history="1">
+      <w:hyperlink w:history="1" r:id="rId8">
         <w:r>
           <w:rPr>
             <w:rStyle w:val="Hiperhivatkozs"/>
@@ -16047,7 +16119,7 @@
         </w:rPr>
         <w:t xml:space="preserve">”} választ kell adnia, a </w:t>
       </w:r>
-      <w:hyperlink r:id="rId9" w:history="1">
+      <w:hyperlink w:history="1" r:id="rId9">
         <w:r>
           <w:rPr>
             <w:rStyle w:val="Hiperhivatkozs"/>
@@ -16323,7 +16395,6 @@
           <w:sz w:val="32"/>
           <w:szCs w:val="32"/>
         </w:rPr>
-        <w:lastRenderedPageBreak/>
         <w:t>Alapértelmezett XAMPP beállítás:</w:t>
       </w:r>
       <w:r>
@@ -16395,50 +16466,305 @@
           <w:sz w:val="96"/>
           <w:szCs w:val="96"/>
         </w:rPr>
-        <w:lastRenderedPageBreak/>
         <w:t>9. Tesztelés</w:t>
       </w:r>
     </w:p>
     <w:p>
       <w:pPr>
         <w:ind w:left="708"/>
-        <w:rPr>
-          <w:b/>
-          <w:bCs/>
+      </w:pPr>
+      <w:r>
+        <w:rPr>
+          <w:b w:val="1"/>
+          <w:bCs w:val="1"/>
           <w:sz w:val="36"/>
           <w:szCs w:val="36"/>
         </w:rPr>
-      </w:pPr>
-      <w:r>
-        <w:rPr>
-          <w:b/>
-          <w:bCs/>
+        <w:t xml:space="preserve">9.1 </w:t>
+      </w:r>
+      <w:r>
+        <w:tab/>
+      </w:r>
+      <w:r>
+        <w:rPr>
+          <w:b w:val="1"/>
+          <w:bCs w:val="1"/>
           <w:sz w:val="36"/>
           <w:szCs w:val="36"/>
         </w:rPr>
-        <w:t xml:space="preserve">9.1 </w:t>
-      </w:r>
-      <w:r>
+        <w:t>Tesztelési stratégia</w:t>
+      </w:r>
+    </w:p>
+    <w:p>
+      <w:pPr>
+        <w:ind w:left="708"/>
+      </w:pPr>
+      <w:r>
+        <w:rPr>
+          <w:b w:val="0"/>
+          <w:bCs w:val="0"/>
+          <w:sz w:val="32"/>
+          <w:szCs w:val="32"/>
+        </w:rPr>
+        <w:t>A tesztelés két szinten történt:</w:t>
+      </w:r>
+    </w:p>
+    <w:p>
+      <w:pPr>
+        <w:ind w:left="708"/>
+      </w:pPr>
+      <w:r>
+        <w:rPr>
+          <w:b w:val="1"/>
+          <w:bCs w:val="1"/>
+          <w:sz w:val="32"/>
+          <w:szCs w:val="32"/>
+        </w:rPr>
+        <w:t>Kézi (felfedező) tesztelés</w:t>
+      </w:r>
+      <w:r>
+        <w:rPr>
+          <w:b w:val="1"/>
+          <w:bCs w:val="1"/>
+          <w:sz w:val="32"/>
+          <w:szCs w:val="32"/>
+        </w:rPr>
+        <w:t>:</w:t>
+      </w:r>
+      <w:r>
+        <w:rPr>
+          <w:b w:val="0"/>
+          <w:bCs w:val="0"/>
+          <w:sz w:val="32"/>
+          <w:szCs w:val="32"/>
+        </w:rPr>
+        <w:t xml:space="preserve"> minden funkció a megvalósítás </w:t>
+      </w:r>
+      <w:r>
+        <w:tab/>
+      </w:r>
+      <w:r>
+        <w:rPr>
+          <w:b w:val="0"/>
+          <w:bCs w:val="0"/>
+          <w:sz w:val="32"/>
+          <w:szCs w:val="32"/>
+        </w:rPr>
+        <w:t xml:space="preserve">után </w:t>
+      </w:r>
+      <w:r>
+        <w:rPr>
+          <w:b w:val="0"/>
+          <w:bCs w:val="0"/>
+          <w:sz w:val="32"/>
+          <w:szCs w:val="32"/>
+        </w:rPr>
+        <w:t>közvetlenül  a</w:t>
+      </w:r>
+      <w:r>
+        <w:rPr>
+          <w:b w:val="0"/>
+          <w:bCs w:val="0"/>
+          <w:sz w:val="32"/>
+          <w:szCs w:val="32"/>
+        </w:rPr>
+        <w:t xml:space="preserve"> böngészőben lett kipróbálva, a hibák </w:t>
+      </w:r>
+      <w:r>
+        <w:tab/>
+      </w:r>
+      <w:r>
+        <w:rPr>
+          <w:b w:val="0"/>
+          <w:bCs w:val="0"/>
+          <w:sz w:val="32"/>
+          <w:szCs w:val="32"/>
+        </w:rPr>
+        <w:t>diagnosztizálása a böngésző fejlesztői e</w:t>
+      </w:r>
+      <w:r>
+        <w:rPr>
+          <w:b w:val="0"/>
+          <w:bCs w:val="0"/>
+          <w:sz w:val="32"/>
+          <w:szCs w:val="32"/>
+        </w:rPr>
+        <w:t xml:space="preserve">szközeivel és a </w:t>
+      </w:r>
+      <w:r>
+        <w:tab/>
+      </w:r>
+      <w:r>
+        <w:rPr>
+          <w:b w:val="0"/>
+          <w:bCs w:val="0"/>
+          <w:sz w:val="32"/>
+          <w:szCs w:val="32"/>
+        </w:rPr>
+        <w:t xml:space="preserve">szerver konzolnaplójával történt. A felhasználói </w:t>
+      </w:r>
+      <w:r>
+        <w:tab/>
+      </w:r>
+      <w:r>
+        <w:rPr>
+          <w:b w:val="0"/>
+          <w:bCs w:val="0"/>
+          <w:sz w:val="32"/>
+          <w:szCs w:val="32"/>
+        </w:rPr>
+        <w:t>felület</w:t>
+      </w:r>
+      <w:r>
+        <w:rPr>
+          <w:b w:val="0"/>
+          <w:bCs w:val="0"/>
+          <w:sz w:val="32"/>
+          <w:szCs w:val="32"/>
+        </w:rPr>
+        <w:t xml:space="preserve"> (drag and drop, alakzatok, összekötések)</w:t>
+      </w:r>
+      <w:r>
+        <w:rPr>
+          <w:b w:val="0"/>
+          <w:bCs w:val="0"/>
+          <w:sz w:val="32"/>
+          <w:szCs w:val="32"/>
+        </w:rPr>
+        <w:t xml:space="preserve"> tesztelése </w:t>
+      </w:r>
+      <w:r>
+        <w:tab/>
+      </w:r>
+      <w:r>
+        <w:rPr>
+          <w:b w:val="0"/>
+          <w:bCs w:val="0"/>
+          <w:sz w:val="32"/>
+          <w:szCs w:val="32"/>
+        </w:rPr>
+        <w:t>kizárólag így történt</w:t>
+      </w:r>
+    </w:p>
+    <w:p>
+      <w:pPr>
+        <w:ind w:left="708"/>
+      </w:pPr>
+      <w:r>
+        <w:rPr>
+          <w:b w:val="1"/>
+          <w:bCs w:val="1"/>
+          <w:sz w:val="32"/>
+          <w:szCs w:val="32"/>
+        </w:rPr>
+        <w:t>Automatizált API tesztek:</w:t>
+      </w:r>
+      <w:r>
+        <w:rPr>
+          <w:b w:val="0"/>
+          <w:bCs w:val="0"/>
+          <w:sz w:val="32"/>
+          <w:szCs w:val="32"/>
+        </w:rPr>
+        <w:t xml:space="preserve"> a Node.js beépített </w:t>
+      </w:r>
+      <w:r>
+        <w:tab/>
+      </w:r>
+      <w:r>
+        <w:rPr>
+          <w:b w:val="0"/>
+          <w:bCs w:val="0"/>
+          <w:sz w:val="32"/>
+          <w:szCs w:val="32"/>
+        </w:rPr>
+        <w:t>tesztfuttatójával</w:t>
+      </w:r>
+      <w:r>
+        <w:rPr>
+          <w:b w:val="0"/>
+          <w:bCs w:val="0"/>
+          <w:sz w:val="32"/>
+          <w:szCs w:val="32"/>
+        </w:rPr>
+        <w:t xml:space="preserve"> írt tesztek, amelyek a szervert egy szabad </w:t>
+      </w:r>
+      <w:r>
+        <w:tab/>
+      </w:r>
+      <w:r>
+        <w:rPr>
+          <w:b w:val="0"/>
+          <w:bCs w:val="0"/>
+          <w:sz w:val="32"/>
+          <w:szCs w:val="32"/>
+        </w:rPr>
+        <w:t>porton elindítják, valódi HTTP-kéréseket küldenek</w:t>
+      </w:r>
+      <w:r>
+        <w:rPr>
+          <w:b w:val="0"/>
+          <w:bCs w:val="0"/>
+          <w:sz w:val="32"/>
+          <w:szCs w:val="32"/>
+        </w:rPr>
+        <w:t xml:space="preserve"> a </w:t>
+      </w:r>
+      <w:r>
+        <w:tab/>
+      </w:r>
+      <w:r>
+        <w:rPr>
+          <w:b w:val="0"/>
+          <w:bCs w:val="0"/>
+          <w:sz w:val="32"/>
+          <w:szCs w:val="32"/>
+        </w:rPr>
+        <w:t xml:space="preserve">végpontoknak, majd ellenőrzik a státuszkódot és a válasz </w:t>
+      </w:r>
+      <w:r>
+        <w:tab/>
+      </w:r>
+      <w:r>
+        <w:rPr>
+          <w:b w:val="0"/>
+          <w:bCs w:val="0"/>
+          <w:sz w:val="32"/>
+          <w:szCs w:val="32"/>
+        </w:rPr>
+        <w:t>tartalmát.</w:t>
+      </w:r>
+    </w:p>
+    <w:p>
+      <w:pPr>
+        <w:ind w:left="708"/>
+        <w:rPr>
+          <w:b w:val="0"/>
+          <w:bCs w:val="0"/>
+          <w:sz w:val="32"/>
+          <w:szCs w:val="32"/>
+        </w:rPr>
+      </w:pPr>
+    </w:p>
+    <w:p>
+      <w:pPr>
+        <w:ind w:left="708"/>
         <w:rPr>
           <w:b/>
           <w:bCs/>
           <w:sz w:val="36"/>
           <w:szCs w:val="36"/>
         </w:rPr>
-        <w:tab/>
-        <w:t>Tesztelési stratégia</w:t>
-      </w:r>
-    </w:p>
-    <w:p>
-      <w:pPr>
-        <w:ind w:left="708"/>
+      </w:pPr>
+      <w:r>
         <w:rPr>
           <w:b/>
           <w:bCs/>
           <w:sz w:val="36"/>
           <w:szCs w:val="36"/>
         </w:rPr>
-      </w:pPr>
+        <w:t xml:space="preserve">9.2 </w:t>
+      </w:r>
       <w:r>
         <w:rPr>
           <w:b/>
@@ -16446,7 +16772,7 @@
           <w:sz w:val="36"/>
           <w:szCs w:val="36"/>
         </w:rPr>
-        <w:t xml:space="preserve">9.2 </w:t>
+        <w:tab/>
       </w:r>
       <w:r>
         <w:rPr>
@@ -16455,7 +16781,6 @@
           <w:sz w:val="36"/>
           <w:szCs w:val="36"/>
         </w:rPr>
-        <w:tab/>
         <w:t>Tesztesetek</w:t>
       </w:r>
     </w:p>
@@ -16486,28 +16811,27 @@
           <w:szCs w:val="36"/>
         </w:rPr>
         <w:tab/>
-        <w:t>Automatizált tesztek</w:t>
-      </w:r>
-    </w:p>
-    <w:p>
-      <w:pPr>
-        <w:ind w:left="708"/>
+      </w:r>
+      <w:r>
         <w:rPr>
           <w:b/>
           <w:bCs/>
           <w:sz w:val="36"/>
           <w:szCs w:val="36"/>
         </w:rPr>
-      </w:pPr>
-      <w:r>
+        <w:t>Automatizált tesztek</w:t>
+      </w:r>
+    </w:p>
+    <w:p>
+      <w:pPr>
+        <w:ind w:left="708"/>
         <w:rPr>
           <w:b/>
           <w:bCs/>
           <w:sz w:val="36"/>
           <w:szCs w:val="36"/>
         </w:rPr>
-        <w:t xml:space="preserve">9.4 </w:t>
-      </w:r>
+      </w:pPr>
       <w:r>
         <w:rPr>
           <w:b/>
@@ -16515,20 +16839,17 @@
           <w:sz w:val="36"/>
           <w:szCs w:val="36"/>
         </w:rPr>
-        <w:tab/>
-        <w:t>Teszteredmények</w:t>
-      </w:r>
-    </w:p>
-    <w:p>
-      <w:pPr>
-        <w:ind w:left="708"/>
+        <w:t xml:space="preserve">9.4 </w:t>
+      </w:r>
+      <w:r>
         <w:rPr>
           <w:b/>
           <w:bCs/>
           <w:sz w:val="36"/>
           <w:szCs w:val="36"/>
         </w:rPr>
-      </w:pPr>
+        <w:tab/>
+      </w:r>
       <w:r>
         <w:rPr>
           <w:b/>
@@ -16536,40 +16857,68 @@
           <w:sz w:val="36"/>
           <w:szCs w:val="36"/>
         </w:rPr>
-        <w:t xml:space="preserve">9.5 </w:t>
-      </w:r>
-      <w:r>
+        <w:t>Teszteredmények</w:t>
+      </w:r>
+    </w:p>
+    <w:p>
+      <w:pPr>
+        <w:ind w:left="708"/>
         <w:rPr>
           <w:b/>
           <w:bCs/>
           <w:sz w:val="36"/>
           <w:szCs w:val="36"/>
         </w:rPr>
-        <w:tab/>
-        <w:t>Hibák és javításuk</w:t>
-      </w:r>
-    </w:p>
-    <w:p>
-      <w:pPr>
-        <w:ind w:left="708"/>
-        <w:rPr>
+      </w:pPr>
+      <w:r>
+        <w:rPr>
+          <w:b/>
+          <w:bCs/>
           <w:sz w:val="36"/>
           <w:szCs w:val="36"/>
         </w:rPr>
-      </w:pPr>
-    </w:p>
-    <w:p>
-      <w:pPr>
-        <w:rPr>
+        <w:t xml:space="preserve">9.5 </w:t>
+      </w:r>
+      <w:r>
+        <w:rPr>
+          <w:b/>
+          <w:bCs/>
           <w:sz w:val="36"/>
           <w:szCs w:val="36"/>
         </w:rPr>
-      </w:pPr>
-      <w:r>
-        <w:rPr>
+        <w:tab/>
+      </w:r>
+      <w:r>
+        <w:rPr>
+          <w:b/>
+          <w:bCs/>
           <w:sz w:val="36"/>
           <w:szCs w:val="36"/>
         </w:rPr>
+        <w:t>Hibák és javításuk</w:t>
+      </w:r>
+    </w:p>
+    <w:p>
+      <w:pPr>
+        <w:ind w:left="708"/>
+        <w:rPr>
+          <w:sz w:val="36"/>
+          <w:szCs w:val="36"/>
+        </w:rPr>
+      </w:pPr>
+    </w:p>
+    <w:p>
+      <w:pPr>
+        <w:rPr>
+          <w:sz w:val="36"/>
+          <w:szCs w:val="36"/>
+        </w:rPr>
+      </w:pPr>
+      <w:r>
+        <w:rPr>
+          <w:sz w:val="36"/>
+          <w:szCs w:val="36"/>
+        </w:rPr>
         <w:br w:type="page"/>
       </w:r>
     </w:p>
@@ -16587,7 +16936,6 @@
           <w:sz w:val="96"/>
           <w:szCs w:val="96"/>
         </w:rPr>
-        <w:lastRenderedPageBreak/>
         <w:t xml:space="preserve">10. Forráskód és </w:t>
       </w:r>
       <w:r>
@@ -16685,7 +17033,7 @@
         </w:rPr>
         <w:t xml:space="preserve"> elérhetősége: </w:t>
       </w:r>
-      <w:hyperlink r:id="rId10" w:history="1">
+      <w:hyperlink w:history="1" r:id="rId10">
         <w:r>
           <w:rPr>
             <w:rStyle w:val="Hiperhivatkozs"/>
@@ -16766,7 +17114,7 @@
               </w:rPr>
               <w:t xml:space="preserve"> </w:t>
             </w:r>
-            <w:hyperlink r:id="rId11" w:history="1">
+            <w:hyperlink w:history="1" r:id="rId11">
               <w:r>
                 <w:rPr>
                   <w:rStyle w:val="Hiperhivatkozs"/>
@@ -16987,6 +17335,14 @@
           <w:szCs w:val="36"/>
         </w:rPr>
         <w:tab/>
+      </w:r>
+      <w:r>
+        <w:rPr>
+          <w:b/>
+          <w:bCs/>
+          <w:sz w:val="36"/>
+          <w:szCs w:val="36"/>
+        </w:rPr>
         <w:t>Könyvtárstruktúra</w:t>
       </w:r>
     </w:p>
@@ -17019,7 +17375,6 @@
           <w:sz w:val="36"/>
           <w:szCs w:val="36"/>
         </w:rPr>
-        <w:lastRenderedPageBreak/>
         <w:drawing>
           <wp:inline distT="0" distB="0" distL="0" distR="0" wp14:anchorId="7A070937" wp14:editId="7F479F4B">
             <wp:extent cx="5762625" cy="5819775"/>
@@ -17149,7 +17504,6 @@
           <w:sz w:val="36"/>
           <w:szCs w:val="36"/>
         </w:rPr>
-        <w:lastRenderedPageBreak/>
         <w:t xml:space="preserve">10.3 </w:t>
       </w:r>
       <w:r>
@@ -17160,6 +17514,14 @@
           <w:szCs w:val="36"/>
         </w:rPr>
         <w:tab/>
+      </w:r>
+      <w:r>
+        <w:rPr>
+          <w:b/>
+          <w:bCs/>
+          <w:sz w:val="36"/>
+          <w:szCs w:val="36"/>
+        </w:rPr>
         <w:t>Fontosabb modulok</w:t>
       </w:r>
     </w:p>
@@ -17972,7 +18334,6 @@
                 <w:sz w:val="32"/>
                 <w:szCs w:val="32"/>
               </w:rPr>
-              <w:lastRenderedPageBreak/>
               <w:t>createProjectBox</w:t>
             </w:r>
             <w:proofErr w:type="spellEnd"/>
@@ -18003,7 +18364,6 @@
                 <w:sz w:val="32"/>
                 <w:szCs w:val="32"/>
               </w:rPr>
-              <w:lastRenderedPageBreak/>
               <w:t>register.js / signing.js</w:t>
             </w:r>
           </w:p>
@@ -18178,24 +18538,25 @@
           <w:szCs w:val="36"/>
         </w:rPr>
         <w:tab/>
-        <w:t>Csapattagok</w:t>
-      </w:r>
-    </w:p>
-    <w:p>
-      <w:pPr>
-        <w:ind w:left="708"/>
-        <w:rPr>
-          <w:sz w:val="32"/>
-          <w:szCs w:val="32"/>
-        </w:rPr>
-      </w:pPr>
-      <w:r>
-        <w:rPr>
+      </w:r>
+      <w:r>
+        <w:rPr>
+          <w:b/>
+          <w:bCs/>
           <w:sz w:val="36"/>
           <w:szCs w:val="36"/>
         </w:rPr>
-        <w:tab/>
-      </w:r>
+        <w:t>Csapattagok</w:t>
+      </w:r>
+    </w:p>
+    <w:p>
+      <w:pPr>
+        <w:ind w:left="708"/>
+        <w:rPr>
+          <w:sz w:val="32"/>
+          <w:szCs w:val="32"/>
+        </w:rPr>
+      </w:pPr>
       <w:r>
         <w:rPr>
           <w:sz w:val="36"/>
@@ -18205,55 +18566,59 @@
       </w:r>
       <w:r>
         <w:rPr>
-          <w:sz w:val="32"/>
-          <w:szCs w:val="32"/>
-        </w:rPr>
-        <w:t>Püspök Kornél</w:t>
-      </w:r>
-    </w:p>
-    <w:p>
-      <w:pPr>
-        <w:ind w:left="708"/>
-        <w:rPr>
-          <w:sz w:val="32"/>
-          <w:szCs w:val="32"/>
-        </w:rPr>
-      </w:pPr>
-      <w:r>
-        <w:rPr>
-          <w:sz w:val="32"/>
-          <w:szCs w:val="32"/>
-        </w:rPr>
-        <w:tab/>
-      </w:r>
-      <w:r>
-        <w:rPr>
-          <w:sz w:val="32"/>
-          <w:szCs w:val="32"/>
-        </w:rPr>
-        <w:tab/>
-        <w:t>Orbán Regina</w:t>
-      </w:r>
-    </w:p>
-    <w:p>
-      <w:pPr>
-        <w:ind w:left="708"/>
-        <w:rPr>
-          <w:b/>
-          <w:bCs/>
           <w:sz w:val="36"/>
           <w:szCs w:val="36"/>
         </w:rPr>
-      </w:pPr>
-      <w:r>
+        <w:tab/>
+      </w:r>
+      <w:r>
+        <w:rPr>
+          <w:sz w:val="32"/>
+          <w:szCs w:val="32"/>
+        </w:rPr>
+        <w:t>Püspök Kornél</w:t>
+      </w:r>
+    </w:p>
+    <w:p>
+      <w:pPr>
+        <w:ind w:left="708"/>
+        <w:rPr>
+          <w:sz w:val="32"/>
+          <w:szCs w:val="32"/>
+        </w:rPr>
+      </w:pPr>
+      <w:r>
+        <w:rPr>
+          <w:sz w:val="32"/>
+          <w:szCs w:val="32"/>
+        </w:rPr>
+        <w:tab/>
+      </w:r>
+      <w:r>
+        <w:rPr>
+          <w:sz w:val="32"/>
+          <w:szCs w:val="32"/>
+        </w:rPr>
+        <w:tab/>
+      </w:r>
+      <w:r>
+        <w:rPr>
+          <w:sz w:val="32"/>
+          <w:szCs w:val="32"/>
+        </w:rPr>
+        <w:t>Orbán Regina</w:t>
+      </w:r>
+    </w:p>
+    <w:p>
+      <w:pPr>
+        <w:ind w:left="708"/>
         <w:rPr>
           <w:b/>
           <w:bCs/>
           <w:sz w:val="36"/>
           <w:szCs w:val="36"/>
         </w:rPr>
-        <w:t xml:space="preserve">11.2 </w:t>
-      </w:r>
+      </w:pPr>
       <w:r>
         <w:rPr>
           <w:b/>
@@ -18261,56 +18626,15 @@
           <w:sz w:val="36"/>
           <w:szCs w:val="36"/>
         </w:rPr>
-        <w:tab/>
-        <w:t>Feladatmegosztás</w:t>
-      </w:r>
-    </w:p>
-    <w:p>
-      <w:pPr>
-        <w:ind w:left="2124" w:firstLine="9"/>
-        <w:rPr>
-          <w:sz w:val="32"/>
-          <w:szCs w:val="32"/>
-        </w:rPr>
-      </w:pPr>
-      <w:r>
-        <w:rPr>
-          <w:sz w:val="32"/>
-          <w:szCs w:val="32"/>
-        </w:rPr>
-        <w:t>Püspök Kornél: Frontend és Backend fejlesztés, Dokumentáció</w:t>
-      </w:r>
-    </w:p>
-    <w:p>
-      <w:pPr>
-        <w:ind w:left="2124" w:firstLine="9"/>
-        <w:rPr>
-          <w:sz w:val="32"/>
-          <w:szCs w:val="32"/>
-        </w:rPr>
-      </w:pPr>
-      <w:r>
-        <w:rPr>
-          <w:sz w:val="32"/>
-          <w:szCs w:val="32"/>
-        </w:rPr>
-        <w:t>Orbán Regina: UI Design, Web Design, Frontend fejlesztés</w:t>
-      </w:r>
-    </w:p>
-    <w:p>
-      <w:pPr>
+        <w:t xml:space="preserve">11.2 </w:t>
+      </w:r>
+      <w:r>
         <w:rPr>
           <w:b/>
           <w:bCs/>
           <w:sz w:val="36"/>
           <w:szCs w:val="36"/>
         </w:rPr>
-      </w:pPr>
-      <w:r>
-        <w:rPr>
-          <w:sz w:val="32"/>
-          <w:szCs w:val="32"/>
-        </w:rPr>
         <w:tab/>
       </w:r>
       <w:r>
@@ -18320,105 +18644,65 @@
           <w:sz w:val="36"/>
           <w:szCs w:val="36"/>
         </w:rPr>
-        <w:t xml:space="preserve">11.3 </w:t>
-      </w:r>
-      <w:r>
+        <w:t>Feladatmegosztás</w:t>
+      </w:r>
+    </w:p>
+    <w:p>
+      <w:pPr>
+        <w:ind w:left="2124" w:firstLine="9"/>
+        <w:rPr>
+          <w:sz w:val="32"/>
+          <w:szCs w:val="32"/>
+        </w:rPr>
+      </w:pPr>
+      <w:r>
+        <w:rPr>
+          <w:sz w:val="32"/>
+          <w:szCs w:val="32"/>
+        </w:rPr>
+        <w:t>Püspök Kornél: Frontend és Backend fejlesztés, Dokumentáció</w:t>
+      </w:r>
+    </w:p>
+    <w:p>
+      <w:pPr>
+        <w:ind w:left="2124" w:firstLine="9"/>
+        <w:rPr>
+          <w:sz w:val="32"/>
+          <w:szCs w:val="32"/>
+        </w:rPr>
+      </w:pPr>
+      <w:r>
+        <w:rPr>
+          <w:sz w:val="32"/>
+          <w:szCs w:val="32"/>
+        </w:rPr>
+        <w:t>Orbán Regina: UI Design, Web Design, Frontend fejlesztés</w:t>
+      </w:r>
+    </w:p>
+    <w:p>
+      <w:pPr>
         <w:rPr>
           <w:b/>
           <w:bCs/>
           <w:sz w:val="36"/>
           <w:szCs w:val="36"/>
         </w:rPr>
+      </w:pPr>
+      <w:r>
+        <w:rPr>
+          <w:sz w:val="32"/>
+          <w:szCs w:val="32"/>
+        </w:rPr>
         <w:tab/>
-        <w:t>Használt projektmenedzsment eszközök</w:t>
-      </w:r>
-    </w:p>
-    <w:p>
-      <w:pPr>
-        <w:ind w:left="2124" w:firstLine="6"/>
-        <w:rPr>
-          <w:sz w:val="32"/>
-          <w:szCs w:val="32"/>
-        </w:rPr>
-      </w:pPr>
-      <w:proofErr w:type="spellStart"/>
-      <w:r>
-        <w:rPr>
-          <w:sz w:val="32"/>
-          <w:szCs w:val="32"/>
-        </w:rPr>
-        <w:t>Github</w:t>
-      </w:r>
-      <w:proofErr w:type="spellEnd"/>
-      <w:r>
-        <w:rPr>
-          <w:sz w:val="32"/>
-          <w:szCs w:val="32"/>
-        </w:rPr>
-        <w:t xml:space="preserve"> / </w:t>
-      </w:r>
-      <w:proofErr w:type="spellStart"/>
-      <w:r>
-        <w:rPr>
-          <w:sz w:val="32"/>
-          <w:szCs w:val="32"/>
-        </w:rPr>
-        <w:t>Github</w:t>
-      </w:r>
-      <w:proofErr w:type="spellEnd"/>
-      <w:r>
-        <w:rPr>
-          <w:sz w:val="32"/>
-          <w:szCs w:val="32"/>
-        </w:rPr>
-        <w:t xml:space="preserve"> </w:t>
-      </w:r>
-      <w:proofErr w:type="spellStart"/>
-      <w:r>
-        <w:rPr>
-          <w:sz w:val="32"/>
-          <w:szCs w:val="32"/>
-        </w:rPr>
-        <w:t>desktop</w:t>
-      </w:r>
-      <w:proofErr w:type="spellEnd"/>
-      <w:r>
-        <w:rPr>
-          <w:sz w:val="32"/>
-          <w:szCs w:val="32"/>
-        </w:rPr>
-        <w:t>, a projekt további tervezésére</w:t>
-      </w:r>
-      <w:r>
-        <w:rPr>
-          <w:sz w:val="32"/>
-          <w:szCs w:val="32"/>
-        </w:rPr>
-        <w:t xml:space="preserve"> pedig</w:t>
-      </w:r>
-      <w:r>
-        <w:rPr>
-          <w:sz w:val="32"/>
-          <w:szCs w:val="32"/>
-        </w:rPr>
-        <w:t xml:space="preserve"> magát a projektet mikor a modulok készen lettek</w:t>
-      </w:r>
-    </w:p>
-    <w:p>
-      <w:pPr>
+      </w:r>
+      <w:r>
         <w:rPr>
           <w:b/>
           <w:bCs/>
           <w:sz w:val="36"/>
           <w:szCs w:val="36"/>
         </w:rPr>
-      </w:pPr>
-      <w:r>
-        <w:rPr>
-          <w:sz w:val="32"/>
-          <w:szCs w:val="32"/>
-        </w:rPr>
-        <w:tab/>
+        <w:t xml:space="preserve">11.3 </w:t>
       </w:r>
       <w:r>
         <w:rPr>
@@ -18427,7 +18711,7 @@
           <w:sz w:val="36"/>
           <w:szCs w:val="36"/>
         </w:rPr>
-        <w:t xml:space="preserve">11.4 </w:t>
+        <w:tab/>
       </w:r>
       <w:r>
         <w:rPr>
@@ -18436,7 +18720,121 @@
           <w:sz w:val="36"/>
           <w:szCs w:val="36"/>
         </w:rPr>
+        <w:t>Használt projektmenedzsment eszközök</w:t>
+      </w:r>
+    </w:p>
+    <w:p>
+      <w:pPr>
+        <w:ind w:left="2124" w:firstLine="6"/>
+        <w:rPr>
+          <w:sz w:val="32"/>
+          <w:szCs w:val="32"/>
+        </w:rPr>
+      </w:pPr>
+      <w:proofErr w:type="spellStart"/>
+      <w:r>
+        <w:rPr>
+          <w:sz w:val="32"/>
+          <w:szCs w:val="32"/>
+        </w:rPr>
+        <w:t>Github</w:t>
+      </w:r>
+      <w:proofErr w:type="spellEnd"/>
+      <w:r>
+        <w:rPr>
+          <w:sz w:val="32"/>
+          <w:szCs w:val="32"/>
+        </w:rPr>
+        <w:t xml:space="preserve"> / </w:t>
+      </w:r>
+      <w:proofErr w:type="spellStart"/>
+      <w:r>
+        <w:rPr>
+          <w:sz w:val="32"/>
+          <w:szCs w:val="32"/>
+        </w:rPr>
+        <w:t>Github</w:t>
+      </w:r>
+      <w:proofErr w:type="spellEnd"/>
+      <w:r>
+        <w:rPr>
+          <w:sz w:val="32"/>
+          <w:szCs w:val="32"/>
+        </w:rPr>
+        <w:t xml:space="preserve"> </w:t>
+      </w:r>
+      <w:proofErr w:type="spellStart"/>
+      <w:r>
+        <w:rPr>
+          <w:sz w:val="32"/>
+          <w:szCs w:val="32"/>
+        </w:rPr>
+        <w:t>desktop</w:t>
+      </w:r>
+      <w:proofErr w:type="spellEnd"/>
+      <w:r>
+        <w:rPr>
+          <w:sz w:val="32"/>
+          <w:szCs w:val="32"/>
+        </w:rPr>
+        <w:t>, a projekt további tervezésére</w:t>
+      </w:r>
+      <w:r>
+        <w:rPr>
+          <w:sz w:val="32"/>
+          <w:szCs w:val="32"/>
+        </w:rPr>
+        <w:t xml:space="preserve"> pedig</w:t>
+      </w:r>
+      <w:r>
+        <w:rPr>
+          <w:sz w:val="32"/>
+          <w:szCs w:val="32"/>
+        </w:rPr>
+        <w:t xml:space="preserve"> magát a projektet mikor a modulok készen lettek</w:t>
+      </w:r>
+    </w:p>
+    <w:p>
+      <w:pPr>
+        <w:rPr>
+          <w:b/>
+          <w:bCs/>
+          <w:sz w:val="36"/>
+          <w:szCs w:val="36"/>
+        </w:rPr>
+      </w:pPr>
+      <w:r>
+        <w:rPr>
+          <w:sz w:val="32"/>
+          <w:szCs w:val="32"/>
+        </w:rPr>
         <w:tab/>
+      </w:r>
+      <w:r>
+        <w:rPr>
+          <w:b/>
+          <w:bCs/>
+          <w:sz w:val="36"/>
+          <w:szCs w:val="36"/>
+        </w:rPr>
+        <w:t xml:space="preserve">11.4 </w:t>
+      </w:r>
+      <w:r>
+        <w:rPr>
+          <w:b/>
+          <w:bCs/>
+          <w:sz w:val="36"/>
+          <w:szCs w:val="36"/>
+        </w:rPr>
+        <w:tab/>
+      </w:r>
+      <w:r>
+        <w:rPr>
+          <w:b/>
+          <w:bCs/>
+          <w:sz w:val="36"/>
+          <w:szCs w:val="36"/>
+        </w:rPr>
         <w:t>Saját feladat / hozzájárulás</w:t>
       </w:r>
     </w:p>
@@ -18494,7 +18892,7 @@
       </w:r>
     </w:p>
     <w:sectPr>
-      <w:pgSz w:w="11906" w:h="16838"/>
+      <w:pgSz w:w="11906" w:h="16838" w:orient="portrait"/>
       <w:pgMar w:top="1417" w:right="1417" w:bottom="1417" w:left="1417" w:header="708" w:footer="708" w:gutter="0"/>
       <w:cols w:space="708"/>
       <w:docGrid w:linePitch="360"/>
@@ -18717,11 +19115,11 @@
 </file>
 
 <file path=word/styles.xml><?xml version="1.0" encoding="utf-8"?>
-<w:styles xmlns:mc="http://schemas.openxmlformats.org/markup-compatibility/2006" xmlns:r="http://schemas.openxmlformats.org/officeDocument/2006/relationships" xmlns:w="http://schemas.openxmlformats.org/wordprocessingml/2006/main" xmlns:w14="http://schemas.microsoft.com/office/word/2010/wordml" xmlns:w15="http://schemas.microsoft.com/office/word/2012/wordml" xmlns:w16cex="http://schemas.microsoft.com/office/word/2018/wordml/cex" xmlns:w16cid="http://schemas.microsoft.com/office/word/2016/wordml/cid" xmlns:w16="http://schemas.microsoft.com/office/word/2018/wordml" xmlns:w16sdtdh="http://schemas.microsoft.com/office/word/2020/wordml/sdtdatahash" xmlns:w16se="http://schemas.microsoft.com/office/word/2015/wordml/symex" mc:Ignorable="w14 w15 w16se w16cid w16 w16cex w16sdtdh">
+<w:styles xmlns:wp14="http://schemas.microsoft.com/office/word/2010/wordprocessingDrawing" xmlns:mc="http://schemas.openxmlformats.org/markup-compatibility/2006" xmlns:r="http://schemas.openxmlformats.org/officeDocument/2006/relationships" xmlns:w="http://schemas.openxmlformats.org/wordprocessingml/2006/main" xmlns:w14="http://schemas.microsoft.com/office/word/2010/wordml" xmlns:w15="http://schemas.microsoft.com/office/word/2012/wordml" xmlns:w16cex="http://schemas.microsoft.com/office/word/2018/wordml/cex" xmlns:w16cid="http://schemas.microsoft.com/office/word/2016/wordml/cid" xmlns:w16="http://schemas.microsoft.com/office/word/2018/wordml" xmlns:w16sdtdh="http://schemas.microsoft.com/office/word/2020/wordml/sdtdatahash" xmlns:w16se="http://schemas.microsoft.com/office/word/2015/wordml/symex" mc:Ignorable="w14 w15 w16se w16cid w16 w16cex w16sdtdh wp14">
   <w:docDefaults>
     <w:rPrDefault>
       <w:rPr>
-        <w:rFonts w:asciiTheme="minorHAnsi" w:eastAsiaTheme="minorHAnsi" w:hAnsiTheme="minorHAnsi" w:cstheme="minorBidi"/>
+        <w:rFonts w:asciiTheme="minorHAnsi" w:hAnsiTheme="minorHAnsi" w:eastAsiaTheme="minorHAnsi" w:cstheme="minorBidi"/>
         <w:sz w:val="22"/>
         <w:szCs w:val="22"/>
         <w:lang w:val="hu-HU" w:eastAsia="en-US" w:bidi="ar-SA"/>
@@ -18736,14 +19134,14 @@
   <w:latentStyles w:defLockedState="0" w:defUIPriority="99" w:defSemiHidden="0" w:defUnhideWhenUsed="0" w:defQFormat="0" w:count="376">
     <w:lsdException w:name="Normal" w:uiPriority="0" w:qFormat="1"/>
     <w:lsdException w:name="heading 1" w:uiPriority="9" w:qFormat="1"/>
-    <w:lsdException w:name="heading 2" w:semiHidden="1" w:uiPriority="9" w:unhideWhenUsed="1" w:qFormat="1"/>
-    <w:lsdException w:name="heading 3" w:semiHidden="1" w:uiPriority="9" w:unhideWhenUsed="1" w:qFormat="1"/>
-    <w:lsdException w:name="heading 4" w:semiHidden="1" w:uiPriority="9" w:unhideWhenUsed="1" w:qFormat="1"/>
-    <w:lsdException w:name="heading 5" w:semiHidden="1" w:uiPriority="9" w:unhideWhenUsed="1" w:qFormat="1"/>
-    <w:lsdException w:name="heading 6" w:semiHidden="1" w:uiPriority="9" w:unhideWhenUsed="1" w:qFormat="1"/>
-    <w:lsdException w:name="heading 7" w:semiHidden="1" w:uiPriority="9" w:unhideWhenUsed="1" w:qFormat="1"/>
-    <w:lsdException w:name="heading 8" w:semiHidden="1" w:uiPriority="9" w:unhideWhenUsed="1" w:qFormat="1"/>
-    <w:lsdException w:name="heading 9" w:semiHidden="1" w:uiPriority="9" w:unhideWhenUsed="1" w:qFormat="1"/>
+    <w:lsdException w:name="heading 2" w:uiPriority="9" w:semiHidden="1" w:unhideWhenUsed="1" w:qFormat="1"/>
+    <w:lsdException w:name="heading 3" w:uiPriority="9" w:semiHidden="1" w:unhideWhenUsed="1" w:qFormat="1"/>
+    <w:lsdException w:name="heading 4" w:uiPriority="9" w:semiHidden="1" w:unhideWhenUsed="1" w:qFormat="1"/>
+    <w:lsdException w:name="heading 5" w:uiPriority="9" w:semiHidden="1" w:unhideWhenUsed="1" w:qFormat="1"/>
+    <w:lsdException w:name="heading 6" w:uiPriority="9" w:semiHidden="1" w:unhideWhenUsed="1" w:qFormat="1"/>
+    <w:lsdException w:name="heading 7" w:uiPriority="9" w:semiHidden="1" w:unhideWhenUsed="1" w:qFormat="1"/>
+    <w:lsdException w:name="heading 8" w:uiPriority="9" w:semiHidden="1" w:unhideWhenUsed="1" w:qFormat="1"/>
+    <w:lsdException w:name="heading 9" w:uiPriority="9" w:semiHidden="1" w:unhideWhenUsed="1" w:qFormat="1"/>
     <w:lsdException w:name="index 1" w:semiHidden="1" w:unhideWhenUsed="1"/>
     <w:lsdException w:name="index 2" w:semiHidden="1" w:unhideWhenUsed="1"/>
     <w:lsdException w:name="index 3" w:semiHidden="1" w:unhideWhenUsed="1"/>
@@ -18753,22 +19151,22 @@
     <w:lsdException w:name="index 7" w:semiHidden="1" w:unhideWhenUsed="1"/>
     <w:lsdException w:name="index 8" w:semiHidden="1" w:unhideWhenUsed="1"/>
     <w:lsdException w:name="index 9" w:semiHidden="1" w:unhideWhenUsed="1"/>
-    <w:lsdException w:name="toc 1" w:semiHidden="1" w:uiPriority="39" w:unhideWhenUsed="1"/>
-    <w:lsdException w:name="toc 2" w:semiHidden="1" w:uiPriority="39" w:unhideWhenUsed="1"/>
-    <w:lsdException w:name="toc 3" w:semiHidden="1" w:uiPriority="39" w:unhideWhenUsed="1"/>
-    <w:lsdException w:name="toc 4" w:semiHidden="1" w:uiPriority="39" w:unhideWhenUsed="1"/>
-    <w:lsdException w:name="toc 5" w:semiHidden="1" w:uiPriority="39" w:unhideWhenUsed="1"/>
-    <w:lsdException w:name="toc 6" w:semiHidden="1" w:uiPriority="39" w:unhideWhenUsed="1"/>
-    <w:lsdException w:name="toc 7" w:semiHidden="1" w:uiPriority="39" w:unhideWhenUsed="1"/>
-    <w:lsdException w:name="toc 8" w:semiHidden="1" w:uiPriority="39" w:unhideWhenUsed="1"/>
-    <w:lsdException w:name="toc 9" w:semiHidden="1" w:uiPriority="39" w:unhideWhenUsed="1"/>
+    <w:lsdException w:name="toc 1" w:uiPriority="39" w:semiHidden="1" w:unhideWhenUsed="1"/>
+    <w:lsdException w:name="toc 2" w:uiPriority="39" w:semiHidden="1" w:unhideWhenUsed="1"/>
+    <w:lsdException w:name="toc 3" w:uiPriority="39" w:semiHidden="1" w:unhideWhenUsed="1"/>
+    <w:lsdException w:name="toc 4" w:uiPriority="39" w:semiHidden="1" w:unhideWhenUsed="1"/>
+    <w:lsdException w:name="toc 5" w:uiPriority="39" w:semiHidden="1" w:unhideWhenUsed="1"/>
+    <w:lsdException w:name="toc 6" w:uiPriority="39" w:semiHidden="1" w:unhideWhenUsed="1"/>
+    <w:lsdException w:name="toc 7" w:uiPriority="39" w:semiHidden="1" w:unhideWhenUsed="1"/>
+    <w:lsdException w:name="toc 8" w:uiPriority="39" w:semiHidden="1" w:unhideWhenUsed="1"/>
+    <w:lsdException w:name="toc 9" w:uiPriority="39" w:semiHidden="1" w:unhideWhenUsed="1"/>
     <w:lsdException w:name="Normal Indent" w:semiHidden="1" w:unhideWhenUsed="1"/>
     <w:lsdException w:name="footnote text" w:semiHidden="1" w:unhideWhenUsed="1"/>
     <w:lsdException w:name="annotation text" w:semiHidden="1" w:unhideWhenUsed="1"/>
     <w:lsdException w:name="header" w:semiHidden="1" w:unhideWhenUsed="1"/>
     <w:lsdException w:name="footer" w:semiHidden="1" w:unhideWhenUsed="1"/>
     <w:lsdException w:name="index heading" w:semiHidden="1" w:unhideWhenUsed="1"/>
-    <w:lsdException w:name="caption" w:semiHidden="1" w:uiPriority="35" w:unhideWhenUsed="1" w:qFormat="1"/>
+    <w:lsdException w:name="caption" w:uiPriority="35" w:semiHidden="1" w:unhideWhenUsed="1" w:qFormat="1"/>
     <w:lsdException w:name="table of figures" w:semiHidden="1" w:unhideWhenUsed="1"/>
     <w:lsdException w:name="envelope address" w:semiHidden="1" w:unhideWhenUsed="1"/>
     <w:lsdException w:name="envelope return" w:semiHidden="1" w:unhideWhenUsed="1"/>
@@ -18799,7 +19197,7 @@
     <w:lsdException w:name="Title" w:uiPriority="10" w:qFormat="1"/>
     <w:lsdException w:name="Closing" w:semiHidden="1" w:unhideWhenUsed="1"/>
     <w:lsdException w:name="Signature" w:semiHidden="1" w:unhideWhenUsed="1"/>
-    <w:lsdException w:name="Default Paragraph Font" w:semiHidden="1" w:uiPriority="1" w:unhideWhenUsed="1"/>
+    <w:lsdException w:name="Default Paragraph Font" w:uiPriority="1" w:semiHidden="1" w:unhideWhenUsed="1"/>
     <w:lsdException w:name="Body Text" w:semiHidden="1" w:unhideWhenUsed="1"/>
     <w:lsdException w:name="Body Text Indent" w:semiHidden="1" w:unhideWhenUsed="1"/>
     <w:lsdException w:name="List Continue" w:semiHidden="1" w:unhideWhenUsed="1"/>
@@ -18999,8 +19397,8 @@
     <w:lsdException w:name="Subtle Reference" w:uiPriority="31" w:qFormat="1"/>
     <w:lsdException w:name="Intense Reference" w:uiPriority="32" w:qFormat="1"/>
     <w:lsdException w:name="Book Title" w:uiPriority="33" w:qFormat="1"/>
-    <w:lsdException w:name="Bibliography" w:semiHidden="1" w:uiPriority="37" w:unhideWhenUsed="1"/>
-    <w:lsdException w:name="TOC Heading" w:semiHidden="1" w:uiPriority="39" w:unhideWhenUsed="1" w:qFormat="1"/>
+    <w:lsdException w:name="Bibliography" w:uiPriority="37" w:semiHidden="1" w:unhideWhenUsed="1"/>
+    <w:lsdException w:name="TOC Heading" w:uiPriority="39" w:semiHidden="1" w:unhideWhenUsed="1" w:qFormat="1"/>
     <w:lsdException w:name="Plain Table 1" w:uiPriority="41"/>
     <w:lsdException w:name="Plain Table 2" w:uiPriority="42"/>
     <w:lsdException w:name="Plain Table 3" w:uiPriority="43"/>
@@ -19111,17 +19509,17 @@
     <w:lsdException w:name="Unresolved Mention" w:semiHidden="1" w:unhideWhenUsed="1"/>
     <w:lsdException w:name="Smart Link" w:semiHidden="1" w:unhideWhenUsed="1"/>
   </w:latentStyles>
-  <w:style w:type="paragraph" w:default="1" w:styleId="Norml">
+  <w:style w:type="paragraph" w:styleId="Norml" w:default="1">
     <w:name w:val="Normal"/>
     <w:qFormat/>
   </w:style>
-  <w:style w:type="character" w:default="1" w:styleId="Bekezdsalapbettpusa">
+  <w:style w:type="character" w:styleId="Bekezdsalapbettpusa" w:default="1">
     <w:name w:val="Default Paragraph Font"/>
     <w:uiPriority w:val="1"/>
     <w:semiHidden/>
     <w:unhideWhenUsed/>
   </w:style>
-  <w:style w:type="table" w:default="1" w:styleId="Normltblzat">
+  <w:style w:type="table" w:styleId="Normltblzat" w:default="1">
     <w:name w:val="Normal Table"/>
     <w:uiPriority w:val="99"/>
     <w:semiHidden/>
@@ -19136,7 +19534,7 @@
       </w:tblCellMar>
     </w:tblPr>
   </w:style>
-  <w:style w:type="numbering" w:default="1" w:styleId="Nemlista">
+  <w:style w:type="numbering" w:styleId="Nemlista" w:default="1">
     <w:name w:val="No List"/>
     <w:uiPriority w:val="99"/>
     <w:semiHidden/>
@@ -19163,12 +19561,12 @@
     </w:pPr>
     <w:tblPr>
       <w:tblBorders>
-        <w:top w:val="single" w:sz="4" w:space="0" w:color="auto"/>
-        <w:left w:val="single" w:sz="4" w:space="0" w:color="auto"/>
-        <w:bottom w:val="single" w:sz="4" w:space="0" w:color="auto"/>
-        <w:right w:val="single" w:sz="4" w:space="0" w:color="auto"/>
-        <w:insideH w:val="single" w:sz="4" w:space="0" w:color="auto"/>
-        <w:insideV w:val="single" w:sz="4" w:space="0" w:color="auto"/>
+        <w:top w:val="single" w:color="auto" w:sz="4" w:space="0"/>
+        <w:left w:val="single" w:color="auto" w:sz="4" w:space="0"/>
+        <w:bottom w:val="single" w:color="auto" w:sz="4" w:space="0"/>
+        <w:right w:val="single" w:color="auto" w:sz="4" w:space="0"/>
+        <w:insideH w:val="single" w:color="auto" w:sz="4" w:space="0"/>
+        <w:insideV w:val="single" w:color="auto" w:sz="4" w:space="0"/>
       </w:tblBorders>
     </w:tblPr>
   </w:style>
@@ -19199,7 +19597,7 @@
 </file>
 
 <file path=word/theme/theme1.xml><?xml version="1.0" encoding="utf-8"?>
-<a:theme xmlns:a="http://schemas.openxmlformats.org/drawingml/2006/main" name="Office-téma">
+<a:theme xmlns:a="http://schemas.openxmlformats.org/drawingml/2006/main" xmlns:thm15="http://schemas.microsoft.com/office/thememl/2012/main" name="Office-téma">
   <a:themeElements>
     <a:clrScheme name="Office">
       <a:dk1>
